--- a/Thread.docx
+++ b/Thread.docx
@@ -7,6 +7,12 @@
         <w:t>Thread (luồng) trong java là một đơn vị xử lý nhỏ nhất của chương trình, được sử dụng để thực hiện các tác vụ đồng thơi . nó là một tiến trình còn (sud-process) trong một ứng dụng, giúp chia nhỏ công việc để thực hiện song song , từ đó cải thiện hiệu suất và  tận dụng tối đa tài nguyên của hệ thống .</w:t>
       </w:r>
     </w:p>
+    <w:p/>
+    <w:p>
+      <w:r>
+        <w:t>Thread (luồng) trong java là một đơn vị xử lý nhỏ nhất của chương trình, được sử dụng để thực hiện cá tác vụ đồng thời, nó là một tiến trình con (sud-process ) trong một ứng dụng, giúp chia nhỏ công việc đẻ thực hiện song song, từ đó cải thiện hiệu suất và tận dụng tối đa tài nguyên của hệ thống.</w:t>
+      </w:r>
+    </w:p>
     <w:p>
       <w:r>
         <w:t>Java hỗ trợ đa luồng (multithreading), cho phép chương trình thực hiện nhiều luồng đồng thời,điều này rất hữ ích trong các ứng dụng yêu cầu xử lý nhiều tác vụ cùng lúc , chẳng hạn như xử lý giao diện người dùng, đọc ghi dữ liệu , hoặc sử lý mạng</w:t>
@@ -21,6 +27,9 @@
     <w:p>
       <w:r>
         <w:t>Có hai cách chính để tạo một thread trong java</w:t>
+      </w:r>
+      <w:r>
+        <w:t xml:space="preserve"> </w:t>
       </w:r>
     </w:p>
     <w:p>
@@ -115,9 +124,242 @@
     </w:p>
     <w:p/>
     <w:p/>
+    <w:p>
+      <w:r>
+        <w:t>Th</w:t>
+      </w:r>
+      <w:r>
+        <w:t>read priority (Độ ưu tiên của thread)</w:t>
+      </w:r>
+    </w:p>
+    <w:p>
+      <w:r>
+        <w:t>Khái niệm</w:t>
+      </w:r>
+    </w:p>
+    <w:p>
+      <w:r>
+        <w:t>Thread priority</w:t>
+      </w:r>
+      <w:r>
+        <w:t xml:space="preserve"> là độ ưu tiên mà Thread scheduler (bộ l</w:t>
+      </w:r>
+      <w:r>
+        <w:t>ập lịch của JVM/OS</w:t>
+      </w:r>
+      <w:r>
+        <w:t>)</w:t>
+      </w:r>
+      <w:r>
+        <w:t xml:space="preserve"> dùng để quyết định thread nào được CPU chạy trước</w:t>
+      </w:r>
+    </w:p>
+    <w:p>
+      <w:r>
+        <w:t xml:space="preserve">Lưu ý </w:t>
+      </w:r>
+    </w:p>
+    <w:p>
+      <w:r>
+        <w:t>Priori</w:t>
+      </w:r>
+      <w:r>
+        <w:t>ty chỉ mang tính gợi ý , không đảm bảo thread ưu tiên cao sẽ luôn chạy</w:t>
+      </w:r>
+      <w:r>
+        <w:t xml:space="preserve"> trước.</w:t>
+      </w:r>
+    </w:p>
+    <w:p>
+      <w:r>
+        <w:t>Phụ thuộc vào hệ điều hành và jvm.</w:t>
+      </w:r>
+    </w:p>
+    <w:p>
+      <w:r>
+        <w:t>Hằng số</w:t>
+      </w:r>
+      <w:r>
+        <w:t xml:space="preserve"> </w:t>
+      </w:r>
+      <w:r>
+        <w:t>Thread.Min_Pri</w:t>
+      </w:r>
+      <w:r>
+        <w:t xml:space="preserve">ority </w:t>
+      </w:r>
+      <w:r>
+        <w:t>giá trị 1</w:t>
+      </w:r>
+      <w:r>
+        <w:t xml:space="preserve"> là ưu tiên thấp nhất</w:t>
+      </w:r>
+    </w:p>
+    <w:p>
+      <w:r>
+        <w:t>Hằng số Thread.NORM_Pri</w:t>
+      </w:r>
+      <w:r>
+        <w:t>ority giá trị 5 mặc định</w:t>
+      </w:r>
+    </w:p>
+    <w:p>
+      <w:r>
+        <w:t>Hằng số Thread.Max_Pri</w:t>
+      </w:r>
+      <w:r>
+        <w:t xml:space="preserve">ority giá trị là 10 ưu tiên cao nhất </w:t>
+      </w:r>
+    </w:p>
+    <w:p/>
+    <w:p/>
+    <w:p>
+      <w:r>
+        <w:t>2</w:t>
+      </w:r>
+      <w:r>
+        <w:t xml:space="preserve"> vòng đời của một thread</w:t>
+      </w:r>
+    </w:p>
+    <w:p>
+      <w:r>
+        <w:t>Một thread trong java trải qua 6 trạng thái chính</w:t>
+      </w:r>
+    </w:p>
+    <w:p>
+      <w:r>
+        <w:t>Các tr</w:t>
+      </w:r>
+      <w:r>
+        <w:t>ạng thái của thread</w:t>
+      </w:r>
+    </w:p>
+    <w:p>
+      <w:r>
+        <w:t xml:space="preserve">New </w:t>
+      </w:r>
+      <w:r>
+        <w:t>–</w:t>
+      </w:r>
+      <w:r>
+        <w:t xml:space="preserve"> </w:t>
+      </w:r>
+      <w:r>
+        <w:t>Runnable- Running- (Wai</w:t>
+      </w:r>
+      <w:r>
+        <w:t>ting /</w:t>
+      </w:r>
+      <w:r>
+        <w:t xml:space="preserve"> Time_waiting</w:t>
+      </w:r>
+      <w:r>
+        <w:t>/block</w:t>
+      </w:r>
+      <w:r>
+        <w:t>e</w:t>
+      </w:r>
+      <w:r>
+        <w:t>d</w:t>
+      </w:r>
+      <w:r>
+        <w:t>)</w:t>
+      </w:r>
+    </w:p>
+    <w:p>
+      <w:r>
+        <w:t>Từ running có thể đến termi</w:t>
+      </w:r>
+      <w:r>
+        <w:t>nated để kết thúc hoặc đến</w:t>
+      </w:r>
+      <w:r>
+        <w:t xml:space="preserve"> </w:t>
+      </w:r>
+      <w:r>
+        <w:t>time_</w:t>
+      </w:r>
+      <w:r>
+        <w:t>waiting</w:t>
+      </w:r>
+      <w:r>
+        <w:t xml:space="preserve"> </w:t>
+      </w:r>
+      <w:r>
+        <w:t xml:space="preserve">để quay lại </w:t>
+      </w:r>
+      <w:r>
+        <w:t xml:space="preserve">Runnable </w:t>
+      </w:r>
+    </w:p>
+    <w:p/>
+    <w:p/>
+    <w:p>
+      <w:r>
+        <w:t>3 bảng tổng hợp nhanh</w:t>
+      </w:r>
+    </w:p>
+    <w:p>
+      <w:r>
+        <w:t>Trạng thái</w:t>
+      </w:r>
+      <w:r>
+        <w:t xml:space="preserve"> new mổ tả thread mới tạo</w:t>
+      </w:r>
+    </w:p>
+    <w:p>
+      <w:r>
+        <w:t>Trạng thái runnable mô tả sẵn sàng chạy</w:t>
+      </w:r>
+    </w:p>
+    <w:p>
+      <w:r>
+        <w:t>Trạng thái running</w:t>
+      </w:r>
+      <w:r>
+        <w:t xml:space="preserve"> mô tả đang chạy</w:t>
+      </w:r>
+    </w:p>
+    <w:p>
+      <w:r>
+        <w:t>Trạng thái blocked mô tả chờ lock</w:t>
+      </w:r>
+    </w:p>
+    <w:p>
+      <w:r>
+        <w:t>Trạng thái waiting</w:t>
+      </w:r>
+      <w:r>
+        <w:t xml:space="preserve"> mô tả</w:t>
+      </w:r>
+      <w:r>
+        <w:t xml:space="preserve"> chờ vô thời hạn</w:t>
+      </w:r>
+    </w:p>
+    <w:p>
+      <w:r>
+        <w:t>Trạng thái timed_wai</w:t>
+      </w:r>
+      <w:r>
+        <w:t xml:space="preserve">ting mô tả chờ </w:t>
+      </w:r>
+      <w:r>
+        <w:t>có thời gian</w:t>
+      </w:r>
+    </w:p>
+    <w:p>
+      <w:r>
+        <w:t>Trạng thá</w:t>
+      </w:r>
+      <w:r>
+        <w:t xml:space="preserve">i terminated mô tả kết thúc </w:t>
+      </w:r>
+    </w:p>
     <w:p/>
     <w:p/>
     <w:p/>
+    <w:p/>
+    <w:p/>
     <w:p>
       <w:r>
         <w:lastRenderedPageBreak/>
@@ -126,41 +368,58 @@
     </w:p>
     <w:p>
       <w:r>
-        <w:t>Tìm hiểu</w:t>
-      </w:r>
-      <w:r>
-        <w:t xml:space="preserve"> về Thread khái niệm , </w:t>
-      </w:r>
-      <w:r>
-        <w:t>có làm một số bài tập ví dụ</w:t>
-      </w:r>
-      <w:r>
-        <w:t xml:space="preserve"> cơ bản để</w:t>
-      </w:r>
-      <w:r>
-        <w:t xml:space="preserve"> minh họa về Thread</w:t>
-      </w:r>
-    </w:p>
-    <w:p>
-      <w:r>
-        <w:t xml:space="preserve">Tìm hiểu các khởi tạo Thread , </w:t>
-      </w:r>
-      <w:r>
-        <w:t xml:space="preserve">có những các thởi tạo </w:t>
-      </w:r>
-      <w:r>
-        <w:t>extends thread</w:t>
-      </w:r>
-      <w:r>
-        <w:t xml:space="preserve"> và </w:t>
-      </w:r>
-      <w:r>
-        <w:t>Implements Runnable</w:t>
-      </w:r>
-    </w:p>
-    <w:p>
-      <w:r>
-        <w:t>Tìm hiểu ưu nhược điểm của 2 cách khởi tạo</w:t>
+        <w:t xml:space="preserve">Tìm hiểu khái niệm Thread Priority </w:t>
+      </w:r>
+      <w:r>
+        <w:t xml:space="preserve">, có giá trị MIN là 1 và MAX là 10 giá trị mặc định là </w:t>
+      </w:r>
+      <w:r>
+        <w:t>5</w:t>
+      </w:r>
+    </w:p>
+    <w:p>
+      <w:r>
+        <w:t>Vòng đời của 1</w:t>
+      </w:r>
+      <w:r>
+        <w:t xml:space="preserve"> Thread</w:t>
+      </w:r>
+      <w:r>
+        <w:t xml:space="preserve">, tìm hiểu về </w:t>
+      </w:r>
+      <w:r>
+        <w:t>(WAITING / TIMED_WAITING / BLOCKED)</w:t>
+      </w:r>
+      <w:r>
+        <w:t xml:space="preserve"> trong </w:t>
+      </w:r>
+      <w:r>
+        <w:t>trạng thái của Thread</w:t>
+      </w:r>
+    </w:p>
+    <w:p>
+      <w:r>
+        <w:t>Tìm hiểu về trạng thái của Thread</w:t>
+      </w:r>
+      <w:r>
+        <w:t xml:space="preserve"> new </w:t>
+      </w:r>
+      <w:r>
+        <w:t xml:space="preserve">, runnable, running </w:t>
+      </w:r>
+      <w:r>
+        <w:t>,terminated;</w:t>
+      </w:r>
+    </w:p>
+    <w:p>
+      <w:r>
+        <w:t xml:space="preserve">Tất cả đều có ví dụ </w:t>
+      </w:r>
+      <w:r>
+        <w:t>cơ bản để minh họa ạ.</w:t>
+      </w:r>
+      <w:r>
+        <w:t xml:space="preserve">  </w:t>
       </w:r>
     </w:p>
     <w:p>
@@ -178,30 +437,16 @@
       <w:r>
         <w:rPr>
           <w:rFonts w:cstheme="minorHAnsi"/>
-          <w:szCs w:val="24"/>
         </w:rPr>
-        <w:t xml:space="preserve">Thread </w:t>
-      </w:r>
-      <w:r>
-        <w:rPr>
-          <w:rFonts w:eastAsia="Times New Roman" w:cstheme="minorHAnsi"/>
-          <w:szCs w:val="24"/>
-        </w:rPr>
-        <w:t>Priority</w:t>
-      </w:r>
-    </w:p>
-    <w:p>
-      <w:pPr>
-        <w:spacing w:after="200" w:line="276" w:lineRule="auto"/>
+        <w:t xml:space="preserve">Dealock, khái niệm, </w:t>
+      </w:r>
+    </w:p>
+    <w:p>
+      <w:r>
         <w:rPr>
           <w:rFonts w:cstheme="minorHAnsi"/>
         </w:rPr>
-      </w:pPr>
-      <w:r>
-        <w:rPr>
-          <w:rFonts w:cstheme="minorHAnsi"/>
-        </w:rPr>
-        <w:t>Vòng đời của 1 thread, các trạng thái</w:t>
+        <w:t>Timer, Time Task, Schedule …</w:t>
       </w:r>
     </w:p>
     <w:p>

--- a/Thread.docx
+++ b/Thread.docx
@@ -4,7 +4,7 @@
   <w:body>
     <w:p>
       <w:r>
-        <w:t>Thread (luồng) trong java là một đơn vị xử lý nhỏ nhất của chương trình, được sử dụng để thực hiện các tác vụ đồng thơi . nó là một tiến trình còn (sud-process) trong một ứng dụng, giúp chia nhỏ công việc để thực hiện song song , từ đó cải thiện hiệu suất và  tận dụng tối đa tài nguyên của hệ thống .</w:t>
+        <w:t>Thread (luồng) trong java là một đơn vị xử lý nhỏ nhất của chương trình, được sử dụng để thực hiện các tác vụ đồng thơi . nó là một tiến trình còn (sud-process) trong một ứng dụng, giúp chia nhỏ công việc để thực hiện song song , từ đó cải thiện hiệu suất và  tận dụng tối đa tài nguyên của hệ thống.</w:t>
       </w:r>
     </w:p>
     <w:p/>
@@ -454,6 +454,255 @@
         <w:t>Em đã đẩy báo cáo và kết quả lên git rồi ạ</w:t>
       </w:r>
     </w:p>
+    <w:p/>
+    <w:p>
+      <w:r>
+        <w:t>1:</w:t>
+      </w:r>
+      <w:r>
+        <w:t xml:space="preserve">DeadLock </w:t>
+      </w:r>
+      <w:r>
+        <w:t>(khóa chết) là tình trạng 2 hoặc nhiều thread bị kẹt vĩnh viễn</w:t>
+      </w:r>
+      <w:r>
+        <w:t>, mỗi thread giữ một tài nguyên của thread khác,</w:t>
+      </w:r>
+      <w:r>
+        <w:t xml:space="preserve"> đẫn đến k thread nào đc chạy</w:t>
+      </w:r>
+    </w:p>
+    <w:p>
+      <w:r>
+        <w:t xml:space="preserve">3.4 điều kiện gây ra DeadLock </w:t>
+      </w:r>
+    </w:p>
+    <w:p>
+      <w:r>
+        <w:t xml:space="preserve">Điều Kiện </w:t>
+      </w:r>
+      <w:r>
+        <w:t>1: tài nguyên dùng độc</w:t>
+      </w:r>
+      <w:r>
+        <w:t xml:space="preserve"> quyền </w:t>
+      </w:r>
+    </w:p>
+    <w:p>
+      <w:r>
+        <w:t xml:space="preserve">                 2: giữa cái này , chờ cái khác </w:t>
+      </w:r>
+    </w:p>
+    <w:p>
+      <w:r>
+        <w:t xml:space="preserve">                 3: không thu hồi tài nguyên</w:t>
+      </w:r>
+    </w:p>
+    <w:p>
+      <w:r>
+        <w:t xml:space="preserve">                 4: chờ vòng tròn</w:t>
+      </w:r>
+    </w:p>
+    <w:p>
+      <w:r>
+        <w:t>2:Timer là bộ lập lịch(Schedule</w:t>
+      </w:r>
+      <w:r>
+        <w:t>r</w:t>
+      </w:r>
+      <w:r>
+        <w:t>)</w:t>
+      </w:r>
+      <w:r>
+        <w:t xml:space="preserve"> </w:t>
+      </w:r>
+      <w:r>
+        <w:t>trong java dùng để lên lịch , th</w:t>
+      </w:r>
+      <w:r>
+        <w:t xml:space="preserve">ực thi các </w:t>
+      </w:r>
+      <w:r>
+        <w:t xml:space="preserve">công việc (task) theo thời gian xác định hoặc lập lại </w:t>
+      </w:r>
+    </w:p>
+    <w:p>
+      <w:r>
+        <w:t>3:TimerTask</w:t>
+      </w:r>
+      <w:r>
+        <w:t xml:space="preserve"> là công cụ thể mà timer sẽ thực thi</w:t>
+      </w:r>
+      <w:r>
+        <w:t xml:space="preserve"> giống</w:t>
+      </w:r>
+      <w:r>
+        <w:t xml:space="preserve"> run</w:t>
+      </w:r>
+      <w:r>
+        <w:t>nable nhưng dùng cho timer</w:t>
+      </w:r>
+    </w:p>
+    <w:p>
+      <w:r>
+        <w:t>4:</w:t>
+      </w:r>
+      <w:r>
+        <w:t>schedule()</w:t>
+      </w:r>
+      <w:r>
+        <w:t xml:space="preserve"> là </w:t>
+      </w:r>
+      <w:r>
+        <w:t xml:space="preserve">phương thức của timer </w:t>
+      </w:r>
+      <w:r>
+        <w:t>dùng để lên lịch chạy timertask</w:t>
+      </w:r>
+    </w:p>
+    <w:p>
+      <w:r>
+        <w:t>Em xin báo cáo kết quả thực tập hôm nay ạ</w:t>
+      </w:r>
+    </w:p>
+    <w:p>
+      <w:r>
+        <w:t xml:space="preserve">Tìm hiểu khái niệm của Deadlock </w:t>
+      </w:r>
+      <w:r>
+        <w:t xml:space="preserve">, nguyên nhân dẫn đến Deadlock </w:t>
+      </w:r>
+      <w:r>
+        <w:t>có làm 1 số ví dụ đẫn đến Dea</w:t>
+      </w:r>
+      <w:r>
+        <w:t>dlock.</w:t>
+      </w:r>
+    </w:p>
+    <w:p>
+      <w:r>
+        <w:t>Tìm hiểu về Timer và Time</w:t>
+      </w:r>
+      <w:r>
+        <w:t>rTask</w:t>
+      </w:r>
+      <w:r>
+        <w:t xml:space="preserve"> , </w:t>
+      </w:r>
+      <w:r>
+        <w:rPr>
+          <w:rFonts w:cstheme="minorHAnsi"/>
+        </w:rPr>
+        <w:t>Schedule</w:t>
+      </w:r>
+      <w:r>
+        <w:rPr>
+          <w:rFonts w:cstheme="minorHAnsi"/>
+        </w:rPr>
+        <w:t xml:space="preserve"> khái niệm </w:t>
+      </w:r>
+      <w:r>
+        <w:rPr>
+          <w:rFonts w:cstheme="minorHAnsi"/>
+        </w:rPr>
+        <w:t xml:space="preserve">là bộ đặt lịch để </w:t>
+      </w:r>
+      <w:r>
+        <w:rPr>
+          <w:rFonts w:cstheme="minorHAnsi"/>
+        </w:rPr>
+        <w:t>thực thi các công việc lập đi lập lại</w:t>
+      </w:r>
+      <w:r>
+        <w:rPr>
+          <w:rFonts w:cstheme="minorHAnsi"/>
+        </w:rPr>
+        <w:t xml:space="preserve"> </w:t>
+      </w:r>
+      <w:r>
+        <w:rPr>
+          <w:rFonts w:cstheme="minorHAnsi"/>
+        </w:rPr>
+        <w:t xml:space="preserve">và </w:t>
+      </w:r>
+      <w:r>
+        <w:rPr>
+          <w:rFonts w:cstheme="minorHAnsi"/>
+        </w:rPr>
+        <w:t>có ví dụ minh họa ạ</w:t>
+      </w:r>
+    </w:p>
+    <w:p>
+      <w:r>
+        <w:t>New plan</w:t>
+      </w:r>
+    </w:p>
+    <w:p>
+      <w:pPr>
+        <w:spacing w:after="200" w:line="276" w:lineRule="auto"/>
+        <w:rPr>
+          <w:rFonts w:cstheme="minorHAnsi"/>
+        </w:rPr>
+      </w:pPr>
+      <w:r>
+        <w:rPr>
+          <w:rFonts w:cstheme="minorHAnsi"/>
+        </w:rPr>
+        <w:t>socket</w:t>
+      </w:r>
+    </w:p>
+    <w:p>
+      <w:pPr>
+        <w:spacing w:after="200" w:line="276" w:lineRule="auto"/>
+        <w:rPr>
+          <w:rFonts w:cstheme="minorHAnsi"/>
+        </w:rPr>
+      </w:pPr>
+      <w:r>
+        <w:rPr>
+          <w:rFonts w:cstheme="minorHAnsi"/>
+        </w:rPr>
+        <w:t>Tcp: khái niệm, cơ chế</w:t>
+      </w:r>
+    </w:p>
+    <w:p>
+      <w:pPr>
+        <w:spacing w:after="200" w:line="276" w:lineRule="auto"/>
+        <w:rPr>
+          <w:rFonts w:cstheme="minorHAnsi"/>
+        </w:rPr>
+      </w:pPr>
+      <w:r>
+        <w:rPr>
+          <w:rFonts w:cstheme="minorHAnsi"/>
+        </w:rPr>
+        <w:t>udp: khái niệm, cơ chế</w:t>
+      </w:r>
+    </w:p>
+    <w:p>
+      <w:pPr>
+        <w:spacing w:after="200" w:line="276" w:lineRule="auto"/>
+        <w:rPr>
+          <w:rFonts w:cstheme="minorHAnsi"/>
+        </w:rPr>
+      </w:pPr>
+      <w:r>
+        <w:rPr>
+          <w:rFonts w:cstheme="minorHAnsi"/>
+        </w:rPr>
+        <w:t>So sánh tcp và udp</w:t>
+      </w:r>
+    </w:p>
+    <w:p/>
+    <w:p/>
+    <w:p>
+      <w:r>
+        <w:t>Em đã đẩy báo cáo và kết quả lên git rồi ạ</w:t>
+      </w:r>
+    </w:p>
+    <w:p/>
+    <w:p/>
+    <w:p/>
     <w:sectPr>
       <w:pgSz w:w="11906" w:h="16838"/>
       <w:pgMar w:top="1440" w:right="1440" w:bottom="1440" w:left="1440" w:header="708" w:footer="708" w:gutter="0"/>
@@ -467,6 +716,95 @@
 <file path=word/numbering.xml><?xml version="1.0" encoding="utf-8"?>
 <w:numbering xmlns:wpc="http://schemas.microsoft.com/office/word/2010/wordprocessingCanvas" xmlns:cx="http://schemas.microsoft.com/office/drawing/2014/chartex" xmlns:cx1="http://schemas.microsoft.com/office/drawing/2015/9/8/chartex" xmlns:cx2="http://schemas.microsoft.com/office/drawing/2015/10/21/chartex" xmlns:cx3="http://schemas.microsoft.com/office/drawing/2016/5/9/chartex" xmlns:cx4="http://schemas.microsoft.com/office/drawing/2016/5/10/chartex" xmlns:cx5="http://schemas.microsoft.com/office/drawing/2016/5/11/chartex" xmlns:cx6="http://schemas.microsoft.com/office/drawing/2016/5/12/chartex" xmlns:cx7="http://schemas.microsoft.com/office/drawing/2016/5/13/chartex" xmlns:cx8="http://schemas.microsoft.com/office/drawing/2016/5/14/chartex" xmlns:mc="http://schemas.openxmlformats.org/markup-compatibility/2006" xmlns:aink="http://schemas.microsoft.com/office/drawing/2016/ink" xmlns:am3d="http://schemas.microsoft.com/office/drawing/2017/model3d" xmlns:o="urn:schemas-microsoft-com:office:office" xmlns:oel="http://schemas.microsoft.com/office/2019/extlst" xmlns:r="http://schemas.openxmlformats.org/officeDocument/2006/relationships" xmlns:m="http://schemas.openxmlformats.org/officeDocument/2006/math" xmlns:v="urn:schemas-microsoft-com:vml" xmlns:wp14="http://schemas.microsoft.com/office/word/2010/wordprocessingDrawing" xmlns:wp="http://schemas.openxmlformats.org/drawingml/2006/wordprocessingDrawing" xmlns:w10="urn:schemas-microsoft-com:office:word" xmlns:w="http://schemas.openxmlformats.org/wordprocessingml/2006/main" xmlns:w14="http://schemas.microsoft.com/office/word/2010/wordml" xmlns:w15="http://schemas.microsoft.com/office/word/2012/wordml" xmlns:w16cex="http://schemas.microsoft.com/office/word/2018/wordml/cex" xmlns:w16cid="http://schemas.microsoft.com/office/word/2016/wordml/cid" xmlns:w16="http://schemas.microsoft.com/office/word/2018/wordml" xmlns:w16du="http://schemas.microsoft.com/office/word/2023/wordml/word16du" xmlns:w16sdtdh="http://schemas.microsoft.com/office/word/2020/wordml/sdtdatahash" xmlns:w16sdtfl="http://schemas.microsoft.com/office/word/2024/wordml/sdtformatlock" xmlns:w16se="http://schemas.microsoft.com/office/word/2015/wordml/symex" xmlns:wpg="http://schemas.microsoft.com/office/word/2010/wordprocessingGroup" xmlns:wpi="http://schemas.microsoft.com/office/word/2010/wordprocessingInk" xmlns:wne="http://schemas.microsoft.com/office/word/2006/wordml" xmlns:wps="http://schemas.microsoft.com/office/word/2010/wordprocessingShape" mc:Ignorable="w14 w15 w16se w16cid w16 w16cex w16sdtdh w16sdtfl w16du wp14">
   <w:abstractNum w:abstractNumId="0" w15:restartNumberingAfterBreak="0">
+    <w:nsid w:val="00672B7C"/>
+    <w:multiLevelType w:val="hybridMultilevel"/>
+    <w:tmpl w:val="586A73CE"/>
+    <w:lvl w:ilvl="0" w:tplc="01C07FE0">
+      <w:start w:val="1"/>
+      <w:numFmt w:val="lowerLetter"/>
+      <w:lvlText w:val="%1."/>
+      <w:lvlJc w:val="left"/>
+      <w:pPr>
+        <w:ind w:left="1440" w:hanging="360"/>
+      </w:pPr>
+      <w:rPr>
+        <w:rFonts w:hint="default"/>
+      </w:rPr>
+    </w:lvl>
+    <w:lvl w:ilvl="1" w:tplc="04090019" w:tentative="1">
+      <w:start w:val="1"/>
+      <w:numFmt w:val="lowerLetter"/>
+      <w:lvlText w:val="%2."/>
+      <w:lvlJc w:val="left"/>
+      <w:pPr>
+        <w:ind w:left="2160" w:hanging="360"/>
+      </w:pPr>
+    </w:lvl>
+    <w:lvl w:ilvl="2" w:tplc="0409001B" w:tentative="1">
+      <w:start w:val="1"/>
+      <w:numFmt w:val="lowerRoman"/>
+      <w:lvlText w:val="%3."/>
+      <w:lvlJc w:val="right"/>
+      <w:pPr>
+        <w:ind w:left="2880" w:hanging="180"/>
+      </w:pPr>
+    </w:lvl>
+    <w:lvl w:ilvl="3" w:tplc="0409000F" w:tentative="1">
+      <w:start w:val="1"/>
+      <w:numFmt w:val="decimal"/>
+      <w:lvlText w:val="%4."/>
+      <w:lvlJc w:val="left"/>
+      <w:pPr>
+        <w:ind w:left="3600" w:hanging="360"/>
+      </w:pPr>
+    </w:lvl>
+    <w:lvl w:ilvl="4" w:tplc="04090019" w:tentative="1">
+      <w:start w:val="1"/>
+      <w:numFmt w:val="lowerLetter"/>
+      <w:lvlText w:val="%5."/>
+      <w:lvlJc w:val="left"/>
+      <w:pPr>
+        <w:ind w:left="4320" w:hanging="360"/>
+      </w:pPr>
+    </w:lvl>
+    <w:lvl w:ilvl="5" w:tplc="0409001B" w:tentative="1">
+      <w:start w:val="1"/>
+      <w:numFmt w:val="lowerRoman"/>
+      <w:lvlText w:val="%6."/>
+      <w:lvlJc w:val="right"/>
+      <w:pPr>
+        <w:ind w:left="5040" w:hanging="180"/>
+      </w:pPr>
+    </w:lvl>
+    <w:lvl w:ilvl="6" w:tplc="0409000F" w:tentative="1">
+      <w:start w:val="1"/>
+      <w:numFmt w:val="decimal"/>
+      <w:lvlText w:val="%7."/>
+      <w:lvlJc w:val="left"/>
+      <w:pPr>
+        <w:ind w:left="5760" w:hanging="360"/>
+      </w:pPr>
+    </w:lvl>
+    <w:lvl w:ilvl="7" w:tplc="04090019" w:tentative="1">
+      <w:start w:val="1"/>
+      <w:numFmt w:val="lowerLetter"/>
+      <w:lvlText w:val="%8."/>
+      <w:lvlJc w:val="left"/>
+      <w:pPr>
+        <w:ind w:left="6480" w:hanging="360"/>
+      </w:pPr>
+    </w:lvl>
+    <w:lvl w:ilvl="8" w:tplc="0409001B" w:tentative="1">
+      <w:start w:val="1"/>
+      <w:numFmt w:val="lowerRoman"/>
+      <w:lvlText w:val="%9."/>
+      <w:lvlJc w:val="right"/>
+      <w:pPr>
+        <w:ind w:left="7200" w:hanging="180"/>
+      </w:pPr>
+    </w:lvl>
+  </w:abstractNum>
+  <w:abstractNum w:abstractNumId="1" w15:restartNumberingAfterBreak="0">
     <w:nsid w:val="31071B8F"/>
     <w:multiLevelType w:val="hybridMultilevel"/>
     <w:tmpl w:val="612648A2"/>
@@ -579,7 +917,119 @@
       </w:rPr>
     </w:lvl>
   </w:abstractNum>
-  <w:abstractNum w:abstractNumId="1" w15:restartNumberingAfterBreak="0">
+  <w:abstractNum w:abstractNumId="2" w15:restartNumberingAfterBreak="0">
+    <w:nsid w:val="5E7202C8"/>
+    <w:multiLevelType w:val="hybridMultilevel"/>
+    <w:tmpl w:val="DE6EBC64"/>
+    <w:lvl w:ilvl="0" w:tplc="E984EF52">
+      <w:numFmt w:val="bullet"/>
+      <w:lvlText w:val=""/>
+      <w:lvlJc w:val="left"/>
+      <w:pPr>
+        <w:ind w:left="720" w:hanging="360"/>
+      </w:pPr>
+      <w:rPr>
+        <w:rFonts w:ascii="Wingdings" w:eastAsiaTheme="minorHAnsi" w:hAnsi="Wingdings" w:cstheme="minorBidi" w:hint="default"/>
+      </w:rPr>
+    </w:lvl>
+    <w:lvl w:ilvl="1" w:tplc="042A0003" w:tentative="1">
+      <w:start w:val="1"/>
+      <w:numFmt w:val="bullet"/>
+      <w:lvlText w:val="o"/>
+      <w:lvlJc w:val="left"/>
+      <w:pPr>
+        <w:ind w:left="1440" w:hanging="360"/>
+      </w:pPr>
+      <w:rPr>
+        <w:rFonts w:ascii="Courier New" w:hAnsi="Courier New" w:cs="Courier New" w:hint="default"/>
+      </w:rPr>
+    </w:lvl>
+    <w:lvl w:ilvl="2" w:tplc="042A0005" w:tentative="1">
+      <w:start w:val="1"/>
+      <w:numFmt w:val="bullet"/>
+      <w:lvlText w:val=""/>
+      <w:lvlJc w:val="left"/>
+      <w:pPr>
+        <w:ind w:left="2160" w:hanging="360"/>
+      </w:pPr>
+      <w:rPr>
+        <w:rFonts w:ascii="Wingdings" w:hAnsi="Wingdings" w:hint="default"/>
+      </w:rPr>
+    </w:lvl>
+    <w:lvl w:ilvl="3" w:tplc="042A0001" w:tentative="1">
+      <w:start w:val="1"/>
+      <w:numFmt w:val="bullet"/>
+      <w:lvlText w:val=""/>
+      <w:lvlJc w:val="left"/>
+      <w:pPr>
+        <w:ind w:left="2880" w:hanging="360"/>
+      </w:pPr>
+      <w:rPr>
+        <w:rFonts w:ascii="Symbol" w:hAnsi="Symbol" w:hint="default"/>
+      </w:rPr>
+    </w:lvl>
+    <w:lvl w:ilvl="4" w:tplc="042A0003" w:tentative="1">
+      <w:start w:val="1"/>
+      <w:numFmt w:val="bullet"/>
+      <w:lvlText w:val="o"/>
+      <w:lvlJc w:val="left"/>
+      <w:pPr>
+        <w:ind w:left="3600" w:hanging="360"/>
+      </w:pPr>
+      <w:rPr>
+        <w:rFonts w:ascii="Courier New" w:hAnsi="Courier New" w:cs="Courier New" w:hint="default"/>
+      </w:rPr>
+    </w:lvl>
+    <w:lvl w:ilvl="5" w:tplc="042A0005" w:tentative="1">
+      <w:start w:val="1"/>
+      <w:numFmt w:val="bullet"/>
+      <w:lvlText w:val=""/>
+      <w:lvlJc w:val="left"/>
+      <w:pPr>
+        <w:ind w:left="4320" w:hanging="360"/>
+      </w:pPr>
+      <w:rPr>
+        <w:rFonts w:ascii="Wingdings" w:hAnsi="Wingdings" w:hint="default"/>
+      </w:rPr>
+    </w:lvl>
+    <w:lvl w:ilvl="6" w:tplc="042A0001" w:tentative="1">
+      <w:start w:val="1"/>
+      <w:numFmt w:val="bullet"/>
+      <w:lvlText w:val=""/>
+      <w:lvlJc w:val="left"/>
+      <w:pPr>
+        <w:ind w:left="5040" w:hanging="360"/>
+      </w:pPr>
+      <w:rPr>
+        <w:rFonts w:ascii="Symbol" w:hAnsi="Symbol" w:hint="default"/>
+      </w:rPr>
+    </w:lvl>
+    <w:lvl w:ilvl="7" w:tplc="042A0003" w:tentative="1">
+      <w:start w:val="1"/>
+      <w:numFmt w:val="bullet"/>
+      <w:lvlText w:val="o"/>
+      <w:lvlJc w:val="left"/>
+      <w:pPr>
+        <w:ind w:left="5760" w:hanging="360"/>
+      </w:pPr>
+      <w:rPr>
+        <w:rFonts w:ascii="Courier New" w:hAnsi="Courier New" w:cs="Courier New" w:hint="default"/>
+      </w:rPr>
+    </w:lvl>
+    <w:lvl w:ilvl="8" w:tplc="042A0005" w:tentative="1">
+      <w:start w:val="1"/>
+      <w:numFmt w:val="bullet"/>
+      <w:lvlText w:val=""/>
+      <w:lvlJc w:val="left"/>
+      <w:pPr>
+        <w:ind w:left="6480" w:hanging="360"/>
+      </w:pPr>
+      <w:rPr>
+        <w:rFonts w:ascii="Wingdings" w:hAnsi="Wingdings" w:hint="default"/>
+      </w:rPr>
+    </w:lvl>
+  </w:abstractNum>
+  <w:abstractNum w:abstractNumId="3" w15:restartNumberingAfterBreak="0">
     <w:nsid w:val="718E1E0D"/>
     <w:multiLevelType w:val="hybridMultilevel"/>
     <w:tmpl w:val="7E04EA28"/>
@@ -669,9 +1119,15 @@
     </w:lvl>
   </w:abstractNum>
   <w:num w:numId="1" w16cid:durableId="370573188">
+    <w:abstractNumId w:val="3"/>
+  </w:num>
+  <w:num w:numId="2" w16cid:durableId="2047632291">
     <w:abstractNumId w:val="1"/>
   </w:num>
-  <w:num w:numId="2" w16cid:durableId="2047632291">
+  <w:num w:numId="3" w16cid:durableId="1451390479">
+    <w:abstractNumId w:val="2"/>
+  </w:num>
+  <w:num w:numId="4" w16cid:durableId="901988061">
     <w:abstractNumId w:val="0"/>
   </w:num>
 </w:numbering>
@@ -1075,6 +1531,7 @@
   <w:style w:type="paragraph" w:default="1" w:styleId="Binhthng">
     <w:name w:val="Normal"/>
     <w:qFormat/>
+    <w:rsid w:val="000830E8"/>
   </w:style>
   <w:style w:type="paragraph" w:styleId="u1">
     <w:name w:val="heading 1"/>
@@ -1888,4 +2345,16 @@
     </a:ext>
   </a:extLst>
 </a:theme>
+</file>
+
+<file path=customXml/item1.xml><?xml version="1.0" encoding="utf-8"?>
+<b:Sources xmlns:b="http://schemas.openxmlformats.org/officeDocument/2006/bibliography" xmlns="http://schemas.openxmlformats.org/officeDocument/2006/bibliography" SelectedStyle="\APASixthEditionOfficeOnline.xsl" StyleName="APA" Version="6"/>
+</file>
+
+<file path=customXml/itemProps1.xml><?xml version="1.0" encoding="utf-8"?>
+<ds:datastoreItem xmlns:ds="http://schemas.openxmlformats.org/officeDocument/2006/customXml" ds:itemID="{DBAF721A-8A45-4CA0-91DE-B35C8A1BAC4E}">
+  <ds:schemaRefs>
+    <ds:schemaRef ds:uri="http://schemas.openxmlformats.org/officeDocument/2006/bibliography"/>
+  </ds:schemaRefs>
+</ds:datastoreItem>
 </file>
--- a/Thread.docx
+++ b/Thread.docx
@@ -3,11 +3,15 @@
 <w:document xmlns:wpc="http://schemas.microsoft.com/office/word/2010/wordprocessingCanvas" xmlns:cx="http://schemas.microsoft.com/office/drawing/2014/chartex" xmlns:cx1="http://schemas.microsoft.com/office/drawing/2015/9/8/chartex" xmlns:cx2="http://schemas.microsoft.com/office/drawing/2015/10/21/chartex" xmlns:cx3="http://schemas.microsoft.com/office/drawing/2016/5/9/chartex" xmlns:cx4="http://schemas.microsoft.com/office/drawing/2016/5/10/chartex" xmlns:cx5="http://schemas.microsoft.com/office/drawing/2016/5/11/chartex" xmlns:cx6="http://schemas.microsoft.com/office/drawing/2016/5/12/chartex" xmlns:cx7="http://schemas.microsoft.com/office/drawing/2016/5/13/chartex" xmlns:cx8="http://schemas.microsoft.com/office/drawing/2016/5/14/chartex" xmlns:mc="http://schemas.openxmlformats.org/markup-compatibility/2006" xmlns:aink="http://schemas.microsoft.com/office/drawing/2016/ink" xmlns:am3d="http://schemas.microsoft.com/office/drawing/2017/model3d" xmlns:o="urn:schemas-microsoft-com:office:office" xmlns:oel="http://schemas.microsoft.com/office/2019/extlst" xmlns:r="http://schemas.openxmlformats.org/officeDocument/2006/relationships" xmlns:m="http://schemas.openxmlformats.org/officeDocument/2006/math" xmlns:v="urn:schemas-microsoft-com:vml" xmlns:wp14="http://schemas.microsoft.com/office/word/2010/wordprocessingDrawing" xmlns:wp="http://schemas.openxmlformats.org/drawingml/2006/wordprocessingDrawing" xmlns:w10="urn:schemas-microsoft-com:office:word" xmlns:w="http://schemas.openxmlformats.org/wordprocessingml/2006/main" xmlns:w14="http://schemas.microsoft.com/office/word/2010/wordml" xmlns:w15="http://schemas.microsoft.com/office/word/2012/wordml" xmlns:w16cex="http://schemas.microsoft.com/office/word/2018/wordml/cex" xmlns:w16cid="http://schemas.microsoft.com/office/word/2016/wordml/cid" xmlns:w16="http://schemas.microsoft.com/office/word/2018/wordml" xmlns:w16du="http://schemas.microsoft.com/office/word/2023/wordml/word16du" xmlns:w16sdtdh="http://schemas.microsoft.com/office/word/2020/wordml/sdtdatahash" xmlns:w16sdtfl="http://schemas.microsoft.com/office/word/2024/wordml/sdtformatlock" xmlns:w16se="http://schemas.microsoft.com/office/word/2015/wordml/symex" xmlns:wpg="http://schemas.microsoft.com/office/word/2010/wordprocessingGroup" xmlns:wpi="http://schemas.microsoft.com/office/word/2010/wordprocessingInk" xmlns:wne="http://schemas.microsoft.com/office/word/2006/wordml" xmlns:wps="http://schemas.microsoft.com/office/word/2010/wordprocessingShape" mc:Ignorable="w14 w15 w16se w16cid w16 w16cex w16sdtdh w16sdtfl w16du wp14">
   <w:body>
     <w:p>
+      <w:pPr>
+        <w:rPr>
+          <w:lang w:val="en-US"/>
+        </w:rPr>
+      </w:pPr>
       <w:r>
         <w:t>Thread (luồng) trong java là một đơn vị xử lý nhỏ nhất của chương trình, được sử dụng để thực hiện các tác vụ đồng thơi . nó là một tiến trình còn (sud-process) trong một ứng dụng, giúp chia nhỏ công việc để thực hiện song song , từ đó cải thiện hiệu suất và  tận dụng tối đa tài nguyên của hệ thống.</w:t>
       </w:r>
     </w:p>
-    <w:p/>
     <w:p>
       <w:r>
         <w:t>Thread (luồng) trong java là một đơn vị xử lý nhỏ nhất của chương trình, được sử dụng để thực hiện cá tác vụ đồng thời, nó là một tiến trình con (sud-process ) trong một ứng dụng, giúp chia nhỏ công việc đẻ thực hiện song song, từ đó cải thiện hiệu suất và tận dụng tối đa tài nguyên của hệ thống.</w:t>
@@ -126,6 +130,7 @@
     <w:p/>
     <w:p>
       <w:r>
+        <w:lastRenderedPageBreak/>
         <w:t>Th</w:t>
       </w:r>
       <w:r>
@@ -362,12 +367,12 @@
     <w:p/>
     <w:p>
       <w:r>
+        <w:t>Em xin báo cáo kết quả thực tập hôm nay ạ</w:t>
+      </w:r>
+    </w:p>
+    <w:p>
+      <w:r>
         <w:lastRenderedPageBreak/>
-        <w:t>Em xin báo cáo kết quả thực tập hôm nay ạ</w:t>
-      </w:r>
-    </w:p>
-    <w:p>
-      <w:r>
         <w:t xml:space="preserve">Tìm hiểu khái niệm Thread Priority </w:t>
       </w:r>
       <w:r>
@@ -694,12 +699,198 @@
       </w:r>
     </w:p>
     <w:p/>
+    <w:p>
+      <w:r>
+        <w:t>Em đã đẩy báo cáo và kết quả lên git rồi ạ</w:t>
+      </w:r>
+    </w:p>
+    <w:p>
+      <w:r>
+        <w:lastRenderedPageBreak/>
+        <w:t>SocKet là gì (Hiểu đơn giản)</w:t>
+      </w:r>
+    </w:p>
+    <w:p>
+      <w:r>
+        <w:t>SocKet là điểm giao tiếp giữa 2 chương trình qua mạng.</w:t>
+      </w:r>
+    </w:p>
+    <w:p>
+      <w:r>
+        <w:t>2 chương trình muốn nói chuyện với nhau thì mỗi bên phải có socket</w:t>
+      </w:r>
+    </w:p>
+    <w:p>
+      <w:r>
+        <w:t>1 định nghĩa so</w:t>
+      </w:r>
+      <w:r>
+        <w:t>c</w:t>
+      </w:r>
+      <w:r>
+        <w:t>ket</w:t>
+      </w:r>
+    </w:p>
+    <w:p>
+      <w:r>
+        <w:t xml:space="preserve">Socket là một điểm cuối(endpoint) của một kênh truyền thông, cho phép hai tiến trình (process) trên cùng máy hoặc khác máy trao đổi dữ liệu với </w:t>
+      </w:r>
+      <w:r>
+        <w:t xml:space="preserve">nhau thông qua mạng máy tính </w:t>
+      </w:r>
+    </w:p>
+    <w:p>
+      <w:r>
+        <w:t>/// mỗi socket được xác định bởi.</w:t>
+      </w:r>
+    </w:p>
+    <w:p>
+      <w:r>
+        <w:t>Địa chỉ IP</w:t>
+      </w:r>
+    </w:p>
+    <w:p>
+      <w:r>
+        <w:t>Số hiệu cổng (Port)</w:t>
+      </w:r>
+    </w:p>
+    <w:p>
+      <w:r>
+        <w:t>Giao thức truyền thông(TCP/UDP)</w:t>
+      </w:r>
+    </w:p>
+    <w:p>
+      <w:r>
+        <w:t xml:space="preserve">Socket chính là giao diện lập trình mà hệ điều hành cung cấp cho ứng dụng để sử dụng các dịch </w:t>
+      </w:r>
+      <w:r>
+        <w:t>vụ mạng .</w:t>
+      </w:r>
+    </w:p>
     <w:p/>
     <w:p>
       <w:r>
+        <w:t xml:space="preserve">2 vai trò của soket trong lập trình mạng </w:t>
+      </w:r>
+    </w:p>
+    <w:p>
+      <w:r>
+        <w:t>Soket đóng</w:t>
+      </w:r>
+      <w:r>
+        <w:t xml:space="preserve"> vai trò là cầu nối trung gian giữa </w:t>
+      </w:r>
+    </w:p>
+    <w:p>
+      <w:r>
+        <w:t>Chương trình ứng dụng (Java,C,Python..)</w:t>
+      </w:r>
+    </w:p>
+    <w:p>
+      <w:r>
+        <w:t>Hệ thống mạng (TCP/IP)</w:t>
+      </w:r>
+    </w:p>
+    <w:p/>
+    <w:p>
+      <w:r>
+        <w:t>Em xin báo cáo kết quả thực tập hôm nay ạ</w:t>
+      </w:r>
+    </w:p>
+    <w:p>
+      <w:r>
+        <w:t xml:space="preserve">Tìm hiểu về Socket khái niệm và làm 1 số ví dụ cơ bản về </w:t>
+      </w:r>
+      <w:r>
+        <w:t>socket giữa ser</w:t>
+      </w:r>
+      <w:r>
+        <w:t xml:space="preserve">ver và </w:t>
+      </w:r>
+      <w:r>
+        <w:t>Client</w:t>
+      </w:r>
+    </w:p>
+    <w:p>
+      <w:r>
+        <w:t xml:space="preserve">Tìm hiểu </w:t>
+      </w:r>
+      <w:r>
+        <w:t>TCP (Transmission Control Protocol)</w:t>
+      </w:r>
+      <w:r>
+        <w:t xml:space="preserve"> </w:t>
+      </w:r>
+      <w:r>
+        <w:t xml:space="preserve">cơ chế hoạt động </w:t>
+      </w:r>
+      <w:r>
+        <w:t xml:space="preserve">và có làm ví dụ </w:t>
+      </w:r>
+    </w:p>
+    <w:p>
+      <w:r>
+        <w:t xml:space="preserve">Tìm hiểu </w:t>
+      </w:r>
+      <w:r>
+        <w:t>UDP (User Datagram Protocol)</w:t>
+      </w:r>
+      <w:r>
+        <w:t xml:space="preserve"> cơ chế hoạt động và có làm ví dụ </w:t>
+      </w:r>
+    </w:p>
+    <w:p>
+      <w:r>
+        <w:t>New plan</w:t>
+      </w:r>
+    </w:p>
+    <w:p>
+      <w:pPr>
+        <w:spacing w:after="200" w:line="276" w:lineRule="auto"/>
+        <w:rPr>
+          <w:rFonts w:cstheme="minorHAnsi"/>
+        </w:rPr>
+      </w:pPr>
+      <w:r>
+        <w:rPr>
+          <w:rFonts w:cstheme="minorHAnsi"/>
+        </w:rPr>
+        <w:t>socket</w:t>
+      </w:r>
+    </w:p>
+    <w:p>
+      <w:pPr>
+        <w:spacing w:after="200" w:line="276" w:lineRule="auto"/>
+        <w:rPr>
+          <w:rFonts w:cstheme="minorHAnsi"/>
+        </w:rPr>
+      </w:pPr>
+      <w:r>
+        <w:rPr>
+          <w:rFonts w:cstheme="minorHAnsi"/>
+        </w:rPr>
+        <w:t>So sánh tcp và udp</w:t>
+      </w:r>
+      <w:r>
+        <w:rPr>
+          <w:rFonts w:cstheme="minorHAnsi"/>
+        </w:rPr>
+        <w:t xml:space="preserve"> và làm thêm nhiều ví </w:t>
+      </w:r>
+      <w:r>
+        <w:rPr>
+          <w:rFonts w:cstheme="minorHAnsi"/>
+        </w:rPr>
+        <w:t xml:space="preserve">dụ để có thể hiểu thêm </w:t>
+      </w:r>
+    </w:p>
+    <w:p>
+      <w:r>
         <w:t>Em đã đẩy báo cáo và kết quả lên git rồi ạ</w:t>
       </w:r>
     </w:p>
+    <w:p/>
+    <w:p/>
     <w:p/>
     <w:p/>
     <w:p/>
@@ -1531,7 +1722,7 @@
   <w:style w:type="paragraph" w:default="1" w:styleId="Binhthng">
     <w:name w:val="Normal"/>
     <w:qFormat/>
-    <w:rsid w:val="000830E8"/>
+    <w:rsid w:val="00970C99"/>
   </w:style>
   <w:style w:type="paragraph" w:styleId="u1">
     <w:name w:val="heading 1"/>
@@ -1735,7 +1926,6 @@
   <w:style w:type="character" w:default="1" w:styleId="Phngmcinhcuaoanvn">
     <w:name w:val="Default Paragraph Font"/>
     <w:uiPriority w:val="1"/>
-    <w:semiHidden/>
     <w:unhideWhenUsed/>
   </w:style>
   <w:style w:type="table" w:default="1" w:styleId="BangThngthng">

--- a/Thread.docx
+++ b/Thread.docx
@@ -890,9 +890,530 @@
       </w:r>
     </w:p>
     <w:p/>
+    <w:p>
+      <w:r>
+        <w:t>TCP(Transmission Control Protocol)</w:t>
+      </w:r>
+    </w:p>
+    <w:p>
+      <w:r>
+        <w:t xml:space="preserve">1 </w:t>
+      </w:r>
+      <w:r>
+        <w:t>: Khái niệm TCP</w:t>
+      </w:r>
+    </w:p>
+    <w:p>
+      <w:r>
+        <w:t>TCP</w:t>
+      </w:r>
+      <w:r>
+        <w:t>(Transmission Control Proto</w:t>
+      </w:r>
+      <w:r>
+        <w:t>col</w:t>
+      </w:r>
+      <w:r>
+        <w:t>)</w:t>
+      </w:r>
+      <w:r>
+        <w:t xml:space="preserve"> là giao thức truyền thông hướng kết nối </w:t>
+      </w:r>
+    </w:p>
+    <w:p>
+      <w:r>
+        <w:t>(conne</w:t>
+      </w:r>
+      <w:r>
+        <w:t>ction-orientend), hoạt động ở tầng Transpont, đảm bảo truyền dữ liệu tin cậy,</w:t>
+      </w:r>
+      <w:r>
+        <w:t xml:space="preserve"> đúng thứ tự, không mất mát giữa hai tiến trình trong mạng.</w:t>
+      </w:r>
+    </w:p>
     <w:p/>
-    <w:p/>
-    <w:p/>
+    <w:p>
+      <w:r>
+        <w:lastRenderedPageBreak/>
+        <w:t>2 Cơ chế hoạt động của TCP</w:t>
+      </w:r>
+    </w:p>
+    <w:p>
+      <w:r>
+        <w:t>A : thiết lập kết nối-Three-way hands</w:t>
+      </w:r>
+      <w:r>
+        <w:t>hake</w:t>
+      </w:r>
+    </w:p>
+    <w:p>
+      <w:r>
+        <w:t xml:space="preserve">Tcp thiết lập kết nối trước khi truyền dữ liệu thông qua </w:t>
+      </w:r>
+      <w:r>
+        <w:t>3 bước:</w:t>
+      </w:r>
+    </w:p>
+    <w:p>
+      <w:r>
+        <w:t xml:space="preserve">1: Client </w:t>
+      </w:r>
+      <w:r>
+        <w:t>gửi gói SYN tới Server</w:t>
+      </w:r>
+    </w:p>
+    <w:p>
+      <w:r>
+        <w:t>2: Server phản hồi SYN + ACK</w:t>
+      </w:r>
+    </w:p>
+    <w:p>
+      <w:r>
+        <w:t>3:Cl</w:t>
+      </w:r>
+      <w:r>
+        <w:t>ient gửi ACK</w:t>
+      </w:r>
+    </w:p>
+    <w:p>
+      <w:pPr>
+        <w:pStyle w:val="oancuaDanhsach"/>
+        <w:numPr>
+          <w:ilvl w:val="0"/>
+          <w:numId w:val="6"/>
+        </w:numPr>
+      </w:pPr>
+      <w:r>
+        <w:t xml:space="preserve">Kết nối TCP được thiết lập </w:t>
+      </w:r>
+    </w:p>
+    <w:p>
+      <w:r>
+        <w:t xml:space="preserve"> B: Truyền dữ liệu</w:t>
+      </w:r>
+    </w:p>
+    <w:p>
+      <w:r>
+        <w:t>+ Dữ liệu được chia thành các segment</w:t>
+      </w:r>
+    </w:p>
+    <w:p>
+      <w:r>
+        <w:t>+ Mỗi segment có số thứ tự (se</w:t>
+      </w:r>
+      <w:r>
+        <w:t>quence Number</w:t>
+      </w:r>
+      <w:r>
+        <w:t>)</w:t>
+      </w:r>
+    </w:p>
+    <w:p>
+      <w:r>
+        <w:t xml:space="preserve">+ Bên nhận gửi ACK xác nhận </w:t>
+      </w:r>
+    </w:p>
+    <w:p>
+      <w:r>
+        <w:t xml:space="preserve">+ Nếu mất gói =&gt; gửi lại </w:t>
+      </w:r>
+    </w:p>
+    <w:p>
+      <w:r>
+        <w:t>C: Kiểm soát</w:t>
+      </w:r>
+    </w:p>
+    <w:p>
+      <w:r>
+        <w:t>+ Kiểm soát lỗi</w:t>
+      </w:r>
+    </w:p>
+    <w:p>
+      <w:r>
+        <w:t>+</w:t>
+      </w:r>
+      <w:r>
+        <w:t xml:space="preserve"> Kiểm soát luồng(Flow Control)</w:t>
+      </w:r>
+    </w:p>
+    <w:p>
+      <w:r>
+        <w:t>+ Kiểm soát tắc nghẽn(Congestion Control)</w:t>
+      </w:r>
+    </w:p>
+    <w:p>
+      <w:r>
+        <w:t>D: Kết thúc kết nối</w:t>
+      </w:r>
+    </w:p>
+    <w:p>
+      <w:r>
+        <w:t>Kết nối TCP được đóng bằng Four-way</w:t>
+      </w:r>
+      <w:r>
+        <w:t xml:space="preserve"> Handshake(FIN,ACK)</w:t>
+      </w:r>
+    </w:p>
+    <w:p>
+      <w:r>
+        <w:t>3</w:t>
+      </w:r>
+      <w:r>
+        <w:t xml:space="preserve"> : Ví dụ TCP</w:t>
+      </w:r>
+    </w:p>
+    <w:p>
+      <w:r>
+        <w:t>+ Duyệt web(HTTP/HTTPS)</w:t>
+      </w:r>
+    </w:p>
+    <w:p>
+      <w:r>
+        <w:t>+ Gửi email(SMTP)</w:t>
+      </w:r>
+    </w:p>
+    <w:p>
+      <w:r>
+        <w:t>+ Chat, truyền file</w:t>
+      </w:r>
+    </w:p>
+    <w:p>
+      <w:r>
+        <w:t>C:</w:t>
+      </w:r>
+    </w:p>
+    <w:p>
+      <w:r>
+        <w:t>UDP</w:t>
+      </w:r>
+      <w:r>
+        <w:t>(User Datagram Protocol)</w:t>
+      </w:r>
+    </w:p>
+    <w:p>
+      <w:r>
+        <w:t xml:space="preserve">1: Khái Niệm </w:t>
+      </w:r>
+      <w:r>
+        <w:t>UDP</w:t>
+      </w:r>
+    </w:p>
+    <w:p>
+      <w:r>
+        <w:t>UDP (User Datagram Proto</w:t>
+      </w:r>
+      <w:r>
+        <w:t>col</w:t>
+      </w:r>
+      <w:r>
+        <w:t>)</w:t>
+      </w:r>
+      <w:r>
+        <w:t xml:space="preserve"> là giao thức truyền thông </w:t>
+      </w:r>
+      <w:r>
+        <w:t xml:space="preserve">không hướng kết nối </w:t>
+      </w:r>
+    </w:p>
+    <w:p>
+      <w:r>
+        <w:t>(connectionless), hoạt động ở tầng Transpont</w:t>
+      </w:r>
+      <w:r>
+        <w:t>, không đảm bảo độ tin cậy, không</w:t>
+      </w:r>
+    </w:p>
+    <w:p>
+      <w:r>
+        <w:t>Đảm bảo thứ tự dữ liệu.</w:t>
+      </w:r>
+    </w:p>
+    <w:p>
+      <w:r>
+        <w:t>2:Cơ chế hoạt động của UDP</w:t>
+      </w:r>
+    </w:p>
+    <w:p>
+      <w:r>
+        <w:t>a.Không thiết lập kết nối</w:t>
+      </w:r>
+    </w:p>
+    <w:p>
+      <w:r>
+        <w:t>- không có bắt tay</w:t>
+      </w:r>
+    </w:p>
+    <w:p>
+      <w:r>
+        <w:t xml:space="preserve">-gửi dữ liệu trực tiếp </w:t>
+      </w:r>
+    </w:p>
+    <w:p>
+      <w:r>
+        <w:lastRenderedPageBreak/>
+        <w:t>b</w:t>
+      </w:r>
+      <w:r>
+        <w:t>. truyền dữ liệu</w:t>
+      </w:r>
+    </w:p>
+    <w:p>
+      <w:r>
+        <w:t>- Dữ liệu được gửi dưới dạng datagram</w:t>
+      </w:r>
+    </w:p>
+    <w:p>
+      <w:r>
+        <w:t>- Mỗi gói độc lập</w:t>
+      </w:r>
+    </w:p>
+    <w:p>
+      <w:r>
+        <w:t>- không ACK, không gửi lại nếu mất</w:t>
+      </w:r>
+    </w:p>
+    <w:p>
+      <w:r>
+        <w:t>c. không kiểm soát</w:t>
+      </w:r>
+    </w:p>
+    <w:p>
+      <w:r>
+        <w:t>UDP không có :</w:t>
+      </w:r>
+    </w:p>
+    <w:p>
+      <w:pPr>
+        <w:pStyle w:val="oancuaDanhsach"/>
+        <w:numPr>
+          <w:ilvl w:val="0"/>
+          <w:numId w:val="9"/>
+        </w:numPr>
+      </w:pPr>
+      <w:r>
+        <w:t xml:space="preserve">Khiểm </w:t>
+      </w:r>
+      <w:r>
+        <w:t>soát luồng</w:t>
+      </w:r>
+    </w:p>
+    <w:p>
+      <w:pPr>
+        <w:pStyle w:val="oancuaDanhsach"/>
+        <w:numPr>
+          <w:ilvl w:val="0"/>
+          <w:numId w:val="9"/>
+        </w:numPr>
+      </w:pPr>
+      <w:r>
+        <w:t>Kiểm soát tắc nghẽn</w:t>
+      </w:r>
+    </w:p>
+    <w:p>
+      <w:pPr>
+        <w:pStyle w:val="oancuaDanhsach"/>
+        <w:numPr>
+          <w:ilvl w:val="0"/>
+          <w:numId w:val="9"/>
+        </w:numPr>
+      </w:pPr>
+      <w:r>
+        <w:t>Đảm bảo thứ tự gói tin</w:t>
+      </w:r>
+    </w:p>
+    <w:p>
+      <w:r>
+        <w:t xml:space="preserve"> </w:t>
+      </w:r>
+    </w:p>
+    <w:p>
+      <w:r>
+        <w:t>So sánh TCP với U</w:t>
+      </w:r>
+      <w:r>
+        <w:t>DP</w:t>
+      </w:r>
+    </w:p>
+    <w:p>
+      <w:r>
+        <w:t>B:</w:t>
+      </w:r>
+    </w:p>
+    <w:p>
+      <w:r>
+        <w:t>TCP mất t</w:t>
+      </w:r>
+      <w:r>
+        <w:t>hời gian kết nối lâu hơn UDP</w:t>
+      </w:r>
+    </w:p>
+    <w:p>
+      <w:r>
+        <w:t xml:space="preserve">TCP có độ tin tưởng lớn hơn không làm mất </w:t>
+      </w:r>
+      <w:r>
+        <w:t>dữ liệu còn UDP không đảm bảo</w:t>
+      </w:r>
+    </w:p>
+    <w:p>
+      <w:r>
+        <w:t xml:space="preserve">TCP tự động gửi lại gói lỗi còn UDP thì k gửi lại </w:t>
+      </w:r>
+    </w:p>
+    <w:p>
+      <w:r>
+        <w:t xml:space="preserve">TCP Dữ liệu đến đúng thứ tự </w:t>
+      </w:r>
+      <w:r>
+        <w:t>còn UDP dữ liệu có thể đảo thứ tự</w:t>
+      </w:r>
+      <w:r>
+        <w:t xml:space="preserve"> </w:t>
+      </w:r>
+    </w:p>
+    <w:p>
+      <w:r>
+        <w:t xml:space="preserve">Trong </w:t>
+      </w:r>
+      <w:r>
+        <w:t>JAVA</w:t>
+      </w:r>
+    </w:p>
+    <w:p>
+      <w:r>
+        <w:t>TCP dùng Socket,ServerSocket UDP</w:t>
+      </w:r>
+      <w:r>
+        <w:t xml:space="preserve"> DatagramSocket</w:t>
+      </w:r>
+    </w:p>
+    <w:p>
+      <w:r>
+        <w:t xml:space="preserve">TCP Có accept() còn </w:t>
+      </w:r>
+      <w:r>
+        <w:t>UDP thì không có</w:t>
+      </w:r>
+    </w:p>
+    <w:p>
+      <w:r>
+        <w:t>TCP Giao tiếp dạng Stream UDP gia</w:t>
+      </w:r>
+      <w:r>
+        <w:t xml:space="preserve">p tiếp dạng gói </w:t>
+      </w:r>
+    </w:p>
+    <w:p>
+      <w:r>
+        <w:t xml:space="preserve"> </w:t>
+      </w:r>
+    </w:p>
+    <w:p>
+      <w:r>
+        <w:t>Em xin báo cáo kết quả thực tập hôm nay ạ</w:t>
+      </w:r>
+    </w:p>
+    <w:p>
+      <w:r>
+        <w:t>So sánh TC</w:t>
+      </w:r>
+      <w:r>
+        <w:t xml:space="preserve">P và UDP về </w:t>
+      </w:r>
+      <w:r>
+        <w:t xml:space="preserve">cơ chế hoạt động </w:t>
+      </w:r>
+      <w:r>
+        <w:t xml:space="preserve">, </w:t>
+      </w:r>
+      <w:r>
+        <w:t xml:space="preserve">tốc độ </w:t>
+      </w:r>
+      <w:r>
+        <w:t>,báo lỗi ,</w:t>
+      </w:r>
+      <w:r>
+        <w:t>độ an toàn khi sử dụng…</w:t>
+      </w:r>
+    </w:p>
+    <w:p>
+      <w:r>
+        <w:t xml:space="preserve">Làm ví dụ thêm về TCP và </w:t>
+      </w:r>
+      <w:r>
+        <w:t xml:space="preserve">UDP có làm tính năng chat </w:t>
+      </w:r>
+      <w:r>
+        <w:t>TCP giữa server và Cli</w:t>
+      </w:r>
+      <w:r>
+        <w:t>ent</w:t>
+      </w:r>
+    </w:p>
+    <w:p>
+      <w:r>
+        <w:t>New plan</w:t>
+      </w:r>
+    </w:p>
+    <w:p>
+      <w:pPr>
+        <w:spacing w:after="200" w:line="276" w:lineRule="auto"/>
+        <w:rPr>
+          <w:rFonts w:cstheme="minorHAnsi"/>
+        </w:rPr>
+      </w:pPr>
+      <w:r>
+        <w:rPr>
+          <w:rFonts w:cstheme="minorHAnsi"/>
+        </w:rPr>
+        <w:t>MultiThread</w:t>
+      </w:r>
+      <w:r>
+        <w:rPr>
+          <w:rFonts w:cstheme="minorHAnsi"/>
+        </w:rPr>
+        <w:t xml:space="preserve"> </w:t>
+      </w:r>
+      <w:r>
+        <w:rPr>
+          <w:rFonts w:cstheme="minorHAnsi"/>
+        </w:rPr>
+        <w:t>Khái niệm</w:t>
+      </w:r>
+    </w:p>
+    <w:p>
+      <w:pPr>
+        <w:spacing w:after="200" w:line="276" w:lineRule="auto"/>
+        <w:rPr>
+          <w:rFonts w:cstheme="minorHAnsi"/>
+        </w:rPr>
+      </w:pPr>
+      <w:r>
+        <w:rPr>
+          <w:rFonts w:cstheme="minorHAnsi"/>
+        </w:rPr>
+        <w:t>Tìm hiểu Queue là gì? các loại? cách làm việc với queue</w:t>
+      </w:r>
+    </w:p>
+    <w:p>
+      <w:pPr>
+        <w:spacing w:after="200" w:line="276" w:lineRule="auto"/>
+        <w:rPr>
+          <w:rFonts w:cstheme="minorHAnsi"/>
+        </w:rPr>
+      </w:pPr>
+      <w:r>
+        <w:rPr>
+          <w:rFonts w:cstheme="minorHAnsi"/>
+        </w:rPr>
+        <w:t>Tìm hiểu và làm ví dụ với Thread Pool: Khái niệm, cách sử dụng, ưu nhược điểm …</w:t>
+      </w:r>
+    </w:p>
+    <w:p>
+      <w:r>
+        <w:t>Em đã đẩy báo cáo và kết quả lên git rồi ạ</w:t>
+      </w:r>
+    </w:p>
     <w:p/>
     <w:sectPr>
       <w:pgSz w:w="11906" w:h="16838"/>
@@ -996,6 +1517,119 @@
     </w:lvl>
   </w:abstractNum>
   <w:abstractNum w:abstractNumId="1" w15:restartNumberingAfterBreak="0">
+    <w:nsid w:val="0C6351E5"/>
+    <w:multiLevelType w:val="hybridMultilevel"/>
+    <w:tmpl w:val="903E1B72"/>
+    <w:lvl w:ilvl="0" w:tplc="EAAEC4AC">
+      <w:start w:val="3"/>
+      <w:numFmt w:val="bullet"/>
+      <w:lvlText w:val="-"/>
+      <w:lvlJc w:val="left"/>
+      <w:pPr>
+        <w:ind w:left="720" w:hanging="360"/>
+      </w:pPr>
+      <w:rPr>
+        <w:rFonts w:ascii="Arial" w:eastAsiaTheme="minorHAnsi" w:hAnsi="Arial" w:cs="Arial" w:hint="default"/>
+      </w:rPr>
+    </w:lvl>
+    <w:lvl w:ilvl="1" w:tplc="042A0003" w:tentative="1">
+      <w:start w:val="1"/>
+      <w:numFmt w:val="bullet"/>
+      <w:lvlText w:val="o"/>
+      <w:lvlJc w:val="left"/>
+      <w:pPr>
+        <w:ind w:left="1440" w:hanging="360"/>
+      </w:pPr>
+      <w:rPr>
+        <w:rFonts w:ascii="Courier New" w:hAnsi="Courier New" w:cs="Courier New" w:hint="default"/>
+      </w:rPr>
+    </w:lvl>
+    <w:lvl w:ilvl="2" w:tplc="042A0005" w:tentative="1">
+      <w:start w:val="1"/>
+      <w:numFmt w:val="bullet"/>
+      <w:lvlText w:val=""/>
+      <w:lvlJc w:val="left"/>
+      <w:pPr>
+        <w:ind w:left="2160" w:hanging="360"/>
+      </w:pPr>
+      <w:rPr>
+        <w:rFonts w:ascii="Wingdings" w:hAnsi="Wingdings" w:hint="default"/>
+      </w:rPr>
+    </w:lvl>
+    <w:lvl w:ilvl="3" w:tplc="042A0001" w:tentative="1">
+      <w:start w:val="1"/>
+      <w:numFmt w:val="bullet"/>
+      <w:lvlText w:val=""/>
+      <w:lvlJc w:val="left"/>
+      <w:pPr>
+        <w:ind w:left="2880" w:hanging="360"/>
+      </w:pPr>
+      <w:rPr>
+        <w:rFonts w:ascii="Symbol" w:hAnsi="Symbol" w:hint="default"/>
+      </w:rPr>
+    </w:lvl>
+    <w:lvl w:ilvl="4" w:tplc="042A0003" w:tentative="1">
+      <w:start w:val="1"/>
+      <w:numFmt w:val="bullet"/>
+      <w:lvlText w:val="o"/>
+      <w:lvlJc w:val="left"/>
+      <w:pPr>
+        <w:ind w:left="3600" w:hanging="360"/>
+      </w:pPr>
+      <w:rPr>
+        <w:rFonts w:ascii="Courier New" w:hAnsi="Courier New" w:cs="Courier New" w:hint="default"/>
+      </w:rPr>
+    </w:lvl>
+    <w:lvl w:ilvl="5" w:tplc="042A0005" w:tentative="1">
+      <w:start w:val="1"/>
+      <w:numFmt w:val="bullet"/>
+      <w:lvlText w:val=""/>
+      <w:lvlJc w:val="left"/>
+      <w:pPr>
+        <w:ind w:left="4320" w:hanging="360"/>
+      </w:pPr>
+      <w:rPr>
+        <w:rFonts w:ascii="Wingdings" w:hAnsi="Wingdings" w:hint="default"/>
+      </w:rPr>
+    </w:lvl>
+    <w:lvl w:ilvl="6" w:tplc="042A0001" w:tentative="1">
+      <w:start w:val="1"/>
+      <w:numFmt w:val="bullet"/>
+      <w:lvlText w:val=""/>
+      <w:lvlJc w:val="left"/>
+      <w:pPr>
+        <w:ind w:left="5040" w:hanging="360"/>
+      </w:pPr>
+      <w:rPr>
+        <w:rFonts w:ascii="Symbol" w:hAnsi="Symbol" w:hint="default"/>
+      </w:rPr>
+    </w:lvl>
+    <w:lvl w:ilvl="7" w:tplc="042A0003" w:tentative="1">
+      <w:start w:val="1"/>
+      <w:numFmt w:val="bullet"/>
+      <w:lvlText w:val="o"/>
+      <w:lvlJc w:val="left"/>
+      <w:pPr>
+        <w:ind w:left="5760" w:hanging="360"/>
+      </w:pPr>
+      <w:rPr>
+        <w:rFonts w:ascii="Courier New" w:hAnsi="Courier New" w:cs="Courier New" w:hint="default"/>
+      </w:rPr>
+    </w:lvl>
+    <w:lvl w:ilvl="8" w:tplc="042A0005" w:tentative="1">
+      <w:start w:val="1"/>
+      <w:numFmt w:val="bullet"/>
+      <w:lvlText w:val=""/>
+      <w:lvlJc w:val="left"/>
+      <w:pPr>
+        <w:ind w:left="6480" w:hanging="360"/>
+      </w:pPr>
+      <w:rPr>
+        <w:rFonts w:ascii="Wingdings" w:hAnsi="Wingdings" w:hint="default"/>
+      </w:rPr>
+    </w:lvl>
+  </w:abstractNum>
+  <w:abstractNum w:abstractNumId="2" w15:restartNumberingAfterBreak="0">
     <w:nsid w:val="31071B8F"/>
     <w:multiLevelType w:val="hybridMultilevel"/>
     <w:tmpl w:val="612648A2"/>
@@ -1108,7 +1742,524 @@
       </w:rPr>
     </w:lvl>
   </w:abstractNum>
-  <w:abstractNum w:abstractNumId="2" w15:restartNumberingAfterBreak="0">
+  <w:abstractNum w:abstractNumId="3" w15:restartNumberingAfterBreak="0">
+    <w:nsid w:val="341C42B2"/>
+    <w:multiLevelType w:val="hybridMultilevel"/>
+    <w:tmpl w:val="75549036"/>
+    <w:lvl w:ilvl="0" w:tplc="042A0019">
+      <w:start w:val="1"/>
+      <w:numFmt w:val="lowerLetter"/>
+      <w:lvlText w:val="%1."/>
+      <w:lvlJc w:val="left"/>
+      <w:pPr>
+        <w:ind w:left="720" w:hanging="360"/>
+      </w:pPr>
+      <w:rPr>
+        <w:rFonts w:hint="default"/>
+      </w:rPr>
+    </w:lvl>
+    <w:lvl w:ilvl="1" w:tplc="042A0019" w:tentative="1">
+      <w:start w:val="1"/>
+      <w:numFmt w:val="lowerLetter"/>
+      <w:lvlText w:val="%2."/>
+      <w:lvlJc w:val="left"/>
+      <w:pPr>
+        <w:ind w:left="1440" w:hanging="360"/>
+      </w:pPr>
+    </w:lvl>
+    <w:lvl w:ilvl="2" w:tplc="042A001B" w:tentative="1">
+      <w:start w:val="1"/>
+      <w:numFmt w:val="lowerRoman"/>
+      <w:lvlText w:val="%3."/>
+      <w:lvlJc w:val="right"/>
+      <w:pPr>
+        <w:ind w:left="2160" w:hanging="180"/>
+      </w:pPr>
+    </w:lvl>
+    <w:lvl w:ilvl="3" w:tplc="042A000F" w:tentative="1">
+      <w:start w:val="1"/>
+      <w:numFmt w:val="decimal"/>
+      <w:lvlText w:val="%4."/>
+      <w:lvlJc w:val="left"/>
+      <w:pPr>
+        <w:ind w:left="2880" w:hanging="360"/>
+      </w:pPr>
+    </w:lvl>
+    <w:lvl w:ilvl="4" w:tplc="042A0019" w:tentative="1">
+      <w:start w:val="1"/>
+      <w:numFmt w:val="lowerLetter"/>
+      <w:lvlText w:val="%5."/>
+      <w:lvlJc w:val="left"/>
+      <w:pPr>
+        <w:ind w:left="3600" w:hanging="360"/>
+      </w:pPr>
+    </w:lvl>
+    <w:lvl w:ilvl="5" w:tplc="042A001B" w:tentative="1">
+      <w:start w:val="1"/>
+      <w:numFmt w:val="lowerRoman"/>
+      <w:lvlText w:val="%6."/>
+      <w:lvlJc w:val="right"/>
+      <w:pPr>
+        <w:ind w:left="4320" w:hanging="180"/>
+      </w:pPr>
+    </w:lvl>
+    <w:lvl w:ilvl="6" w:tplc="042A000F" w:tentative="1">
+      <w:start w:val="1"/>
+      <w:numFmt w:val="decimal"/>
+      <w:lvlText w:val="%7."/>
+      <w:lvlJc w:val="left"/>
+      <w:pPr>
+        <w:ind w:left="5040" w:hanging="360"/>
+      </w:pPr>
+    </w:lvl>
+    <w:lvl w:ilvl="7" w:tplc="042A0019" w:tentative="1">
+      <w:start w:val="1"/>
+      <w:numFmt w:val="lowerLetter"/>
+      <w:lvlText w:val="%8."/>
+      <w:lvlJc w:val="left"/>
+      <w:pPr>
+        <w:ind w:left="5760" w:hanging="360"/>
+      </w:pPr>
+    </w:lvl>
+    <w:lvl w:ilvl="8" w:tplc="042A001B" w:tentative="1">
+      <w:start w:val="1"/>
+      <w:numFmt w:val="lowerRoman"/>
+      <w:lvlText w:val="%9."/>
+      <w:lvlJc w:val="right"/>
+      <w:pPr>
+        <w:ind w:left="6480" w:hanging="180"/>
+      </w:pPr>
+    </w:lvl>
+  </w:abstractNum>
+  <w:abstractNum w:abstractNumId="4" w15:restartNumberingAfterBreak="0">
+    <w:nsid w:val="46CA6A97"/>
+    <w:multiLevelType w:val="hybridMultilevel"/>
+    <w:tmpl w:val="714271A2"/>
+    <w:lvl w:ilvl="0" w:tplc="D57C7232">
+      <w:start w:val="1"/>
+      <w:numFmt w:val="decimal"/>
+      <w:lvlText w:val="%1."/>
+      <w:lvlJc w:val="left"/>
+      <w:pPr>
+        <w:ind w:left="1080" w:hanging="360"/>
+      </w:pPr>
+      <w:rPr>
+        <w:rFonts w:hint="default"/>
+      </w:rPr>
+    </w:lvl>
+    <w:lvl w:ilvl="1" w:tplc="04090019" w:tentative="1">
+      <w:start w:val="1"/>
+      <w:numFmt w:val="lowerLetter"/>
+      <w:lvlText w:val="%2."/>
+      <w:lvlJc w:val="left"/>
+      <w:pPr>
+        <w:ind w:left="1800" w:hanging="360"/>
+      </w:pPr>
+    </w:lvl>
+    <w:lvl w:ilvl="2" w:tplc="0409001B" w:tentative="1">
+      <w:start w:val="1"/>
+      <w:numFmt w:val="lowerRoman"/>
+      <w:lvlText w:val="%3."/>
+      <w:lvlJc w:val="right"/>
+      <w:pPr>
+        <w:ind w:left="2520" w:hanging="180"/>
+      </w:pPr>
+    </w:lvl>
+    <w:lvl w:ilvl="3" w:tplc="0409000F" w:tentative="1">
+      <w:start w:val="1"/>
+      <w:numFmt w:val="decimal"/>
+      <w:lvlText w:val="%4."/>
+      <w:lvlJc w:val="left"/>
+      <w:pPr>
+        <w:ind w:left="3240" w:hanging="360"/>
+      </w:pPr>
+    </w:lvl>
+    <w:lvl w:ilvl="4" w:tplc="04090019" w:tentative="1">
+      <w:start w:val="1"/>
+      <w:numFmt w:val="lowerLetter"/>
+      <w:lvlText w:val="%5."/>
+      <w:lvlJc w:val="left"/>
+      <w:pPr>
+        <w:ind w:left="3960" w:hanging="360"/>
+      </w:pPr>
+    </w:lvl>
+    <w:lvl w:ilvl="5" w:tplc="0409001B" w:tentative="1">
+      <w:start w:val="1"/>
+      <w:numFmt w:val="lowerRoman"/>
+      <w:lvlText w:val="%6."/>
+      <w:lvlJc w:val="right"/>
+      <w:pPr>
+        <w:ind w:left="4680" w:hanging="180"/>
+      </w:pPr>
+    </w:lvl>
+    <w:lvl w:ilvl="6" w:tplc="0409000F" w:tentative="1">
+      <w:start w:val="1"/>
+      <w:numFmt w:val="decimal"/>
+      <w:lvlText w:val="%7."/>
+      <w:lvlJc w:val="left"/>
+      <w:pPr>
+        <w:ind w:left="5400" w:hanging="360"/>
+      </w:pPr>
+    </w:lvl>
+    <w:lvl w:ilvl="7" w:tplc="04090019" w:tentative="1">
+      <w:start w:val="1"/>
+      <w:numFmt w:val="lowerLetter"/>
+      <w:lvlText w:val="%8."/>
+      <w:lvlJc w:val="left"/>
+      <w:pPr>
+        <w:ind w:left="6120" w:hanging="360"/>
+      </w:pPr>
+    </w:lvl>
+    <w:lvl w:ilvl="8" w:tplc="0409001B" w:tentative="1">
+      <w:start w:val="1"/>
+      <w:numFmt w:val="lowerRoman"/>
+      <w:lvlText w:val="%9."/>
+      <w:lvlJc w:val="right"/>
+      <w:pPr>
+        <w:ind w:left="6840" w:hanging="180"/>
+      </w:pPr>
+    </w:lvl>
+  </w:abstractNum>
+  <w:abstractNum w:abstractNumId="5" w15:restartNumberingAfterBreak="0">
+    <w:nsid w:val="4F7D31E7"/>
+    <w:multiLevelType w:val="hybridMultilevel"/>
+    <w:tmpl w:val="3ECC717C"/>
+    <w:lvl w:ilvl="0" w:tplc="3FC6E6F0">
+      <w:start w:val="3"/>
+      <w:numFmt w:val="bullet"/>
+      <w:lvlText w:val="-"/>
+      <w:lvlJc w:val="left"/>
+      <w:pPr>
+        <w:ind w:left="720" w:hanging="360"/>
+      </w:pPr>
+      <w:rPr>
+        <w:rFonts w:ascii="Arial" w:eastAsiaTheme="minorHAnsi" w:hAnsi="Arial" w:cs="Arial" w:hint="default"/>
+      </w:rPr>
+    </w:lvl>
+    <w:lvl w:ilvl="1" w:tplc="042A0003" w:tentative="1">
+      <w:start w:val="1"/>
+      <w:numFmt w:val="bullet"/>
+      <w:lvlText w:val="o"/>
+      <w:lvlJc w:val="left"/>
+      <w:pPr>
+        <w:ind w:left="1440" w:hanging="360"/>
+      </w:pPr>
+      <w:rPr>
+        <w:rFonts w:ascii="Courier New" w:hAnsi="Courier New" w:cs="Courier New" w:hint="default"/>
+      </w:rPr>
+    </w:lvl>
+    <w:lvl w:ilvl="2" w:tplc="042A0005" w:tentative="1">
+      <w:start w:val="1"/>
+      <w:numFmt w:val="bullet"/>
+      <w:lvlText w:val=""/>
+      <w:lvlJc w:val="left"/>
+      <w:pPr>
+        <w:ind w:left="2160" w:hanging="360"/>
+      </w:pPr>
+      <w:rPr>
+        <w:rFonts w:ascii="Wingdings" w:hAnsi="Wingdings" w:hint="default"/>
+      </w:rPr>
+    </w:lvl>
+    <w:lvl w:ilvl="3" w:tplc="042A0001" w:tentative="1">
+      <w:start w:val="1"/>
+      <w:numFmt w:val="bullet"/>
+      <w:lvlText w:val=""/>
+      <w:lvlJc w:val="left"/>
+      <w:pPr>
+        <w:ind w:left="2880" w:hanging="360"/>
+      </w:pPr>
+      <w:rPr>
+        <w:rFonts w:ascii="Symbol" w:hAnsi="Symbol" w:hint="default"/>
+      </w:rPr>
+    </w:lvl>
+    <w:lvl w:ilvl="4" w:tplc="042A0003" w:tentative="1">
+      <w:start w:val="1"/>
+      <w:numFmt w:val="bullet"/>
+      <w:lvlText w:val="o"/>
+      <w:lvlJc w:val="left"/>
+      <w:pPr>
+        <w:ind w:left="3600" w:hanging="360"/>
+      </w:pPr>
+      <w:rPr>
+        <w:rFonts w:ascii="Courier New" w:hAnsi="Courier New" w:cs="Courier New" w:hint="default"/>
+      </w:rPr>
+    </w:lvl>
+    <w:lvl w:ilvl="5" w:tplc="042A0005" w:tentative="1">
+      <w:start w:val="1"/>
+      <w:numFmt w:val="bullet"/>
+      <w:lvlText w:val=""/>
+      <w:lvlJc w:val="left"/>
+      <w:pPr>
+        <w:ind w:left="4320" w:hanging="360"/>
+      </w:pPr>
+      <w:rPr>
+        <w:rFonts w:ascii="Wingdings" w:hAnsi="Wingdings" w:hint="default"/>
+      </w:rPr>
+    </w:lvl>
+    <w:lvl w:ilvl="6" w:tplc="042A0001" w:tentative="1">
+      <w:start w:val="1"/>
+      <w:numFmt w:val="bullet"/>
+      <w:lvlText w:val=""/>
+      <w:lvlJc w:val="left"/>
+      <w:pPr>
+        <w:ind w:left="5040" w:hanging="360"/>
+      </w:pPr>
+      <w:rPr>
+        <w:rFonts w:ascii="Symbol" w:hAnsi="Symbol" w:hint="default"/>
+      </w:rPr>
+    </w:lvl>
+    <w:lvl w:ilvl="7" w:tplc="042A0003" w:tentative="1">
+      <w:start w:val="1"/>
+      <w:numFmt w:val="bullet"/>
+      <w:lvlText w:val="o"/>
+      <w:lvlJc w:val="left"/>
+      <w:pPr>
+        <w:ind w:left="5760" w:hanging="360"/>
+      </w:pPr>
+      <w:rPr>
+        <w:rFonts w:ascii="Courier New" w:hAnsi="Courier New" w:cs="Courier New" w:hint="default"/>
+      </w:rPr>
+    </w:lvl>
+    <w:lvl w:ilvl="8" w:tplc="042A0005" w:tentative="1">
+      <w:start w:val="1"/>
+      <w:numFmt w:val="bullet"/>
+      <w:lvlText w:val=""/>
+      <w:lvlJc w:val="left"/>
+      <w:pPr>
+        <w:ind w:left="6480" w:hanging="360"/>
+      </w:pPr>
+      <w:rPr>
+        <w:rFonts w:ascii="Wingdings" w:hAnsi="Wingdings" w:hint="default"/>
+      </w:rPr>
+    </w:lvl>
+  </w:abstractNum>
+  <w:abstractNum w:abstractNumId="6" w15:restartNumberingAfterBreak="0">
+    <w:nsid w:val="51B4311D"/>
+    <w:multiLevelType w:val="hybridMultilevel"/>
+    <w:tmpl w:val="FCFA9224"/>
+    <w:lvl w:ilvl="0" w:tplc="8884D640">
+      <w:start w:val="3"/>
+      <w:numFmt w:val="bullet"/>
+      <w:lvlText w:val="-"/>
+      <w:lvlJc w:val="left"/>
+      <w:pPr>
+        <w:ind w:left="720" w:hanging="360"/>
+      </w:pPr>
+      <w:rPr>
+        <w:rFonts w:ascii="Arial" w:eastAsiaTheme="minorHAnsi" w:hAnsi="Arial" w:cs="Arial" w:hint="default"/>
+      </w:rPr>
+    </w:lvl>
+    <w:lvl w:ilvl="1" w:tplc="042A0003" w:tentative="1">
+      <w:start w:val="1"/>
+      <w:numFmt w:val="bullet"/>
+      <w:lvlText w:val="o"/>
+      <w:lvlJc w:val="left"/>
+      <w:pPr>
+        <w:ind w:left="1440" w:hanging="360"/>
+      </w:pPr>
+      <w:rPr>
+        <w:rFonts w:ascii="Courier New" w:hAnsi="Courier New" w:cs="Courier New" w:hint="default"/>
+      </w:rPr>
+    </w:lvl>
+    <w:lvl w:ilvl="2" w:tplc="042A0005" w:tentative="1">
+      <w:start w:val="1"/>
+      <w:numFmt w:val="bullet"/>
+      <w:lvlText w:val=""/>
+      <w:lvlJc w:val="left"/>
+      <w:pPr>
+        <w:ind w:left="2160" w:hanging="360"/>
+      </w:pPr>
+      <w:rPr>
+        <w:rFonts w:ascii="Wingdings" w:hAnsi="Wingdings" w:hint="default"/>
+      </w:rPr>
+    </w:lvl>
+    <w:lvl w:ilvl="3" w:tplc="042A0001" w:tentative="1">
+      <w:start w:val="1"/>
+      <w:numFmt w:val="bullet"/>
+      <w:lvlText w:val=""/>
+      <w:lvlJc w:val="left"/>
+      <w:pPr>
+        <w:ind w:left="2880" w:hanging="360"/>
+      </w:pPr>
+      <w:rPr>
+        <w:rFonts w:ascii="Symbol" w:hAnsi="Symbol" w:hint="default"/>
+      </w:rPr>
+    </w:lvl>
+    <w:lvl w:ilvl="4" w:tplc="042A0003" w:tentative="1">
+      <w:start w:val="1"/>
+      <w:numFmt w:val="bullet"/>
+      <w:lvlText w:val="o"/>
+      <w:lvlJc w:val="left"/>
+      <w:pPr>
+        <w:ind w:left="3600" w:hanging="360"/>
+      </w:pPr>
+      <w:rPr>
+        <w:rFonts w:ascii="Courier New" w:hAnsi="Courier New" w:cs="Courier New" w:hint="default"/>
+      </w:rPr>
+    </w:lvl>
+    <w:lvl w:ilvl="5" w:tplc="042A0005" w:tentative="1">
+      <w:start w:val="1"/>
+      <w:numFmt w:val="bullet"/>
+      <w:lvlText w:val=""/>
+      <w:lvlJc w:val="left"/>
+      <w:pPr>
+        <w:ind w:left="4320" w:hanging="360"/>
+      </w:pPr>
+      <w:rPr>
+        <w:rFonts w:ascii="Wingdings" w:hAnsi="Wingdings" w:hint="default"/>
+      </w:rPr>
+    </w:lvl>
+    <w:lvl w:ilvl="6" w:tplc="042A0001" w:tentative="1">
+      <w:start w:val="1"/>
+      <w:numFmt w:val="bullet"/>
+      <w:lvlText w:val=""/>
+      <w:lvlJc w:val="left"/>
+      <w:pPr>
+        <w:ind w:left="5040" w:hanging="360"/>
+      </w:pPr>
+      <w:rPr>
+        <w:rFonts w:ascii="Symbol" w:hAnsi="Symbol" w:hint="default"/>
+      </w:rPr>
+    </w:lvl>
+    <w:lvl w:ilvl="7" w:tplc="042A0003" w:tentative="1">
+      <w:start w:val="1"/>
+      <w:numFmt w:val="bullet"/>
+      <w:lvlText w:val="o"/>
+      <w:lvlJc w:val="left"/>
+      <w:pPr>
+        <w:ind w:left="5760" w:hanging="360"/>
+      </w:pPr>
+      <w:rPr>
+        <w:rFonts w:ascii="Courier New" w:hAnsi="Courier New" w:cs="Courier New" w:hint="default"/>
+      </w:rPr>
+    </w:lvl>
+    <w:lvl w:ilvl="8" w:tplc="042A0005" w:tentative="1">
+      <w:start w:val="1"/>
+      <w:numFmt w:val="bullet"/>
+      <w:lvlText w:val=""/>
+      <w:lvlJc w:val="left"/>
+      <w:pPr>
+        <w:ind w:left="6480" w:hanging="360"/>
+      </w:pPr>
+      <w:rPr>
+        <w:rFonts w:ascii="Wingdings" w:hAnsi="Wingdings" w:hint="default"/>
+      </w:rPr>
+    </w:lvl>
+  </w:abstractNum>
+  <w:abstractNum w:abstractNumId="7" w15:restartNumberingAfterBreak="0">
+    <w:nsid w:val="5729022E"/>
+    <w:multiLevelType w:val="hybridMultilevel"/>
+    <w:tmpl w:val="88EE7C6A"/>
+    <w:lvl w:ilvl="0" w:tplc="9AE6184C">
+      <w:start w:val="2"/>
+      <w:numFmt w:val="bullet"/>
+      <w:lvlText w:val=""/>
+      <w:lvlJc w:val="left"/>
+      <w:pPr>
+        <w:ind w:left="720" w:hanging="360"/>
+      </w:pPr>
+      <w:rPr>
+        <w:rFonts w:ascii="Wingdings" w:eastAsiaTheme="minorHAnsi" w:hAnsi="Wingdings" w:cstheme="minorBidi" w:hint="default"/>
+      </w:rPr>
+    </w:lvl>
+    <w:lvl w:ilvl="1" w:tplc="042A0003" w:tentative="1">
+      <w:start w:val="1"/>
+      <w:numFmt w:val="bullet"/>
+      <w:lvlText w:val="o"/>
+      <w:lvlJc w:val="left"/>
+      <w:pPr>
+        <w:ind w:left="1440" w:hanging="360"/>
+      </w:pPr>
+      <w:rPr>
+        <w:rFonts w:ascii="Courier New" w:hAnsi="Courier New" w:cs="Courier New" w:hint="default"/>
+      </w:rPr>
+    </w:lvl>
+    <w:lvl w:ilvl="2" w:tplc="042A0005" w:tentative="1">
+      <w:start w:val="1"/>
+      <w:numFmt w:val="bullet"/>
+      <w:lvlText w:val=""/>
+      <w:lvlJc w:val="left"/>
+      <w:pPr>
+        <w:ind w:left="2160" w:hanging="360"/>
+      </w:pPr>
+      <w:rPr>
+        <w:rFonts w:ascii="Wingdings" w:hAnsi="Wingdings" w:hint="default"/>
+      </w:rPr>
+    </w:lvl>
+    <w:lvl w:ilvl="3" w:tplc="042A0001" w:tentative="1">
+      <w:start w:val="1"/>
+      <w:numFmt w:val="bullet"/>
+      <w:lvlText w:val=""/>
+      <w:lvlJc w:val="left"/>
+      <w:pPr>
+        <w:ind w:left="2880" w:hanging="360"/>
+      </w:pPr>
+      <w:rPr>
+        <w:rFonts w:ascii="Symbol" w:hAnsi="Symbol" w:hint="default"/>
+      </w:rPr>
+    </w:lvl>
+    <w:lvl w:ilvl="4" w:tplc="042A0003" w:tentative="1">
+      <w:start w:val="1"/>
+      <w:numFmt w:val="bullet"/>
+      <w:lvlText w:val="o"/>
+      <w:lvlJc w:val="left"/>
+      <w:pPr>
+        <w:ind w:left="3600" w:hanging="360"/>
+      </w:pPr>
+      <w:rPr>
+        <w:rFonts w:ascii="Courier New" w:hAnsi="Courier New" w:cs="Courier New" w:hint="default"/>
+      </w:rPr>
+    </w:lvl>
+    <w:lvl w:ilvl="5" w:tplc="042A0005" w:tentative="1">
+      <w:start w:val="1"/>
+      <w:numFmt w:val="bullet"/>
+      <w:lvlText w:val=""/>
+      <w:lvlJc w:val="left"/>
+      <w:pPr>
+        <w:ind w:left="4320" w:hanging="360"/>
+      </w:pPr>
+      <w:rPr>
+        <w:rFonts w:ascii="Wingdings" w:hAnsi="Wingdings" w:hint="default"/>
+      </w:rPr>
+    </w:lvl>
+    <w:lvl w:ilvl="6" w:tplc="042A0001" w:tentative="1">
+      <w:start w:val="1"/>
+      <w:numFmt w:val="bullet"/>
+      <w:lvlText w:val=""/>
+      <w:lvlJc w:val="left"/>
+      <w:pPr>
+        <w:ind w:left="5040" w:hanging="360"/>
+      </w:pPr>
+      <w:rPr>
+        <w:rFonts w:ascii="Symbol" w:hAnsi="Symbol" w:hint="default"/>
+      </w:rPr>
+    </w:lvl>
+    <w:lvl w:ilvl="7" w:tplc="042A0003" w:tentative="1">
+      <w:start w:val="1"/>
+      <w:numFmt w:val="bullet"/>
+      <w:lvlText w:val="o"/>
+      <w:lvlJc w:val="left"/>
+      <w:pPr>
+        <w:ind w:left="5760" w:hanging="360"/>
+      </w:pPr>
+      <w:rPr>
+        <w:rFonts w:ascii="Courier New" w:hAnsi="Courier New" w:cs="Courier New" w:hint="default"/>
+      </w:rPr>
+    </w:lvl>
+    <w:lvl w:ilvl="8" w:tplc="042A0005" w:tentative="1">
+      <w:start w:val="1"/>
+      <w:numFmt w:val="bullet"/>
+      <w:lvlText w:val=""/>
+      <w:lvlJc w:val="left"/>
+      <w:pPr>
+        <w:ind w:left="6480" w:hanging="360"/>
+      </w:pPr>
+      <w:rPr>
+        <w:rFonts w:ascii="Wingdings" w:hAnsi="Wingdings" w:hint="default"/>
+      </w:rPr>
+    </w:lvl>
+  </w:abstractNum>
+  <w:abstractNum w:abstractNumId="8" w15:restartNumberingAfterBreak="0">
     <w:nsid w:val="5E7202C8"/>
     <w:multiLevelType w:val="hybridMultilevel"/>
     <w:tmpl w:val="DE6EBC64"/>
@@ -1220,7 +2371,96 @@
       </w:rPr>
     </w:lvl>
   </w:abstractNum>
-  <w:abstractNum w:abstractNumId="3" w15:restartNumberingAfterBreak="0">
+  <w:abstractNum w:abstractNumId="9" w15:restartNumberingAfterBreak="0">
+    <w:nsid w:val="6D007512"/>
+    <w:multiLevelType w:val="hybridMultilevel"/>
+    <w:tmpl w:val="8AFE9F5C"/>
+    <w:lvl w:ilvl="0" w:tplc="46E4F026">
+      <w:start w:val="1"/>
+      <w:numFmt w:val="lowerLetter"/>
+      <w:lvlText w:val="%1."/>
+      <w:lvlJc w:val="left"/>
+      <w:pPr>
+        <w:ind w:left="1440" w:hanging="360"/>
+      </w:pPr>
+      <w:rPr>
+        <w:rFonts w:hint="default"/>
+      </w:rPr>
+    </w:lvl>
+    <w:lvl w:ilvl="1" w:tplc="04090019" w:tentative="1">
+      <w:start w:val="1"/>
+      <w:numFmt w:val="lowerLetter"/>
+      <w:lvlText w:val="%2."/>
+      <w:lvlJc w:val="left"/>
+      <w:pPr>
+        <w:ind w:left="2160" w:hanging="360"/>
+      </w:pPr>
+    </w:lvl>
+    <w:lvl w:ilvl="2" w:tplc="0409001B" w:tentative="1">
+      <w:start w:val="1"/>
+      <w:numFmt w:val="lowerRoman"/>
+      <w:lvlText w:val="%3."/>
+      <w:lvlJc w:val="right"/>
+      <w:pPr>
+        <w:ind w:left="2880" w:hanging="180"/>
+      </w:pPr>
+    </w:lvl>
+    <w:lvl w:ilvl="3" w:tplc="0409000F" w:tentative="1">
+      <w:start w:val="1"/>
+      <w:numFmt w:val="decimal"/>
+      <w:lvlText w:val="%4."/>
+      <w:lvlJc w:val="left"/>
+      <w:pPr>
+        <w:ind w:left="3600" w:hanging="360"/>
+      </w:pPr>
+    </w:lvl>
+    <w:lvl w:ilvl="4" w:tplc="04090019" w:tentative="1">
+      <w:start w:val="1"/>
+      <w:numFmt w:val="lowerLetter"/>
+      <w:lvlText w:val="%5."/>
+      <w:lvlJc w:val="left"/>
+      <w:pPr>
+        <w:ind w:left="4320" w:hanging="360"/>
+      </w:pPr>
+    </w:lvl>
+    <w:lvl w:ilvl="5" w:tplc="0409001B" w:tentative="1">
+      <w:start w:val="1"/>
+      <w:numFmt w:val="lowerRoman"/>
+      <w:lvlText w:val="%6."/>
+      <w:lvlJc w:val="right"/>
+      <w:pPr>
+        <w:ind w:left="5040" w:hanging="180"/>
+      </w:pPr>
+    </w:lvl>
+    <w:lvl w:ilvl="6" w:tplc="0409000F" w:tentative="1">
+      <w:start w:val="1"/>
+      <w:numFmt w:val="decimal"/>
+      <w:lvlText w:val="%7."/>
+      <w:lvlJc w:val="left"/>
+      <w:pPr>
+        <w:ind w:left="5760" w:hanging="360"/>
+      </w:pPr>
+    </w:lvl>
+    <w:lvl w:ilvl="7" w:tplc="04090019" w:tentative="1">
+      <w:start w:val="1"/>
+      <w:numFmt w:val="lowerLetter"/>
+      <w:lvlText w:val="%8."/>
+      <w:lvlJc w:val="left"/>
+      <w:pPr>
+        <w:ind w:left="6480" w:hanging="360"/>
+      </w:pPr>
+    </w:lvl>
+    <w:lvl w:ilvl="8" w:tplc="0409001B" w:tentative="1">
+      <w:start w:val="1"/>
+      <w:numFmt w:val="lowerRoman"/>
+      <w:lvlText w:val="%9."/>
+      <w:lvlJc w:val="right"/>
+      <w:pPr>
+        <w:ind w:left="7200" w:hanging="180"/>
+      </w:pPr>
+    </w:lvl>
+  </w:abstractNum>
+  <w:abstractNum w:abstractNumId="10" w15:restartNumberingAfterBreak="0">
     <w:nsid w:val="718E1E0D"/>
     <w:multiLevelType w:val="hybridMultilevel"/>
     <w:tmpl w:val="7E04EA28"/>
@@ -1310,16 +2550,37 @@
     </w:lvl>
   </w:abstractNum>
   <w:num w:numId="1" w16cid:durableId="370573188">
-    <w:abstractNumId w:val="3"/>
+    <w:abstractNumId w:val="10"/>
   </w:num>
   <w:num w:numId="2" w16cid:durableId="2047632291">
-    <w:abstractNumId w:val="1"/>
+    <w:abstractNumId w:val="2"/>
   </w:num>
   <w:num w:numId="3" w16cid:durableId="1451390479">
-    <w:abstractNumId w:val="2"/>
+    <w:abstractNumId w:val="8"/>
   </w:num>
   <w:num w:numId="4" w16cid:durableId="901988061">
     <w:abstractNumId w:val="0"/>
+  </w:num>
+  <w:num w:numId="5" w16cid:durableId="832453023">
+    <w:abstractNumId w:val="3"/>
+  </w:num>
+  <w:num w:numId="6" w16cid:durableId="1008488348">
+    <w:abstractNumId w:val="7"/>
+  </w:num>
+  <w:num w:numId="7" w16cid:durableId="1845167861">
+    <w:abstractNumId w:val="5"/>
+  </w:num>
+  <w:num w:numId="8" w16cid:durableId="158422660">
+    <w:abstractNumId w:val="6"/>
+  </w:num>
+  <w:num w:numId="9" w16cid:durableId="2111848675">
+    <w:abstractNumId w:val="1"/>
+  </w:num>
+  <w:num w:numId="10" w16cid:durableId="1706448018">
+    <w:abstractNumId w:val="4"/>
+  </w:num>
+  <w:num w:numId="11" w16cid:durableId="910312189">
+    <w:abstractNumId w:val="9"/>
   </w:num>
 </w:numbering>
 </file>
@@ -1722,7 +2983,7 @@
   <w:style w:type="paragraph" w:default="1" w:styleId="Binhthng">
     <w:name w:val="Normal"/>
     <w:qFormat/>
-    <w:rsid w:val="00970C99"/>
+    <w:rsid w:val="00593205"/>
   </w:style>
   <w:style w:type="paragraph" w:styleId="u1">
     <w:name w:val="heading 1"/>
@@ -1926,6 +3187,7 @@
   <w:style w:type="character" w:default="1" w:styleId="Phngmcinhcuaoanvn">
     <w:name w:val="Default Paragraph Font"/>
     <w:uiPriority w:val="1"/>
+    <w:semiHidden/>
     <w:unhideWhenUsed/>
   </w:style>
   <w:style w:type="table" w:default="1" w:styleId="BangThngthng">

--- a/Thread.docx
+++ b/Thread.docx
@@ -1400,6 +1400,2194 @@
         <w:spacing w:after="200" w:line="276" w:lineRule="auto"/>
         <w:rPr>
           <w:rFonts w:cstheme="minorHAnsi"/>
+        </w:rPr>
+      </w:pPr>
+      <w:r>
+        <w:rPr>
+          <w:rFonts w:cstheme="minorHAnsi"/>
+        </w:rPr>
+        <w:t>Tìm hiểu và làm ví dụ với Thread Pool: Khái niệm, cách sử dụng, ưu nhược điểm …</w:t>
+      </w:r>
+    </w:p>
+    <w:p>
+      <w:r>
+        <w:t>Em đã đẩy báo cáo và kết quả lên git rồi ạ</w:t>
+      </w:r>
+    </w:p>
+    <w:p/>
+    <w:p>
+      <w:pPr>
+        <w:rPr>
+          <w:lang w:val="en-US"/>
+        </w:rPr>
+      </w:pPr>
+    </w:p>
+    <w:p>
+      <w:pPr>
+        <w:rPr>
+          <w:lang w:val="en-US"/>
+        </w:rPr>
+      </w:pPr>
+    </w:p>
+    <w:p>
+      <w:pPr>
+        <w:rPr>
+          <w:lang w:val="en-US"/>
+        </w:rPr>
+      </w:pPr>
+      <w:proofErr w:type="gramStart"/>
+      <w:r>
+        <w:rPr>
+          <w:lang w:val="en-US"/>
+        </w:rPr>
+        <w:lastRenderedPageBreak/>
+        <w:t>4:Mul</w:t>
+      </w:r>
+      <w:r>
+        <w:rPr>
+          <w:lang w:val="en-US"/>
+        </w:rPr>
+        <w:t>tiThread</w:t>
+      </w:r>
+      <w:proofErr w:type="gramEnd"/>
+    </w:p>
+    <w:p>
+      <w:pPr>
+        <w:rPr>
+          <w:lang w:val="en-US"/>
+        </w:rPr>
+      </w:pPr>
+      <w:r>
+        <w:rPr>
+          <w:lang w:val="en-US"/>
+        </w:rPr>
+        <w:t>a:</w:t>
+      </w:r>
+    </w:p>
+    <w:p>
+      <w:pPr>
+        <w:rPr>
+          <w:lang w:val="en-US"/>
+        </w:rPr>
+      </w:pPr>
+      <w:r>
+        <w:rPr>
+          <w:lang w:val="en-US"/>
+        </w:rPr>
+        <w:t>-</w:t>
+      </w:r>
+      <w:proofErr w:type="gramStart"/>
+      <w:r>
+        <w:rPr>
+          <w:lang w:val="en-US"/>
+        </w:rPr>
+        <w:t>Thre</w:t>
+      </w:r>
+      <w:r>
+        <w:rPr>
+          <w:lang w:val="en-US"/>
+        </w:rPr>
+        <w:t>ad(</w:t>
+      </w:r>
+      <w:proofErr w:type="gramEnd"/>
+      <w:r>
+        <w:rPr>
+          <w:lang w:val="en-US"/>
+        </w:rPr>
+        <w:t>đa luồng) là kỹ thuật trong lập trình cho phép một chương trình chạy nhiều luồng(thread) song song trong cùng môt tiến trình (pro</w:t>
+      </w:r>
+      <w:r>
+        <w:rPr>
+          <w:lang w:val="en-US"/>
+        </w:rPr>
+        <w:t>cess</w:t>
+      </w:r>
+      <w:r>
+        <w:rPr>
+          <w:lang w:val="en-US"/>
+        </w:rPr>
+        <w:t>)</w:t>
+      </w:r>
+      <w:r>
+        <w:rPr>
+          <w:lang w:val="en-US"/>
+        </w:rPr>
+        <w:t>.</w:t>
+      </w:r>
+    </w:p>
+    <w:p>
+      <w:pPr>
+        <w:rPr>
+          <w:lang w:val="en-US"/>
+        </w:rPr>
+      </w:pPr>
+      <w:r>
+        <w:rPr>
+          <w:lang w:val="en-US"/>
+        </w:rPr>
+        <w:t>-</w:t>
+      </w:r>
+      <w:r>
+        <w:rPr>
+          <w:lang w:val="en-US"/>
+        </w:rPr>
+        <w:t xml:space="preserve"> </w:t>
+      </w:r>
+      <w:r>
+        <w:rPr>
+          <w:lang w:val="en-US"/>
+        </w:rPr>
+        <w:t>Thread(</w:t>
+      </w:r>
+      <w:r>
+        <w:rPr>
+          <w:lang w:val="en-US"/>
+        </w:rPr>
+        <w:t>luồng) là đơn vị nhỏ nhất của quá trình thực thi trong chương trình</w:t>
+      </w:r>
+      <w:r>
+        <w:rPr>
+          <w:lang w:val="en-US"/>
+        </w:rPr>
+        <w:t>.</w:t>
+      </w:r>
+    </w:p>
+    <w:p>
+      <w:pPr>
+        <w:rPr>
+          <w:lang w:val="en-US"/>
+        </w:rPr>
+      </w:pPr>
+      <w:r>
+        <w:rPr>
+          <w:lang w:val="en-US"/>
+        </w:rPr>
+        <w:t xml:space="preserve">- Các thread chia sẻ chung tài nguyên của process như: </w:t>
+      </w:r>
+      <w:r>
+        <w:rPr>
+          <w:lang w:val="en-US"/>
+        </w:rPr>
+        <w:t xml:space="preserve">bộ nhớ(heap), biến toàn </w:t>
+      </w:r>
+      <w:proofErr w:type="gramStart"/>
+      <w:r>
+        <w:rPr>
+          <w:lang w:val="en-US"/>
+        </w:rPr>
+        <w:t>cục,file</w:t>
+      </w:r>
+      <w:proofErr w:type="gramEnd"/>
+      <w:r>
+        <w:rPr>
+          <w:lang w:val="en-US"/>
+        </w:rPr>
+        <w:t>,database</w:t>
+      </w:r>
+      <w:r>
+        <w:rPr>
+          <w:lang w:val="en-US"/>
+        </w:rPr>
+        <w:t xml:space="preserve"> </w:t>
+      </w:r>
+      <w:proofErr w:type="gramStart"/>
+      <w:r>
+        <w:rPr>
+          <w:lang w:val="en-US"/>
+        </w:rPr>
+        <w:t>connection..</w:t>
+      </w:r>
+      <w:proofErr w:type="gramEnd"/>
+    </w:p>
+    <w:p>
+      <w:pPr>
+        <w:rPr>
+          <w:lang w:val="en-US"/>
+        </w:rPr>
+      </w:pPr>
+      <w:r>
+        <w:rPr>
+          <w:lang w:val="en-US"/>
+        </w:rPr>
+        <w:t xml:space="preserve">- mỗi thread có stack </w:t>
+      </w:r>
+      <w:proofErr w:type="gramStart"/>
+      <w:r>
+        <w:rPr>
+          <w:lang w:val="en-US"/>
+        </w:rPr>
+        <w:t>riêng ,</w:t>
+      </w:r>
+      <w:proofErr w:type="gramEnd"/>
+      <w:r>
+        <w:rPr>
+          <w:lang w:val="en-US"/>
+        </w:rPr>
+        <w:t xml:space="preserve"> con trỏ lệnh (PC) riêng.</w:t>
+      </w:r>
+    </w:p>
+    <w:p>
+      <w:pPr>
+        <w:rPr>
+          <w:lang w:val="en-US"/>
+        </w:rPr>
+      </w:pPr>
+      <w:r>
+        <w:rPr>
+          <w:lang w:val="en-US"/>
+        </w:rPr>
+        <w:t xml:space="preserve">- nói đơn </w:t>
+      </w:r>
+      <w:proofErr w:type="gramStart"/>
+      <w:r>
+        <w:rPr>
+          <w:lang w:val="en-US"/>
+        </w:rPr>
+        <w:t>giản :MultiThread</w:t>
+      </w:r>
+      <w:proofErr w:type="gramEnd"/>
+      <w:r>
+        <w:rPr>
+          <w:lang w:val="en-US"/>
+        </w:rPr>
+        <w:t xml:space="preserve"> giúp chương trình làm việc </w:t>
+      </w:r>
+      <w:r>
+        <w:rPr>
+          <w:lang w:val="en-US"/>
+        </w:rPr>
+        <w:t>cùng lúc, thay vì xử lý từng việc một</w:t>
+      </w:r>
+    </w:p>
+    <w:p>
+      <w:pPr>
+        <w:rPr>
+          <w:lang w:val="en-US"/>
+        </w:rPr>
+      </w:pPr>
+      <w:r>
+        <w:rPr>
+          <w:lang w:val="en-US"/>
+        </w:rPr>
+        <w:t>-MultiThread</w:t>
+      </w:r>
+      <w:r>
+        <w:rPr>
+          <w:lang w:val="en-US"/>
+        </w:rPr>
+        <w:t xml:space="preserve"> == nhiều thread cùng tồn tại và thực thi</w:t>
+      </w:r>
+    </w:p>
+    <w:p>
+      <w:pPr>
+        <w:rPr>
+          <w:lang w:val="en-US"/>
+        </w:rPr>
+      </w:pPr>
+      <w:r>
+        <w:rPr>
+          <w:lang w:val="en-US"/>
+        </w:rPr>
+        <w:t>-Các thread</w:t>
+      </w:r>
+      <w:r>
+        <w:rPr>
+          <w:lang w:val="en-US"/>
+        </w:rPr>
+        <w:t xml:space="preserve"> chia sẻ chung tài nguyên </w:t>
+      </w:r>
+    </w:p>
+    <w:p>
+      <w:pPr>
+        <w:rPr>
+          <w:lang w:val="en-US"/>
+        </w:rPr>
+      </w:pPr>
+      <w:r>
+        <w:rPr>
+          <w:lang w:val="en-US"/>
+        </w:rPr>
+        <w:t xml:space="preserve">-giúp chương trình làm việc cùng lúc </w:t>
+      </w:r>
+    </w:p>
+    <w:p>
+      <w:pPr>
+        <w:rPr>
+          <w:lang w:val="en-US"/>
+        </w:rPr>
+      </w:pPr>
+      <w:r>
+        <w:rPr>
+          <w:lang w:val="en-US"/>
+        </w:rPr>
+        <w:t xml:space="preserve">1 Queue </w:t>
+      </w:r>
+    </w:p>
+    <w:p>
+      <w:pPr>
+        <w:rPr>
+          <w:lang w:val="en-US"/>
+        </w:rPr>
+      </w:pPr>
+      <w:r>
+        <w:rPr>
+          <w:lang w:val="en-US"/>
+        </w:rPr>
+        <w:t xml:space="preserve">Queue (hàng đợi) là một cấu trúc dữ liệu truyền tính </w:t>
+      </w:r>
+      <w:r>
+        <w:rPr>
+          <w:lang w:val="en-US"/>
+        </w:rPr>
+        <w:t>hoạt động theo nguyên tắc</w:t>
+      </w:r>
+    </w:p>
+    <w:p>
+      <w:pPr>
+        <w:rPr>
+          <w:lang w:val="en-US"/>
+        </w:rPr>
+      </w:pPr>
+      <w:r>
+        <w:rPr>
+          <w:lang w:val="en-US"/>
+        </w:rPr>
+        <w:t>Fifo-Firs</w:t>
+      </w:r>
+      <w:r>
+        <w:rPr>
+          <w:lang w:val="en-US"/>
+        </w:rPr>
+        <w:t>t in, first Out</w:t>
+      </w:r>
+    </w:p>
+    <w:p>
+      <w:pPr>
+        <w:rPr>
+          <w:lang w:val="en-US"/>
+        </w:rPr>
+      </w:pPr>
+      <w:r>
+        <w:rPr>
+          <w:lang w:val="en-US"/>
+        </w:rPr>
+        <w:t>(Vào trước-Ra trước)</w:t>
+      </w:r>
+    </w:p>
+    <w:p>
+      <w:pPr>
+        <w:rPr>
+          <w:lang w:val="en-US"/>
+        </w:rPr>
+      </w:pPr>
+      <w:r>
+        <w:rPr>
+          <w:lang w:val="en-US"/>
+        </w:rPr>
+        <w:t xml:space="preserve">Giống như xếp hàng mua </w:t>
+      </w:r>
+      <w:proofErr w:type="gramStart"/>
+      <w:r>
+        <w:rPr>
+          <w:lang w:val="en-US"/>
+        </w:rPr>
+        <w:t>vé :</w:t>
+      </w:r>
+      <w:proofErr w:type="gramEnd"/>
+    </w:p>
+    <w:p>
+      <w:pPr>
+        <w:rPr>
+          <w:lang w:val="en-US"/>
+        </w:rPr>
+      </w:pPr>
+      <w:r>
+        <w:rPr>
+          <w:lang w:val="en-US"/>
+        </w:rPr>
+        <w:t>Người đến trước- được phục vụ trc</w:t>
+      </w:r>
+    </w:p>
+    <w:p>
+      <w:pPr>
+        <w:rPr>
+          <w:lang w:val="en-US"/>
+        </w:rPr>
+      </w:pPr>
+      <w:r>
+        <w:rPr>
+          <w:lang w:val="en-US"/>
+        </w:rPr>
+        <w:t>Người đến sau – chờ phí sau</w:t>
+      </w:r>
+    </w:p>
+    <w:p>
+      <w:pPr>
+        <w:rPr>
+          <w:lang w:val="en-US"/>
+        </w:rPr>
+      </w:pPr>
+      <w:r>
+        <w:rPr>
+          <w:lang w:val="en-US"/>
+        </w:rPr>
+        <w:t>2, Các thao tác cơ bản của Queue</w:t>
+      </w:r>
+    </w:p>
+    <w:p>
+      <w:pPr>
+        <w:rPr>
+          <w:lang w:val="en-US"/>
+        </w:rPr>
+      </w:pPr>
+      <w:r>
+        <w:rPr>
+          <w:lang w:val="en-US"/>
+        </w:rPr>
+        <w:t xml:space="preserve"> Thao tác </w:t>
+      </w:r>
+      <w:r>
+        <w:rPr>
+          <w:lang w:val="en-US"/>
+        </w:rPr>
+        <w:t xml:space="preserve">Enqueue </w:t>
+      </w:r>
+      <w:r>
+        <w:rPr>
+          <w:lang w:val="en-US"/>
+        </w:rPr>
+        <w:t>thêm phần t</w:t>
+      </w:r>
+      <w:r>
+        <w:rPr>
+          <w:lang w:val="en-US"/>
+        </w:rPr>
+        <w:t>ử vào cuối qu</w:t>
+      </w:r>
+      <w:r>
+        <w:rPr>
+          <w:lang w:val="en-US"/>
+        </w:rPr>
+        <w:t>eue</w:t>
+      </w:r>
+    </w:p>
+    <w:p>
+      <w:pPr>
+        <w:rPr>
+          <w:lang w:val="en-US"/>
+        </w:rPr>
+      </w:pPr>
+      <w:r>
+        <w:rPr>
+          <w:lang w:val="en-US"/>
+        </w:rPr>
+        <w:t>Dequeue lấy và xóa phần t</w:t>
+      </w:r>
+      <w:r>
+        <w:rPr>
+          <w:lang w:val="en-US"/>
+        </w:rPr>
+        <w:t xml:space="preserve">ử </w:t>
+      </w:r>
+      <w:r>
+        <w:rPr>
+          <w:lang w:val="en-US"/>
+        </w:rPr>
+        <w:t>ở đầu queue</w:t>
+      </w:r>
+    </w:p>
+    <w:p>
+      <w:pPr>
+        <w:rPr>
+          <w:lang w:val="en-US"/>
+        </w:rPr>
+      </w:pPr>
+      <w:r>
+        <w:rPr>
+          <w:lang w:val="en-US"/>
+        </w:rPr>
+        <w:t>Peek/front xem phần tử đầu qu</w:t>
+      </w:r>
+      <w:r>
+        <w:rPr>
+          <w:lang w:val="en-US"/>
+        </w:rPr>
+        <w:t>eue</w:t>
+      </w:r>
+    </w:p>
+    <w:p>
+      <w:pPr>
+        <w:rPr>
+          <w:lang w:val="en-US"/>
+        </w:rPr>
+      </w:pPr>
+      <w:r>
+        <w:rPr>
+          <w:lang w:val="en-US"/>
+        </w:rPr>
+        <w:t>isEmpty kiểm tra queue rỗng</w:t>
+      </w:r>
+    </w:p>
+    <w:p>
+      <w:pPr>
+        <w:rPr>
+          <w:lang w:val="en-US"/>
+        </w:rPr>
+      </w:pPr>
+      <w:r>
+        <w:rPr>
+          <w:lang w:val="en-US"/>
+        </w:rPr>
+        <w:t>size Số phần tử trong Qu</w:t>
+      </w:r>
+      <w:r>
+        <w:rPr>
+          <w:lang w:val="en-US"/>
+        </w:rPr>
+        <w:t>eue</w:t>
+      </w:r>
+    </w:p>
+    <w:p>
+      <w:pPr>
+        <w:rPr>
+          <w:lang w:val="en-US"/>
+        </w:rPr>
+      </w:pPr>
+      <w:r>
+        <w:rPr>
+          <w:lang w:val="en-US"/>
+        </w:rPr>
+        <w:t>3 Các loại Qu</w:t>
+      </w:r>
+      <w:r>
+        <w:rPr>
+          <w:lang w:val="en-US"/>
+        </w:rPr>
+        <w:t>eue phổ biến</w:t>
+      </w:r>
+    </w:p>
+    <w:p>
+      <w:pPr>
+        <w:rPr>
+          <w:lang w:val="fr-FR"/>
+        </w:rPr>
+      </w:pPr>
+      <w:r>
+        <w:rPr>
+          <w:lang w:val="fr-FR"/>
+        </w:rPr>
+        <w:t xml:space="preserve">3.1Simple </w:t>
+      </w:r>
+      <w:proofErr w:type="gramStart"/>
+      <w:r>
+        <w:rPr>
+          <w:lang w:val="fr-FR"/>
+        </w:rPr>
+        <w:t>Queue(</w:t>
+      </w:r>
+      <w:proofErr w:type="gramEnd"/>
+      <w:r>
+        <w:rPr>
+          <w:lang w:val="fr-FR"/>
+        </w:rPr>
+        <w:t>Queue thường)</w:t>
+      </w:r>
+    </w:p>
+    <w:p>
+      <w:pPr>
+        <w:rPr>
+          <w:lang w:val="fr-FR"/>
+        </w:rPr>
+      </w:pPr>
+      <w:r>
+        <w:rPr>
+          <w:lang w:val="fr-FR"/>
+        </w:rPr>
+        <w:t>-fi</w:t>
+      </w:r>
+      <w:r>
+        <w:rPr>
+          <w:lang w:val="fr-FR"/>
+        </w:rPr>
+        <w:t>fo c</w:t>
+      </w:r>
+      <w:r>
+        <w:rPr>
+          <w:lang w:val="fr-FR"/>
+        </w:rPr>
+        <w:t xml:space="preserve">ơ bản </w:t>
+      </w:r>
+    </w:p>
+    <w:p>
+      <w:pPr>
+        <w:rPr>
+          <w:lang w:val="fr-FR"/>
+        </w:rPr>
+      </w:pPr>
+      <w:r>
+        <w:rPr>
+          <w:lang w:val="fr-FR"/>
+        </w:rPr>
+        <w:t>-thêm ở cuối, lấy ở đầu</w:t>
+      </w:r>
+    </w:p>
+    <w:p>
+      <w:pPr>
+        <w:rPr>
+          <w:lang w:val="fr-FR"/>
+        </w:rPr>
+      </w:pPr>
+      <w:r>
+        <w:rPr>
+          <w:lang w:val="fr-FR"/>
+        </w:rPr>
+        <w:t xml:space="preserve">3.2Circular </w:t>
+      </w:r>
+      <w:proofErr w:type="gramStart"/>
+      <w:r>
+        <w:rPr>
+          <w:lang w:val="fr-FR"/>
+        </w:rPr>
+        <w:t>Queue(</w:t>
+      </w:r>
+      <w:proofErr w:type="gramEnd"/>
+      <w:r>
+        <w:rPr>
+          <w:lang w:val="fr-FR"/>
+        </w:rPr>
+        <w:t>Queue vòng)</w:t>
+      </w:r>
+    </w:p>
+    <w:p>
+      <w:pPr>
+        <w:rPr>
+          <w:lang w:val="fr-FR"/>
+        </w:rPr>
+      </w:pPr>
+      <w:r>
+        <w:rPr>
+          <w:lang w:val="fr-FR"/>
+        </w:rPr>
+        <w:t>-phần tử cuối quay về đầu</w:t>
+      </w:r>
+    </w:p>
+    <w:p>
+      <w:pPr>
+        <w:rPr>
+          <w:lang w:val="fr-FR"/>
+        </w:rPr>
+      </w:pPr>
+      <w:r>
+        <w:rPr>
+          <w:lang w:val="fr-FR"/>
+        </w:rPr>
+        <w:t>-tránh lãnh phí bộ nhớ</w:t>
+      </w:r>
+    </w:p>
+    <w:p>
+      <w:pPr>
+        <w:rPr>
+          <w:lang w:val="fr-FR"/>
+        </w:rPr>
+      </w:pPr>
+    </w:p>
+    <w:p>
+      <w:pPr>
+        <w:rPr>
+          <w:lang w:val="fr-FR"/>
+        </w:rPr>
+      </w:pPr>
+      <w:proofErr w:type="gramStart"/>
+      <w:r>
+        <w:rPr>
+          <w:lang w:val="fr-FR"/>
+        </w:rPr>
+        <w:lastRenderedPageBreak/>
+        <w:t>ứng</w:t>
+      </w:r>
+      <w:proofErr w:type="gramEnd"/>
+      <w:r>
+        <w:rPr>
+          <w:lang w:val="fr-FR"/>
+        </w:rPr>
+        <w:t xml:space="preserve"> dụng : Quan lý </w:t>
+      </w:r>
+      <w:r>
+        <w:rPr>
+          <w:lang w:val="fr-FR"/>
+        </w:rPr>
+        <w:t>bộ đệm</w:t>
+      </w:r>
+      <w:r>
+        <w:rPr>
+          <w:lang w:val="fr-FR"/>
+        </w:rPr>
+        <w:t xml:space="preserve"> </w:t>
+      </w:r>
+      <w:r>
+        <w:rPr>
+          <w:lang w:val="fr-FR"/>
+        </w:rPr>
+        <w:t>(</w:t>
+      </w:r>
+      <w:r>
+        <w:rPr>
+          <w:lang w:val="fr-FR"/>
+        </w:rPr>
+        <w:t>Buffer</w:t>
+      </w:r>
+      <w:r>
+        <w:rPr>
+          <w:lang w:val="fr-FR"/>
+        </w:rPr>
+        <w:t>)</w:t>
+      </w:r>
+    </w:p>
+    <w:p>
+      <w:pPr>
+        <w:rPr>
+          <w:lang w:val="fr-FR"/>
+        </w:rPr>
+      </w:pPr>
+      <w:r>
+        <w:rPr>
+          <w:lang w:val="fr-FR"/>
+        </w:rPr>
+        <w:t>CPU sheduling</w:t>
+      </w:r>
+    </w:p>
+    <w:p>
+      <w:pPr>
+        <w:rPr>
+          <w:lang w:val="fr-FR"/>
+        </w:rPr>
+      </w:pPr>
+      <w:r>
+        <w:rPr>
+          <w:lang w:val="fr-FR"/>
+        </w:rPr>
+        <w:t>3.3 Pri</w:t>
+      </w:r>
+      <w:r>
+        <w:rPr>
+          <w:lang w:val="fr-FR"/>
+        </w:rPr>
+        <w:t xml:space="preserve">ory </w:t>
+      </w:r>
+      <w:proofErr w:type="gramStart"/>
+      <w:r>
+        <w:rPr>
+          <w:lang w:val="fr-FR"/>
+        </w:rPr>
+        <w:t>Queue(</w:t>
+      </w:r>
+      <w:proofErr w:type="gramEnd"/>
+      <w:r>
+        <w:rPr>
+          <w:lang w:val="fr-FR"/>
+        </w:rPr>
+        <w:t>Queue ưu tiên)</w:t>
+      </w:r>
+    </w:p>
+    <w:p>
+      <w:pPr>
+        <w:rPr>
+          <w:lang w:val="fr-FR"/>
+        </w:rPr>
+      </w:pPr>
+      <w:r>
+        <w:rPr>
+          <w:lang w:val="fr-FR"/>
+        </w:rPr>
+        <w:t xml:space="preserve">Phần tử có </w:t>
+      </w:r>
+      <w:r>
+        <w:rPr>
+          <w:lang w:val="fr-FR"/>
+        </w:rPr>
+        <w:t>độ ưu tiên cao được lấy ra trước</w:t>
+      </w:r>
+    </w:p>
+    <w:p>
+      <w:pPr>
+        <w:rPr>
+          <w:lang w:val="en-US"/>
+        </w:rPr>
+      </w:pPr>
+      <w:r>
+        <w:rPr>
+          <w:lang w:val="en-US"/>
+        </w:rPr>
+        <w:t>Không tiền theo FiFo t</w:t>
+      </w:r>
+      <w:r>
+        <w:rPr>
+          <w:lang w:val="en-US"/>
+        </w:rPr>
+        <w:t>uyệt đối</w:t>
+      </w:r>
+    </w:p>
+    <w:p>
+      <w:pPr>
+        <w:rPr>
+          <w:lang w:val="en-US"/>
+        </w:rPr>
+      </w:pPr>
+      <w:r>
+        <w:rPr>
+          <w:lang w:val="en-US"/>
+        </w:rPr>
+        <w:t>ứng dụng</w:t>
+      </w:r>
+    </w:p>
+    <w:p>
+      <w:pPr>
+        <w:rPr>
+          <w:lang w:val="en-US"/>
+        </w:rPr>
+      </w:pPr>
+      <w:r>
+        <w:rPr>
+          <w:lang w:val="en-US"/>
+        </w:rPr>
+        <w:t>Hệ điều hành</w:t>
+      </w:r>
+    </w:p>
+    <w:p>
+      <w:pPr>
+        <w:rPr>
+          <w:lang w:val="en-US"/>
+        </w:rPr>
+      </w:pPr>
+      <w:r>
+        <w:rPr>
+          <w:lang w:val="en-US"/>
+        </w:rPr>
+        <w:t>Thuật toán Dij</w:t>
+      </w:r>
+      <w:r>
+        <w:rPr>
+          <w:lang w:val="en-US"/>
+        </w:rPr>
+        <w:t>kstra</w:t>
+      </w:r>
+    </w:p>
+    <w:p>
+      <w:pPr>
+        <w:rPr>
+          <w:lang w:val="en-US"/>
+        </w:rPr>
+      </w:pPr>
+      <w:r>
+        <w:rPr>
+          <w:lang w:val="en-US"/>
+        </w:rPr>
+        <w:t>Xử lý task quan trọng</w:t>
+      </w:r>
+    </w:p>
+    <w:p>
+      <w:pPr>
+        <w:rPr>
+          <w:lang w:val="fr-FR"/>
+        </w:rPr>
+      </w:pPr>
+      <w:r>
+        <w:rPr>
+          <w:lang w:val="fr-FR"/>
+        </w:rPr>
+        <w:t>3.4 Deque</w:t>
+      </w:r>
+      <w:r>
+        <w:rPr>
+          <w:lang w:val="fr-FR"/>
+        </w:rPr>
+        <w:t xml:space="preserve"> (Double EnDed Queue)</w:t>
+      </w:r>
+    </w:p>
+    <w:p>
+      <w:pPr>
+        <w:rPr>
+          <w:lang w:val="fr-FR"/>
+        </w:rPr>
+      </w:pPr>
+      <w:r>
+        <w:rPr>
+          <w:lang w:val="fr-FR"/>
+        </w:rPr>
+        <w:t>Thêm/</w:t>
+      </w:r>
+      <w:r>
+        <w:rPr>
+          <w:lang w:val="fr-FR"/>
+        </w:rPr>
+        <w:t>xóa ở cả hai đầu</w:t>
+      </w:r>
+    </w:p>
+    <w:p>
+      <w:pPr>
+        <w:rPr>
+          <w:lang w:val="en-US"/>
+        </w:rPr>
+      </w:pPr>
+      <w:r>
+        <w:rPr>
+          <w:lang w:val="en-US"/>
+        </w:rPr>
+        <w:t xml:space="preserve">3.5 Bloking </w:t>
+      </w:r>
+      <w:proofErr w:type="gramStart"/>
+      <w:r>
+        <w:rPr>
+          <w:lang w:val="en-US"/>
+        </w:rPr>
+        <w:t>Qu</w:t>
+      </w:r>
+      <w:r>
+        <w:rPr>
+          <w:lang w:val="en-US"/>
+        </w:rPr>
+        <w:t>eue(</w:t>
+      </w:r>
+      <w:proofErr w:type="gramEnd"/>
+      <w:r>
+        <w:rPr>
+          <w:lang w:val="en-US"/>
+        </w:rPr>
+        <w:t>trong MultiThread)</w:t>
+      </w:r>
+    </w:p>
+    <w:p>
+      <w:pPr>
+        <w:rPr>
+          <w:lang w:val="en-US"/>
+        </w:rPr>
+      </w:pPr>
+      <w:r>
+        <w:rPr>
+          <w:lang w:val="en-US"/>
+        </w:rPr>
+        <w:t>-Thread-</w:t>
+      </w:r>
+      <w:r>
+        <w:rPr>
+          <w:lang w:val="en-US"/>
+        </w:rPr>
+        <w:t>safe</w:t>
+      </w:r>
+    </w:p>
+    <w:p>
+      <w:pPr>
+        <w:rPr>
+          <w:lang w:val="en-US"/>
+        </w:rPr>
+      </w:pPr>
+      <w:r>
+        <w:rPr>
+          <w:lang w:val="en-US"/>
+        </w:rPr>
+        <w:t>-Tự động chờ (block) khi</w:t>
+      </w:r>
+    </w:p>
+    <w:p>
+      <w:pPr>
+        <w:rPr>
+          <w:lang w:val="en-US"/>
+        </w:rPr>
+      </w:pPr>
+      <w:r>
+        <w:rPr>
+          <w:lang w:val="en-US"/>
+        </w:rPr>
+        <w:t>-Queue rỗng -&gt;chờ lấy</w:t>
+      </w:r>
+    </w:p>
+    <w:p>
+      <w:pPr>
+        <w:rPr>
+          <w:lang w:val="en-US"/>
+        </w:rPr>
+      </w:pPr>
+      <w:r>
+        <w:rPr>
+          <w:lang w:val="en-US"/>
+        </w:rPr>
+        <w:t>-Queue đầy</w:t>
+      </w:r>
+      <w:r>
+        <w:rPr>
+          <w:lang w:val="en-US"/>
+        </w:rPr>
+        <w:t xml:space="preserve"> -&gt; chờ thêm</w:t>
+      </w:r>
+    </w:p>
+    <w:p>
+      <w:pPr>
+        <w:rPr>
+          <w:lang w:val="fr-FR"/>
+        </w:rPr>
+      </w:pPr>
+      <w:r>
+        <w:rPr>
+          <w:lang w:val="fr-FR"/>
+        </w:rPr>
+        <w:t>4 cách làm việ</w:t>
+      </w:r>
+      <w:r>
+        <w:rPr>
+          <w:lang w:val="fr-FR"/>
+        </w:rPr>
+        <w:t xml:space="preserve">c với </w:t>
+      </w:r>
+      <w:proofErr w:type="gramStart"/>
+      <w:r>
+        <w:rPr>
+          <w:lang w:val="fr-FR"/>
+        </w:rPr>
+        <w:t>Queue(</w:t>
+      </w:r>
+      <w:proofErr w:type="gramEnd"/>
+      <w:r>
+        <w:rPr>
+          <w:lang w:val="fr-FR"/>
+        </w:rPr>
+        <w:t>Java)</w:t>
+      </w:r>
+    </w:p>
+    <w:p>
+      <w:pPr>
+        <w:rPr>
+          <w:lang w:val="fr-FR"/>
+        </w:rPr>
+      </w:pPr>
+      <w:r>
+        <w:rPr>
+          <w:lang w:val="fr-FR"/>
+        </w:rPr>
+        <w:t>4.1Queue trong java là gì</w:t>
+      </w:r>
+    </w:p>
+    <w:p>
+      <w:pPr>
+        <w:rPr>
+          <w:lang w:val="fr-FR"/>
+        </w:rPr>
+      </w:pPr>
+      <w:r>
+        <w:rPr>
+          <w:lang w:val="fr-FR"/>
+        </w:rPr>
+        <w:t>Trong java :</w:t>
+      </w:r>
+    </w:p>
+    <w:p>
+      <w:pPr>
+        <w:rPr>
+          <w:lang w:val="en-US"/>
+        </w:rPr>
+      </w:pPr>
+      <w:r>
+        <w:rPr>
+          <w:lang w:val="en-US"/>
+        </w:rPr>
+        <w:t xml:space="preserve">Queue&lt;E&gt; queue = new </w:t>
+      </w:r>
+      <w:r>
+        <w:rPr>
+          <w:lang w:val="en-US"/>
+        </w:rPr>
+        <w:t>linkedList</w:t>
+      </w:r>
+      <w:r>
+        <w:rPr>
+          <w:lang w:val="en-US"/>
+        </w:rPr>
+        <w:t>&lt;</w:t>
+      </w:r>
+      <w:proofErr w:type="gramStart"/>
+      <w:r>
+        <w:rPr>
+          <w:lang w:val="en-US"/>
+        </w:rPr>
+        <w:t>&gt;(</w:t>
+      </w:r>
+      <w:proofErr w:type="gramEnd"/>
+      <w:r>
+        <w:rPr>
+          <w:lang w:val="en-US"/>
+        </w:rPr>
+        <w:t>);</w:t>
+      </w:r>
+    </w:p>
+    <w:p>
+      <w:pPr>
+        <w:rPr>
+          <w:lang w:val="en-US"/>
+        </w:rPr>
+      </w:pPr>
+      <w:r>
+        <w:rPr>
+          <w:lang w:val="en-US"/>
+        </w:rPr>
+        <w:drawing>
+          <wp:inline distT="0" distB="0" distL="0" distR="0" wp14:anchorId="02F87084" wp14:editId="10012D28">
+            <wp:extent cx="5706271" cy="1286054"/>
+            <wp:effectExtent l="0" t="0" r="8890" b="9525"/>
+            <wp:docPr id="59167749" name="Hình ảnh 1"/>
+            <wp:cNvGraphicFramePr>
+              <a:graphicFrameLocks xmlns:a="http://schemas.openxmlformats.org/drawingml/2006/main" noChangeAspect="1"/>
+            </wp:cNvGraphicFramePr>
+            <a:graphic xmlns:a="http://schemas.openxmlformats.org/drawingml/2006/main">
+              <a:graphicData uri="http://schemas.openxmlformats.org/drawingml/2006/picture">
+                <pic:pic xmlns:pic="http://schemas.openxmlformats.org/drawingml/2006/picture">
+                  <pic:nvPicPr>
+                    <pic:cNvPr id="59167749" name=""/>
+                    <pic:cNvPicPr/>
+                  </pic:nvPicPr>
+                  <pic:blipFill>
+                    <a:blip r:embed="rId6"/>
+                    <a:stretch>
+                      <a:fillRect/>
+                    </a:stretch>
+                  </pic:blipFill>
+                  <pic:spPr>
+                    <a:xfrm>
+                      <a:off x="0" y="0"/>
+                      <a:ext cx="5706271" cy="1286054"/>
+                    </a:xfrm>
+                    <a:prstGeom prst="rect">
+                      <a:avLst/>
+                    </a:prstGeom>
+                  </pic:spPr>
+                </pic:pic>
+              </a:graphicData>
+            </a:graphic>
+          </wp:inline>
+        </w:drawing>
+      </w:r>
+    </w:p>
+    <w:p>
+      <w:pPr>
+        <w:rPr>
+          <w:lang w:val="en-US"/>
+        </w:rPr>
+      </w:pPr>
+      <w:r>
+        <w:rPr>
+          <w:lang w:val="en-US"/>
+        </w:rPr>
+        <w:t>Các method thường dùng</w:t>
+      </w:r>
+    </w:p>
+    <w:p>
+      <w:pPr>
+        <w:rPr>
+          <w:lang w:val="en-US"/>
+        </w:rPr>
+      </w:pPr>
+      <w:r>
+        <w:rPr>
+          <w:lang w:val="en-US"/>
+        </w:rPr>
+        <w:t>M</w:t>
+      </w:r>
+      <w:r>
+        <w:rPr>
+          <w:lang w:val="en-US"/>
+        </w:rPr>
+        <w:t>e</w:t>
+      </w:r>
+      <w:r>
+        <w:rPr>
+          <w:lang w:val="en-US"/>
+        </w:rPr>
+        <w:t>thod add(e) ý nghĩa thêm (lỗi nếu đầy)</w:t>
+      </w:r>
+    </w:p>
+    <w:p>
+      <w:pPr>
+        <w:rPr>
+          <w:lang w:val="en-US"/>
+        </w:rPr>
+      </w:pPr>
+      <w:r>
+        <w:rPr>
+          <w:lang w:val="en-US"/>
+        </w:rPr>
+        <w:t>Offer(e) thêm (không lỗi)</w:t>
+      </w:r>
+    </w:p>
+    <w:p>
+      <w:pPr>
+        <w:rPr>
+          <w:lang w:val="en-US"/>
+        </w:rPr>
+      </w:pPr>
+      <w:proofErr w:type="gramStart"/>
+      <w:r>
+        <w:rPr>
+          <w:lang w:val="en-US"/>
+        </w:rPr>
+        <w:t>Remove(</w:t>
+      </w:r>
+      <w:proofErr w:type="gramEnd"/>
+      <w:r>
+        <w:rPr>
+          <w:lang w:val="en-US"/>
+        </w:rPr>
+        <w:t>) lấy + xóa (lỗi nếu rỗng)</w:t>
+      </w:r>
+    </w:p>
+    <w:p>
+      <w:pPr>
+        <w:rPr>
+          <w:lang w:val="en-US"/>
+        </w:rPr>
+      </w:pPr>
+      <w:proofErr w:type="gramStart"/>
+      <w:r>
+        <w:rPr>
+          <w:lang w:val="en-US"/>
+        </w:rPr>
+        <w:t>Poll(</w:t>
+      </w:r>
+      <w:proofErr w:type="gramEnd"/>
+      <w:r>
+        <w:rPr>
+          <w:lang w:val="en-US"/>
+        </w:rPr>
+        <w:t>) lấy +</w:t>
+      </w:r>
+      <w:r>
+        <w:rPr>
+          <w:lang w:val="en-US"/>
+        </w:rPr>
+        <w:t xml:space="preserve"> xóa </w:t>
+      </w:r>
+      <w:proofErr w:type="gramStart"/>
+      <w:r>
+        <w:rPr>
+          <w:lang w:val="en-US"/>
+        </w:rPr>
+        <w:t>()null</w:t>
+      </w:r>
+      <w:proofErr w:type="gramEnd"/>
+      <w:r>
+        <w:rPr>
+          <w:lang w:val="en-US"/>
+        </w:rPr>
+        <w:t xml:space="preserve"> nếu </w:t>
+      </w:r>
+      <w:r>
+        <w:rPr>
+          <w:lang w:val="en-US"/>
+        </w:rPr>
+        <w:t>rỗng</w:t>
+      </w:r>
+    </w:p>
+    <w:p>
+      <w:pPr>
+        <w:rPr>
+          <w:lang w:val="en-US"/>
+        </w:rPr>
+      </w:pPr>
+      <w:proofErr w:type="gramStart"/>
+      <w:r>
+        <w:rPr>
+          <w:lang w:val="en-US"/>
+        </w:rPr>
+        <w:t>Element(</w:t>
+      </w:r>
+      <w:proofErr w:type="gramEnd"/>
+      <w:r>
+        <w:rPr>
+          <w:lang w:val="en-US"/>
+        </w:rPr>
+        <w:t xml:space="preserve">) xem </w:t>
+      </w:r>
+      <w:proofErr w:type="gramStart"/>
+      <w:r>
+        <w:rPr>
+          <w:lang w:val="en-US"/>
+        </w:rPr>
+        <w:t>đầu(</w:t>
+      </w:r>
+      <w:proofErr w:type="gramEnd"/>
+      <w:r>
+        <w:rPr>
+          <w:lang w:val="en-US"/>
+        </w:rPr>
+        <w:t>lỗi nếu rỗng)</w:t>
+      </w:r>
+    </w:p>
+    <w:p>
+      <w:pPr>
+        <w:rPr>
+          <w:lang w:val="en-US"/>
+        </w:rPr>
+      </w:pPr>
+      <w:proofErr w:type="gramStart"/>
+      <w:r>
+        <w:rPr>
+          <w:lang w:val="en-US"/>
+        </w:rPr>
+        <w:t>Peek(</w:t>
+      </w:r>
+      <w:proofErr w:type="gramEnd"/>
+      <w:r>
+        <w:rPr>
+          <w:lang w:val="en-US"/>
+        </w:rPr>
+        <w:t xml:space="preserve">) xem </w:t>
+      </w:r>
+      <w:proofErr w:type="gramStart"/>
+      <w:r>
+        <w:rPr>
+          <w:lang w:val="en-US"/>
+        </w:rPr>
+        <w:t>đầu(</w:t>
+      </w:r>
+      <w:proofErr w:type="gramEnd"/>
+      <w:r>
+        <w:rPr>
+          <w:lang w:val="en-US"/>
+        </w:rPr>
+        <w:t xml:space="preserve">null nếu </w:t>
+      </w:r>
+      <w:proofErr w:type="gramStart"/>
+      <w:r>
+        <w:rPr>
+          <w:lang w:val="en-US"/>
+        </w:rPr>
+        <w:t>rỗng )</w:t>
+      </w:r>
+      <w:proofErr w:type="gramEnd"/>
+    </w:p>
+    <w:p>
+      <w:pPr>
+        <w:rPr>
+          <w:lang w:val="en-US"/>
+        </w:rPr>
+      </w:pPr>
+    </w:p>
+    <w:p>
+      <w:pPr>
+        <w:rPr>
+          <w:lang w:val="en-US"/>
+        </w:rPr>
+      </w:pPr>
+    </w:p>
+    <w:p>
+      <w:pPr>
+        <w:rPr>
+          <w:lang w:val="en-US"/>
+        </w:rPr>
+      </w:pPr>
+      <w:r>
+        <w:rPr>
+          <w:lang w:val="en-US"/>
+        </w:rPr>
+        <w:t>4.2</w:t>
+      </w:r>
+      <w:r>
+        <w:rPr>
+          <w:lang w:val="en-US"/>
+        </w:rPr>
+        <w:t xml:space="preserve"> </w:t>
+      </w:r>
+      <w:r>
+        <w:rPr>
+          <w:lang w:val="en-US"/>
+        </w:rPr>
+        <w:t xml:space="preserve">ví dụ queue thường </w:t>
+      </w:r>
+    </w:p>
+    <w:p>
+      <w:pPr>
+        <w:tabs>
+          <w:tab w:val="left" w:pos="5579"/>
+        </w:tabs>
+        <w:rPr>
+          <w:lang w:val="en-US"/>
+        </w:rPr>
+      </w:pPr>
+      <w:r>
+        <w:rPr>
+          <w:lang w:val="en-US"/>
+        </w:rPr>
+        <w:t>Queue&lt;Inter</w:t>
+      </w:r>
+      <w:r>
+        <w:rPr>
+          <w:lang w:val="en-US"/>
+        </w:rPr>
+        <w:t>ger</w:t>
+      </w:r>
+      <w:r>
+        <w:rPr>
+          <w:lang w:val="en-US"/>
+        </w:rPr>
+        <w:t>&gt;</w:t>
+      </w:r>
+      <w:r>
+        <w:rPr>
+          <w:lang w:val="en-US"/>
+        </w:rPr>
+        <w:t xml:space="preserve"> queue = new LinkedList&lt;</w:t>
+      </w:r>
+      <w:proofErr w:type="gramStart"/>
+      <w:r>
+        <w:rPr>
+          <w:lang w:val="en-US"/>
+        </w:rPr>
+        <w:t>&gt;(</w:t>
+      </w:r>
+      <w:proofErr w:type="gramEnd"/>
+      <w:r>
+        <w:rPr>
+          <w:lang w:val="en-US"/>
+        </w:rPr>
+        <w:t>);</w:t>
+      </w:r>
+      <w:r>
+        <w:rPr>
+          <w:lang w:val="en-US"/>
+        </w:rPr>
+        <w:tab/>
+      </w:r>
+    </w:p>
+    <w:p>
+      <w:pPr>
+        <w:tabs>
+          <w:tab w:val="left" w:pos="5579"/>
+        </w:tabs>
+      </w:pPr>
+      <w:r>
+        <w:drawing>
+          <wp:inline distT="0" distB="0" distL="0" distR="0" wp14:anchorId="50FBC96C" wp14:editId="666B2287">
+            <wp:extent cx="5315692" cy="2972215"/>
+            <wp:effectExtent l="0" t="0" r="0" b="0"/>
+            <wp:docPr id="794491802" name="Hình ảnh 1"/>
+            <wp:cNvGraphicFramePr>
+              <a:graphicFrameLocks xmlns:a="http://schemas.openxmlformats.org/drawingml/2006/main" noChangeAspect="1"/>
+            </wp:cNvGraphicFramePr>
+            <a:graphic xmlns:a="http://schemas.openxmlformats.org/drawingml/2006/main">
+              <a:graphicData uri="http://schemas.openxmlformats.org/drawingml/2006/picture">
+                <pic:pic xmlns:pic="http://schemas.openxmlformats.org/drawingml/2006/picture">
+                  <pic:nvPicPr>
+                    <pic:cNvPr id="794491802" name=""/>
+                    <pic:cNvPicPr/>
+                  </pic:nvPicPr>
+                  <pic:blipFill>
+                    <a:blip r:embed="rId7"/>
+                    <a:stretch>
+                      <a:fillRect/>
+                    </a:stretch>
+                  </pic:blipFill>
+                  <pic:spPr>
+                    <a:xfrm>
+                      <a:off x="0" y="0"/>
+                      <a:ext cx="5315692" cy="2972215"/>
+                    </a:xfrm>
+                    <a:prstGeom prst="rect">
+                      <a:avLst/>
+                    </a:prstGeom>
+                  </pic:spPr>
+                </pic:pic>
+              </a:graphicData>
+            </a:graphic>
+          </wp:inline>
+        </w:drawing>
+      </w:r>
+    </w:p>
+    <w:p>
+      <w:pPr>
+        <w:rPr>
+          <w:lang w:val="en-US"/>
+        </w:rPr>
+      </w:pPr>
+      <w:r>
+        <w:rPr>
+          <w:lang w:val="en-US"/>
+        </w:rPr>
+        <w:t>4.3 Pri</w:t>
+      </w:r>
+      <w:r>
+        <w:rPr>
+          <w:lang w:val="en-US"/>
+        </w:rPr>
+        <w:t>orityQueue</w:t>
+      </w:r>
+    </w:p>
+    <w:p>
+      <w:pPr>
+        <w:rPr>
+          <w:lang w:val="en-US"/>
+        </w:rPr>
+      </w:pPr>
+      <w:r>
+        <w:rPr>
+          <w:lang w:val="en-US"/>
+        </w:rPr>
+        <w:drawing>
+          <wp:inline distT="0" distB="0" distL="0" distR="0" wp14:anchorId="3A024F9E" wp14:editId="05B53D17">
+            <wp:extent cx="5477639" cy="2657846"/>
+            <wp:effectExtent l="0" t="0" r="0" b="9525"/>
+            <wp:docPr id="1916703822" name="Hình ảnh 1"/>
+            <wp:cNvGraphicFramePr>
+              <a:graphicFrameLocks xmlns:a="http://schemas.openxmlformats.org/drawingml/2006/main" noChangeAspect="1"/>
+            </wp:cNvGraphicFramePr>
+            <a:graphic xmlns:a="http://schemas.openxmlformats.org/drawingml/2006/main">
+              <a:graphicData uri="http://schemas.openxmlformats.org/drawingml/2006/picture">
+                <pic:pic xmlns:pic="http://schemas.openxmlformats.org/drawingml/2006/picture">
+                  <pic:nvPicPr>
+                    <pic:cNvPr id="1916703822" name=""/>
+                    <pic:cNvPicPr/>
+                  </pic:nvPicPr>
+                  <pic:blipFill>
+                    <a:blip r:embed="rId8"/>
+                    <a:stretch>
+                      <a:fillRect/>
+                    </a:stretch>
+                  </pic:blipFill>
+                  <pic:spPr>
+                    <a:xfrm>
+                      <a:off x="0" y="0"/>
+                      <a:ext cx="5477639" cy="2657846"/>
+                    </a:xfrm>
+                    <a:prstGeom prst="rect">
+                      <a:avLst/>
+                    </a:prstGeom>
+                  </pic:spPr>
+                </pic:pic>
+              </a:graphicData>
+            </a:graphic>
+          </wp:inline>
+        </w:drawing>
+      </w:r>
+    </w:p>
+    <w:p>
+      <w:pPr>
+        <w:rPr>
+          <w:lang w:val="en-US"/>
+        </w:rPr>
+      </w:pPr>
+      <w:r>
+        <w:rPr>
+          <w:lang w:val="en-US"/>
+        </w:rPr>
+        <w:t>S</w:t>
+      </w:r>
+    </w:p>
+    <w:p>
+      <w:pPr>
+        <w:rPr>
+          <w:lang w:val="en-US"/>
+        </w:rPr>
+      </w:pPr>
+    </w:p>
+    <w:p>
+      <w:pPr>
+        <w:rPr>
+          <w:lang w:val="en-US"/>
+        </w:rPr>
+      </w:pPr>
+    </w:p>
+    <w:p>
+      <w:pPr>
+        <w:rPr>
+          <w:lang w:val="en-US"/>
+        </w:rPr>
+      </w:pPr>
+    </w:p>
+    <w:p>
+      <w:pPr>
+        <w:rPr>
+          <w:lang w:val="en-US"/>
+        </w:rPr>
+      </w:pPr>
+    </w:p>
+    <w:p>
+      <w:pPr>
+        <w:rPr>
+          <w:lang w:val="en-US"/>
+        </w:rPr>
+      </w:pPr>
+    </w:p>
+    <w:p>
+      <w:pPr>
+        <w:rPr>
+          <w:lang w:val="en-US"/>
+        </w:rPr>
+      </w:pPr>
+      <w:r>
+        <w:rPr>
+          <w:lang w:val="en-US"/>
+        </w:rPr>
+        <w:lastRenderedPageBreak/>
+        <w:t>4.4Deque</w:t>
+      </w:r>
+    </w:p>
+    <w:p>
+      <w:pPr>
+        <w:rPr>
+          <w:lang w:val="en-US"/>
+        </w:rPr>
+      </w:pPr>
+    </w:p>
+    <w:p>
+      <w:pPr>
+        <w:rPr>
+          <w:lang w:val="en-US"/>
+        </w:rPr>
+      </w:pPr>
+      <w:r>
+        <w:rPr>
+          <w:lang w:val="en-US"/>
+        </w:rPr>
+        <w:drawing>
+          <wp:inline distT="0" distB="0" distL="0" distR="0" wp14:anchorId="36E93249" wp14:editId="2B3AF46F">
+            <wp:extent cx="5630061" cy="2676899"/>
+            <wp:effectExtent l="0" t="0" r="0" b="9525"/>
+            <wp:docPr id="1501752987" name="Hình ảnh 1"/>
+            <wp:cNvGraphicFramePr>
+              <a:graphicFrameLocks xmlns:a="http://schemas.openxmlformats.org/drawingml/2006/main" noChangeAspect="1"/>
+            </wp:cNvGraphicFramePr>
+            <a:graphic xmlns:a="http://schemas.openxmlformats.org/drawingml/2006/main">
+              <a:graphicData uri="http://schemas.openxmlformats.org/drawingml/2006/picture">
+                <pic:pic xmlns:pic="http://schemas.openxmlformats.org/drawingml/2006/picture">
+                  <pic:nvPicPr>
+                    <pic:cNvPr id="1501752987" name=""/>
+                    <pic:cNvPicPr/>
+                  </pic:nvPicPr>
+                  <pic:blipFill>
+                    <a:blip r:embed="rId9"/>
+                    <a:stretch>
+                      <a:fillRect/>
+                    </a:stretch>
+                  </pic:blipFill>
+                  <pic:spPr>
+                    <a:xfrm>
+                      <a:off x="0" y="0"/>
+                      <a:ext cx="5630061" cy="2676899"/>
+                    </a:xfrm>
+                    <a:prstGeom prst="rect">
+                      <a:avLst/>
+                    </a:prstGeom>
+                  </pic:spPr>
+                </pic:pic>
+              </a:graphicData>
+            </a:graphic>
+          </wp:inline>
+        </w:drawing>
+      </w:r>
+    </w:p>
+    <w:p>
+      <w:pPr>
+        <w:rPr>
+          <w:lang w:val="en-US"/>
+        </w:rPr>
+      </w:pPr>
+      <w:r>
+        <w:rPr>
+          <w:lang w:val="en-US"/>
+        </w:rPr>
+        <w:t xml:space="preserve">4,5 </w:t>
+      </w:r>
+      <w:proofErr w:type="gramStart"/>
+      <w:r>
+        <w:rPr>
+          <w:lang w:val="en-US"/>
+        </w:rPr>
+        <w:t>BlockingQueue(</w:t>
+      </w:r>
+      <w:proofErr w:type="gramEnd"/>
+      <w:r>
+        <w:rPr>
+          <w:lang w:val="en-US"/>
+        </w:rPr>
+        <w:t>đa luồng)</w:t>
+      </w:r>
+    </w:p>
+    <w:p>
+      <w:pPr>
+        <w:rPr>
+          <w:lang w:val="en-US"/>
+        </w:rPr>
+      </w:pPr>
+      <w:r>
+        <w:rPr>
+          <w:lang w:val="en-US"/>
+        </w:rPr>
+        <w:drawing>
+          <wp:inline distT="0" distB="0" distL="0" distR="0" wp14:anchorId="618A61F9" wp14:editId="14DD76F6">
+            <wp:extent cx="5401429" cy="2829320"/>
+            <wp:effectExtent l="0" t="0" r="8890" b="9525"/>
+            <wp:docPr id="2139993013" name="Hình ảnh 1"/>
+            <wp:cNvGraphicFramePr>
+              <a:graphicFrameLocks xmlns:a="http://schemas.openxmlformats.org/drawingml/2006/main" noChangeAspect="1"/>
+            </wp:cNvGraphicFramePr>
+            <a:graphic xmlns:a="http://schemas.openxmlformats.org/drawingml/2006/main">
+              <a:graphicData uri="http://schemas.openxmlformats.org/drawingml/2006/picture">
+                <pic:pic xmlns:pic="http://schemas.openxmlformats.org/drawingml/2006/picture">
+                  <pic:nvPicPr>
+                    <pic:cNvPr id="2139993013" name=""/>
+                    <pic:cNvPicPr/>
+                  </pic:nvPicPr>
+                  <pic:blipFill>
+                    <a:blip r:embed="rId10"/>
+                    <a:stretch>
+                      <a:fillRect/>
+                    </a:stretch>
+                  </pic:blipFill>
+                  <pic:spPr>
+                    <a:xfrm>
+                      <a:off x="0" y="0"/>
+                      <a:ext cx="5401429" cy="2829320"/>
+                    </a:xfrm>
+                    <a:prstGeom prst="rect">
+                      <a:avLst/>
+                    </a:prstGeom>
+                  </pic:spPr>
+                </pic:pic>
+              </a:graphicData>
+            </a:graphic>
+          </wp:inline>
+        </w:drawing>
+      </w:r>
+    </w:p>
+    <w:p>
+      <w:pPr>
+        <w:rPr>
+          <w:lang w:val="en-US"/>
+        </w:rPr>
+      </w:pPr>
+      <w:r>
+        <w:rPr>
+          <w:lang w:val="en-US"/>
+        </w:rPr>
+        <w:t>5. ứng dụng thực tế của Queue</w:t>
+      </w:r>
+    </w:p>
+    <w:p>
+      <w:pPr>
+        <w:rPr>
+          <w:lang w:val="en-US"/>
+        </w:rPr>
+      </w:pPr>
+      <w:r>
+        <w:rPr>
+          <w:lang w:val="en-US"/>
+        </w:rPr>
+        <w:t>Xử lý request server</w:t>
+      </w:r>
+    </w:p>
+    <w:p>
+      <w:pPr>
+        <w:rPr>
+          <w:lang w:val="fr-FR"/>
+        </w:rPr>
+      </w:pPr>
+      <w:r>
+        <w:rPr>
+          <w:lang w:val="fr-FR"/>
+        </w:rPr>
+        <w:t>In ấn (print qu</w:t>
+      </w:r>
+      <w:r>
+        <w:rPr>
+          <w:lang w:val="fr-FR"/>
+        </w:rPr>
+        <w:t>eue</w:t>
+      </w:r>
+      <w:r>
+        <w:rPr>
+          <w:lang w:val="fr-FR"/>
+        </w:rPr>
+        <w:t>)</w:t>
+      </w:r>
+    </w:p>
+    <w:p>
+      <w:pPr>
+        <w:rPr>
+          <w:lang w:val="fr-FR"/>
+        </w:rPr>
+      </w:pPr>
+      <w:r>
+        <w:rPr>
+          <w:lang w:val="fr-FR"/>
+        </w:rPr>
+        <w:t>Message q</w:t>
+      </w:r>
+      <w:r>
+        <w:rPr>
+          <w:lang w:val="fr-FR"/>
+        </w:rPr>
+        <w:t>ueue(</w:t>
+      </w:r>
+      <w:proofErr w:type="gramStart"/>
+      <w:r>
+        <w:rPr>
+          <w:lang w:val="fr-FR"/>
+        </w:rPr>
+        <w:t>kafka,RabbitMQ</w:t>
+      </w:r>
+      <w:proofErr w:type="gramEnd"/>
+      <w:r>
+        <w:rPr>
+          <w:lang w:val="fr-FR"/>
+        </w:rPr>
+        <w:t>)</w:t>
+      </w:r>
+    </w:p>
+    <w:p>
+      <w:pPr>
+        <w:rPr>
+          <w:lang w:val="fr-FR"/>
+        </w:rPr>
+      </w:pPr>
+      <w:r>
+        <w:rPr>
+          <w:lang w:val="fr-FR"/>
+        </w:rPr>
+        <w:t>CPU scheduling</w:t>
+      </w:r>
+    </w:p>
+    <w:p>
+      <w:pPr>
+        <w:rPr>
+          <w:lang w:val="fr-FR"/>
+        </w:rPr>
+      </w:pPr>
+      <w:r>
+        <w:rPr>
+          <w:lang w:val="fr-FR"/>
+        </w:rPr>
+        <w:t>Producer-Consumer</w:t>
+      </w:r>
+    </w:p>
+    <w:p>
+      <w:pPr>
+        <w:rPr>
+          <w:lang w:val="en-US"/>
+        </w:rPr>
+      </w:pPr>
+      <w:r>
+        <w:rPr>
+          <w:lang w:val="en-US"/>
+        </w:rPr>
+        <w:t>BFS trong thuật toán đồ th</w:t>
+      </w:r>
+      <w:r>
+        <w:rPr>
+          <w:lang w:val="en-US"/>
+        </w:rPr>
+        <w:t xml:space="preserve">ị </w:t>
+      </w:r>
+    </w:p>
+    <w:p>
+      <w:pPr>
+        <w:rPr>
+          <w:lang w:val="en-US"/>
+        </w:rPr>
+      </w:pPr>
+    </w:p>
+    <w:p>
+      <w:pPr>
+        <w:rPr>
+          <w:lang w:val="en-US"/>
+        </w:rPr>
+      </w:pPr>
+      <w:r>
+        <w:lastRenderedPageBreak/>
+        <w:t>Em xin báo cáo kết quả thực tập hôm nay ạ</w:t>
+      </w:r>
+    </w:p>
+    <w:p>
+      <w:pPr>
+        <w:rPr>
+          <w:lang w:val="en-US"/>
+        </w:rPr>
+      </w:pPr>
+      <w:r>
+        <w:rPr>
+          <w:lang w:val="en-US"/>
+        </w:rPr>
+        <w:t xml:space="preserve">Học Khái niệm </w:t>
+      </w:r>
+      <w:r>
+        <w:rPr>
+          <w:lang w:val="en-US"/>
+        </w:rPr>
+        <w:t>MultiThread</w:t>
+      </w:r>
+      <w:r>
+        <w:rPr>
+          <w:lang w:val="en-US"/>
+        </w:rPr>
+        <w:t xml:space="preserve"> </w:t>
+      </w:r>
+      <w:r>
+        <w:rPr>
+          <w:lang w:val="en-US"/>
+        </w:rPr>
+        <w:t xml:space="preserve">(đa luồng) và làm thêm ví dụ về </w:t>
+      </w:r>
+      <w:r>
+        <w:rPr>
+          <w:lang w:val="en-US"/>
+        </w:rPr>
+        <w:t>MultiThread</w:t>
+      </w:r>
+    </w:p>
+    <w:p>
+      <w:pPr>
+        <w:rPr>
+          <w:lang w:val="en-US"/>
+        </w:rPr>
+      </w:pPr>
+      <w:r>
+        <w:rPr>
+          <w:lang w:val="en-US"/>
+        </w:rPr>
+        <w:t xml:space="preserve">Tìm hiểu Queue khái </w:t>
+      </w:r>
+      <w:proofErr w:type="gramStart"/>
+      <w:r>
+        <w:rPr>
+          <w:lang w:val="en-US"/>
+        </w:rPr>
+        <w:t xml:space="preserve">niệm </w:t>
+      </w:r>
+      <w:r>
+        <w:rPr>
+          <w:lang w:val="en-US"/>
+        </w:rPr>
+        <w:t>,</w:t>
+      </w:r>
+      <w:proofErr w:type="gramEnd"/>
+      <w:r>
+        <w:rPr>
+          <w:lang w:val="en-US"/>
+        </w:rPr>
+        <w:t xml:space="preserve"> </w:t>
+      </w:r>
+      <w:r>
+        <w:rPr>
+          <w:lang w:val="en-US"/>
+        </w:rPr>
+        <w:t xml:space="preserve">Các </w:t>
+      </w:r>
+      <w:r>
+        <w:rPr>
+          <w:lang w:val="en-US"/>
+        </w:rPr>
+        <w:t>thao tác cơ bản của Queue,</w:t>
+      </w:r>
+      <w:r>
+        <w:rPr>
+          <w:lang w:val="en-US"/>
+        </w:rPr>
+        <w:t xml:space="preserve"> </w:t>
+      </w:r>
+      <w:r>
+        <w:rPr>
+          <w:lang w:val="en-US"/>
+        </w:rPr>
+        <w:t xml:space="preserve">Các Queue </w:t>
+      </w:r>
+      <w:r>
+        <w:rPr>
+          <w:lang w:val="en-US"/>
+        </w:rPr>
+        <w:t>phổ biến</w:t>
+      </w:r>
+      <w:r>
+        <w:rPr>
+          <w:lang w:val="en-US"/>
+        </w:rPr>
+        <w:t xml:space="preserve"> </w:t>
+      </w:r>
+    </w:p>
+    <w:p>
+      <w:pPr>
+        <w:rPr>
+          <w:lang w:val="fr-FR"/>
+        </w:rPr>
+      </w:pPr>
+      <w:r>
+        <w:rPr>
+          <w:lang w:val="fr-FR"/>
+        </w:rPr>
+        <w:t>Sim</w:t>
+      </w:r>
+      <w:r>
+        <w:rPr>
+          <w:lang w:val="fr-FR"/>
+        </w:rPr>
+        <w:t xml:space="preserve">ple </w:t>
+      </w:r>
+      <w:proofErr w:type="gramStart"/>
+      <w:r>
+        <w:rPr>
+          <w:lang w:val="fr-FR"/>
+        </w:rPr>
+        <w:t>Queue(</w:t>
+      </w:r>
+      <w:proofErr w:type="gramEnd"/>
+      <w:r>
+        <w:rPr>
+          <w:lang w:val="fr-FR"/>
+        </w:rPr>
+        <w:t>Queue thườ</w:t>
+      </w:r>
+      <w:r>
+        <w:rPr>
+          <w:lang w:val="fr-FR"/>
+        </w:rPr>
+        <w:t>ng</w:t>
+      </w:r>
+      <w:proofErr w:type="gramStart"/>
+      <w:r>
+        <w:rPr>
+          <w:lang w:val="fr-FR"/>
+        </w:rPr>
+        <w:t>),Cricular</w:t>
+      </w:r>
+      <w:proofErr w:type="gramEnd"/>
+      <w:r>
+        <w:rPr>
+          <w:lang w:val="fr-FR"/>
+        </w:rPr>
+        <w:t xml:space="preserve"> </w:t>
+      </w:r>
+      <w:proofErr w:type="gramStart"/>
+      <w:r>
+        <w:rPr>
+          <w:lang w:val="fr-FR"/>
+        </w:rPr>
+        <w:t>Queue(</w:t>
+      </w:r>
+      <w:proofErr w:type="gramEnd"/>
+      <w:r>
+        <w:rPr>
+          <w:lang w:val="fr-FR"/>
+        </w:rPr>
+        <w:t>Queue</w:t>
+      </w:r>
+      <w:r>
+        <w:rPr>
+          <w:lang w:val="fr-FR"/>
+        </w:rPr>
+        <w:t xml:space="preserve"> vòng</w:t>
+      </w:r>
+      <w:proofErr w:type="gramStart"/>
+      <w:r>
+        <w:rPr>
+          <w:lang w:val="fr-FR"/>
+        </w:rPr>
+        <w:t>)</w:t>
+      </w:r>
+      <w:r>
+        <w:rPr>
+          <w:lang w:val="fr-FR"/>
+        </w:rPr>
+        <w:t>,Priority</w:t>
+      </w:r>
+      <w:proofErr w:type="gramEnd"/>
+      <w:r>
+        <w:rPr>
+          <w:lang w:val="fr-FR"/>
+        </w:rPr>
+        <w:t xml:space="preserve"> Queue </w:t>
+      </w:r>
+      <w:r>
+        <w:rPr>
+          <w:lang w:val="fr-FR"/>
+        </w:rPr>
+        <w:t>(Queue ưu tiên)</w:t>
+      </w:r>
+    </w:p>
+    <w:p>
+      <w:pPr>
+        <w:rPr>
+          <w:lang w:val="en-US"/>
+        </w:rPr>
+      </w:pPr>
+      <w:proofErr w:type="gramStart"/>
+      <w:r>
+        <w:rPr>
+          <w:lang w:val="en-US"/>
+        </w:rPr>
+        <w:t>Deque(</w:t>
+      </w:r>
+      <w:proofErr w:type="gramEnd"/>
+      <w:r>
+        <w:rPr>
+          <w:lang w:val="en-US"/>
+        </w:rPr>
+        <w:t>Double Ended Queue</w:t>
+      </w:r>
+      <w:proofErr w:type="gramStart"/>
+      <w:r>
+        <w:rPr>
+          <w:lang w:val="en-US"/>
+        </w:rPr>
+        <w:t>),Blo</w:t>
+      </w:r>
+      <w:r>
+        <w:rPr>
+          <w:lang w:val="en-US"/>
+        </w:rPr>
+        <w:t>cking</w:t>
+      </w:r>
+      <w:proofErr w:type="gramEnd"/>
+      <w:r>
+        <w:rPr>
+          <w:lang w:val="en-US"/>
+        </w:rPr>
+        <w:t xml:space="preserve"> </w:t>
+      </w:r>
+      <w:proofErr w:type="gramStart"/>
+      <w:r>
+        <w:rPr>
+          <w:lang w:val="en-US"/>
+        </w:rPr>
+        <w:t>Queue(</w:t>
+      </w:r>
+      <w:proofErr w:type="gramEnd"/>
+      <w:r>
+        <w:rPr>
+          <w:lang w:val="en-US"/>
+        </w:rPr>
+        <w:t>trong Multithread)</w:t>
+      </w:r>
+    </w:p>
+    <w:p>
+      <w:r>
+        <w:t>New plan</w:t>
+      </w:r>
+    </w:p>
+    <w:p>
+      <w:pPr>
+        <w:spacing w:after="200" w:line="276" w:lineRule="auto"/>
+        <w:rPr>
+          <w:rFonts w:cstheme="minorHAnsi"/>
+          <w:lang w:val="en-US"/>
+        </w:rPr>
+      </w:pPr>
+      <w:r>
+        <w:rPr>
+          <w:rFonts w:cstheme="minorHAnsi"/>
+        </w:rPr>
+        <w:t>cách làm việc với queue</w:t>
+      </w:r>
+    </w:p>
+    <w:p>
+      <w:pPr>
+        <w:spacing w:after="200" w:line="276" w:lineRule="auto"/>
+        <w:rPr>
+          <w:rFonts w:cstheme="minorHAnsi"/>
+          <w:lang w:val="en-US"/>
         </w:rPr>
       </w:pPr>
       <w:r>
@@ -2983,7 +5171,7 @@
   <w:style w:type="paragraph" w:default="1" w:styleId="Binhthng">
     <w:name w:val="Normal"/>
     <w:qFormat/>
-    <w:rsid w:val="00593205"/>
+    <w:rsid w:val="00320C2E"/>
   </w:style>
   <w:style w:type="paragraph" w:styleId="u1">
     <w:name w:val="heading 1"/>
@@ -3187,7 +5375,6 @@
   <w:style w:type="character" w:default="1" w:styleId="Phngmcinhcuaoanvn">
     <w:name w:val="Default Paragraph Font"/>
     <w:uiPriority w:val="1"/>
-    <w:semiHidden/>
     <w:unhideWhenUsed/>
   </w:style>
   <w:style w:type="table" w:default="1" w:styleId="BangThngthng">

--- a/Thread.docx
+++ b/Thread.docx
@@ -1415,607 +1415,514 @@
       </w:r>
     </w:p>
     <w:p/>
-    <w:p>
-      <w:pPr>
-        <w:rPr>
-          <w:lang w:val="en-US"/>
-        </w:rPr>
-      </w:pPr>
-    </w:p>
-    <w:p>
-      <w:pPr>
-        <w:rPr>
-          <w:lang w:val="en-US"/>
-        </w:rPr>
-      </w:pPr>
-    </w:p>
-    <w:p>
-      <w:pPr>
-        <w:rPr>
-          <w:lang w:val="en-US"/>
-        </w:rPr>
-      </w:pPr>
-      <w:proofErr w:type="gramStart"/>
-      <w:r>
-        <w:rPr>
-          <w:lang w:val="en-US"/>
-        </w:rPr>
+    <w:p/>
+    <w:p/>
+    <w:p>
+      <w:r>
         <w:lastRenderedPageBreak/>
         <w:t>4:Mul</w:t>
       </w:r>
       <w:r>
-        <w:rPr>
-          <w:lang w:val="en-US"/>
-        </w:rPr>
         <w:t>tiThread</w:t>
       </w:r>
+    </w:p>
+    <w:p>
+      <w:r>
+        <w:t>a:</w:t>
+      </w:r>
+    </w:p>
+    <w:p>
+      <w:r>
+        <w:t>-Thre</w:t>
+      </w:r>
+      <w:r>
+        <w:t>ad(đa luồng) là kỹ thuật trong lập trình cho phép một chương trình chạy nhiều luồng(thread) song song trong cùng môt tiến trình (pro</w:t>
+      </w:r>
+      <w:r>
+        <w:t>cess</w:t>
+      </w:r>
+      <w:r>
+        <w:t>)</w:t>
+      </w:r>
+      <w:r>
+        <w:t>.</w:t>
+      </w:r>
+    </w:p>
+    <w:p>
+      <w:r>
+        <w:t>-</w:t>
+      </w:r>
+      <w:r>
+        <w:t xml:space="preserve"> </w:t>
+      </w:r>
+      <w:r>
+        <w:t>Thread(</w:t>
+      </w:r>
+      <w:r>
+        <w:t>luồng) là đơn vị nhỏ nhất của quá trình thực thi trong chương trình</w:t>
+      </w:r>
+      <w:r>
+        <w:t>.</w:t>
+      </w:r>
+    </w:p>
+    <w:p>
+      <w:pPr>
+        <w:rPr>
+          <w:lang w:val="en-US"/>
+        </w:rPr>
+      </w:pPr>
+      <w:r>
+        <w:rPr>
+          <w:lang w:val="en-US"/>
+        </w:rPr>
+        <w:t xml:space="preserve">- Các thread chia sẻ chung tài nguyên của process như: </w:t>
+      </w:r>
+      <w:r>
+        <w:rPr>
+          <w:lang w:val="en-US"/>
+        </w:rPr>
+        <w:t xml:space="preserve">bộ nhớ(heap), biến toàn </w:t>
+      </w:r>
+      <w:proofErr w:type="gramStart"/>
+      <w:r>
+        <w:rPr>
+          <w:lang w:val="en-US"/>
+        </w:rPr>
+        <w:t>cục,file</w:t>
+      </w:r>
       <w:proofErr w:type="gramEnd"/>
-    </w:p>
-    <w:p>
-      <w:pPr>
-        <w:rPr>
-          <w:lang w:val="en-US"/>
-        </w:rPr>
-      </w:pPr>
-      <w:r>
-        <w:rPr>
-          <w:lang w:val="en-US"/>
-        </w:rPr>
-        <w:t>a:</w:t>
-      </w:r>
-    </w:p>
-    <w:p>
-      <w:pPr>
-        <w:rPr>
-          <w:lang w:val="en-US"/>
-        </w:rPr>
-      </w:pPr>
-      <w:r>
-        <w:rPr>
-          <w:lang w:val="en-US"/>
-        </w:rPr>
-        <w:t>-</w:t>
+      <w:r>
+        <w:rPr>
+          <w:lang w:val="en-US"/>
+        </w:rPr>
+        <w:t>,database</w:t>
+      </w:r>
+      <w:r>
+        <w:rPr>
+          <w:lang w:val="en-US"/>
+        </w:rPr>
+        <w:t xml:space="preserve"> </w:t>
       </w:r>
       <w:proofErr w:type="gramStart"/>
       <w:r>
         <w:rPr>
           <w:lang w:val="en-US"/>
         </w:rPr>
-        <w:t>Thre</w:t>
-      </w:r>
-      <w:r>
-        <w:rPr>
-          <w:lang w:val="en-US"/>
-        </w:rPr>
-        <w:t>ad(</w:t>
+        <w:t>connection..</w:t>
       </w:r>
       <w:proofErr w:type="gramEnd"/>
-      <w:r>
-        <w:rPr>
-          <w:lang w:val="en-US"/>
-        </w:rPr>
-        <w:t>đa luồng) là kỹ thuật trong lập trình cho phép một chương trình chạy nhiều luồng(thread) song song trong cùng môt tiến trình (pro</w:t>
-      </w:r>
-      <w:r>
-        <w:rPr>
-          <w:lang w:val="en-US"/>
-        </w:rPr>
-        <w:t>cess</w:t>
-      </w:r>
-      <w:r>
-        <w:rPr>
-          <w:lang w:val="en-US"/>
-        </w:rPr>
-        <w:t>)</w:t>
-      </w:r>
-      <w:r>
-        <w:rPr>
-          <w:lang w:val="en-US"/>
-        </w:rPr>
-        <w:t>.</w:t>
-      </w:r>
-    </w:p>
-    <w:p>
-      <w:pPr>
-        <w:rPr>
-          <w:lang w:val="en-US"/>
-        </w:rPr>
-      </w:pPr>
-      <w:r>
-        <w:rPr>
-          <w:lang w:val="en-US"/>
-        </w:rPr>
-        <w:t>-</w:t>
-      </w:r>
-      <w:r>
-        <w:rPr>
-          <w:lang w:val="en-US"/>
-        </w:rPr>
-        <w:t xml:space="preserve"> </w:t>
-      </w:r>
-      <w:r>
-        <w:rPr>
-          <w:lang w:val="en-US"/>
-        </w:rPr>
-        <w:t>Thread(</w:t>
-      </w:r>
-      <w:r>
-        <w:rPr>
-          <w:lang w:val="en-US"/>
-        </w:rPr>
-        <w:t>luồng) là đơn vị nhỏ nhất của quá trình thực thi trong chương trình</w:t>
-      </w:r>
-      <w:r>
-        <w:rPr>
-          <w:lang w:val="en-US"/>
-        </w:rPr>
-        <w:t>.</w:t>
-      </w:r>
-    </w:p>
-    <w:p>
-      <w:pPr>
-        <w:rPr>
-          <w:lang w:val="en-US"/>
-        </w:rPr>
-      </w:pPr>
-      <w:r>
-        <w:rPr>
-          <w:lang w:val="en-US"/>
-        </w:rPr>
-        <w:t xml:space="preserve">- Các thread chia sẻ chung tài nguyên của process như: </w:t>
-      </w:r>
-      <w:r>
-        <w:rPr>
-          <w:lang w:val="en-US"/>
-        </w:rPr>
-        <w:t xml:space="preserve">bộ nhớ(heap), biến toàn </w:t>
+    </w:p>
+    <w:p>
+      <w:pPr>
+        <w:rPr>
+          <w:lang w:val="en-US"/>
+        </w:rPr>
+      </w:pPr>
+      <w:r>
+        <w:rPr>
+          <w:lang w:val="en-US"/>
+        </w:rPr>
+        <w:t xml:space="preserve">- mỗi thread có stack </w:t>
       </w:r>
       <w:proofErr w:type="gramStart"/>
       <w:r>
         <w:rPr>
           <w:lang w:val="en-US"/>
         </w:rPr>
-        <w:t>cục,file</w:t>
+        <w:t>riêng ,</w:t>
       </w:r>
       <w:proofErr w:type="gramEnd"/>
       <w:r>
         <w:rPr>
           <w:lang w:val="en-US"/>
         </w:rPr>
-        <w:t>,database</w:t>
-      </w:r>
-      <w:r>
-        <w:rPr>
-          <w:lang w:val="en-US"/>
-        </w:rPr>
-        <w:t xml:space="preserve"> </w:t>
+        <w:t xml:space="preserve"> con trỏ lệnh (PC) riêng.</w:t>
+      </w:r>
+    </w:p>
+    <w:p>
+      <w:pPr>
+        <w:rPr>
+          <w:lang w:val="en-US"/>
+        </w:rPr>
+      </w:pPr>
+      <w:r>
+        <w:rPr>
+          <w:lang w:val="en-US"/>
+        </w:rPr>
+        <w:t xml:space="preserve">- nói đơn </w:t>
       </w:r>
       <w:proofErr w:type="gramStart"/>
       <w:r>
         <w:rPr>
           <w:lang w:val="en-US"/>
         </w:rPr>
-        <w:t>connection..</w:t>
+        <w:t>giản :MultiThread</w:t>
       </w:r>
       <w:proofErr w:type="gramEnd"/>
-    </w:p>
-    <w:p>
-      <w:pPr>
-        <w:rPr>
-          <w:lang w:val="en-US"/>
-        </w:rPr>
-      </w:pPr>
-      <w:r>
-        <w:rPr>
-          <w:lang w:val="en-US"/>
-        </w:rPr>
-        <w:t xml:space="preserve">- mỗi thread có stack </w:t>
+      <w:r>
+        <w:rPr>
+          <w:lang w:val="en-US"/>
+        </w:rPr>
+        <w:t xml:space="preserve"> giúp chương trình làm việc </w:t>
+      </w:r>
+      <w:r>
+        <w:rPr>
+          <w:lang w:val="en-US"/>
+        </w:rPr>
+        <w:t>cùng lúc, thay vì xử lý từng việc một</w:t>
+      </w:r>
+    </w:p>
+    <w:p>
+      <w:pPr>
+        <w:rPr>
+          <w:lang w:val="en-US"/>
+        </w:rPr>
+      </w:pPr>
+      <w:r>
+        <w:rPr>
+          <w:lang w:val="en-US"/>
+        </w:rPr>
+        <w:t>-MultiThread</w:t>
+      </w:r>
+      <w:r>
+        <w:rPr>
+          <w:lang w:val="en-US"/>
+        </w:rPr>
+        <w:t xml:space="preserve"> == nhiều thread cùng tồn tại và thực thi</w:t>
+      </w:r>
+    </w:p>
+    <w:p>
+      <w:pPr>
+        <w:rPr>
+          <w:lang w:val="en-US"/>
+        </w:rPr>
+      </w:pPr>
+      <w:r>
+        <w:rPr>
+          <w:lang w:val="en-US"/>
+        </w:rPr>
+        <w:t>-Các thread</w:t>
+      </w:r>
+      <w:r>
+        <w:rPr>
+          <w:lang w:val="en-US"/>
+        </w:rPr>
+        <w:t xml:space="preserve"> chia sẻ chung tài nguyên </w:t>
+      </w:r>
+    </w:p>
+    <w:p>
+      <w:pPr>
+        <w:rPr>
+          <w:lang w:val="en-US"/>
+        </w:rPr>
+      </w:pPr>
+      <w:r>
+        <w:rPr>
+          <w:lang w:val="en-US"/>
+        </w:rPr>
+        <w:t xml:space="preserve">-giúp chương trình làm việc cùng lúc </w:t>
+      </w:r>
+    </w:p>
+    <w:p>
+      <w:pPr>
+        <w:rPr>
+          <w:lang w:val="en-US"/>
+        </w:rPr>
+      </w:pPr>
+      <w:r>
+        <w:rPr>
+          <w:lang w:val="en-US"/>
+        </w:rPr>
+        <w:t xml:space="preserve">1 Queue </w:t>
+      </w:r>
+    </w:p>
+    <w:p>
+      <w:pPr>
+        <w:rPr>
+          <w:lang w:val="en-US"/>
+        </w:rPr>
+      </w:pPr>
+      <w:r>
+        <w:rPr>
+          <w:lang w:val="en-US"/>
+        </w:rPr>
+        <w:t xml:space="preserve">Queue (hàng đợi) là một cấu trúc dữ liệu truyền tính </w:t>
+      </w:r>
+      <w:r>
+        <w:rPr>
+          <w:lang w:val="en-US"/>
+        </w:rPr>
+        <w:t>hoạt động theo nguyên tắc</w:t>
+      </w:r>
+    </w:p>
+    <w:p>
+      <w:pPr>
+        <w:rPr>
+          <w:lang w:val="en-US"/>
+        </w:rPr>
+      </w:pPr>
+      <w:r>
+        <w:rPr>
+          <w:lang w:val="en-US"/>
+        </w:rPr>
+        <w:t>Fifo-Firs</w:t>
+      </w:r>
+      <w:r>
+        <w:rPr>
+          <w:lang w:val="en-US"/>
+        </w:rPr>
+        <w:t>t in, first Out</w:t>
+      </w:r>
+    </w:p>
+    <w:p>
+      <w:pPr>
+        <w:rPr>
+          <w:lang w:val="en-US"/>
+        </w:rPr>
+      </w:pPr>
+      <w:r>
+        <w:rPr>
+          <w:lang w:val="en-US"/>
+        </w:rPr>
+        <w:t>(Vào trước-Ra trước)</w:t>
+      </w:r>
+    </w:p>
+    <w:p>
+      <w:pPr>
+        <w:rPr>
+          <w:lang w:val="en-US"/>
+        </w:rPr>
+      </w:pPr>
+      <w:r>
+        <w:rPr>
+          <w:lang w:val="en-US"/>
+        </w:rPr>
+        <w:t xml:space="preserve">Giống như xếp hàng mua </w:t>
       </w:r>
       <w:proofErr w:type="gramStart"/>
       <w:r>
         <w:rPr>
           <w:lang w:val="en-US"/>
         </w:rPr>
-        <w:t>riêng ,</w:t>
+        <w:t>vé :</w:t>
       </w:r>
       <w:proofErr w:type="gramEnd"/>
-      <w:r>
-        <w:rPr>
-          <w:lang w:val="en-US"/>
-        </w:rPr>
-        <w:t xml:space="preserve"> con trỏ lệnh (PC) riêng.</w:t>
-      </w:r>
-    </w:p>
-    <w:p>
-      <w:pPr>
-        <w:rPr>
-          <w:lang w:val="en-US"/>
-        </w:rPr>
-      </w:pPr>
-      <w:r>
-        <w:rPr>
-          <w:lang w:val="en-US"/>
-        </w:rPr>
-        <w:t xml:space="preserve">- nói đơn </w:t>
+    </w:p>
+    <w:p>
+      <w:pPr>
+        <w:rPr>
+          <w:lang w:val="en-US"/>
+        </w:rPr>
+      </w:pPr>
+      <w:r>
+        <w:rPr>
+          <w:lang w:val="en-US"/>
+        </w:rPr>
+        <w:t>Người đến trước- được phục vụ trc</w:t>
+      </w:r>
+    </w:p>
+    <w:p>
+      <w:pPr>
+        <w:rPr>
+          <w:lang w:val="en-US"/>
+        </w:rPr>
+      </w:pPr>
+      <w:r>
+        <w:rPr>
+          <w:lang w:val="en-US"/>
+        </w:rPr>
+        <w:t>Người đến sau – chờ phí sau</w:t>
+      </w:r>
+    </w:p>
+    <w:p>
+      <w:pPr>
+        <w:rPr>
+          <w:lang w:val="en-US"/>
+        </w:rPr>
+      </w:pPr>
+      <w:r>
+        <w:rPr>
+          <w:lang w:val="en-US"/>
+        </w:rPr>
+        <w:t>2, Các thao tác cơ bản của Queue</w:t>
+      </w:r>
+    </w:p>
+    <w:p>
+      <w:pPr>
+        <w:rPr>
+          <w:lang w:val="en-US"/>
+        </w:rPr>
+      </w:pPr>
+      <w:r>
+        <w:rPr>
+          <w:lang w:val="en-US"/>
+        </w:rPr>
+        <w:t xml:space="preserve"> Thao tác </w:t>
+      </w:r>
+      <w:r>
+        <w:rPr>
+          <w:lang w:val="en-US"/>
+        </w:rPr>
+        <w:t xml:space="preserve">Enqueue </w:t>
+      </w:r>
+      <w:r>
+        <w:rPr>
+          <w:lang w:val="en-US"/>
+        </w:rPr>
+        <w:t>thêm phần t</w:t>
+      </w:r>
+      <w:r>
+        <w:rPr>
+          <w:lang w:val="en-US"/>
+        </w:rPr>
+        <w:t>ử vào cuối qu</w:t>
+      </w:r>
+      <w:r>
+        <w:rPr>
+          <w:lang w:val="en-US"/>
+        </w:rPr>
+        <w:t>eue</w:t>
+      </w:r>
+    </w:p>
+    <w:p>
+      <w:pPr>
+        <w:rPr>
+          <w:lang w:val="en-US"/>
+        </w:rPr>
+      </w:pPr>
+      <w:r>
+        <w:rPr>
+          <w:lang w:val="en-US"/>
+        </w:rPr>
+        <w:t>Dequeue lấy và xóa phần t</w:t>
+      </w:r>
+      <w:r>
+        <w:rPr>
+          <w:lang w:val="en-US"/>
+        </w:rPr>
+        <w:t xml:space="preserve">ử </w:t>
+      </w:r>
+      <w:r>
+        <w:rPr>
+          <w:lang w:val="en-US"/>
+        </w:rPr>
+        <w:t>ở đầu queue</w:t>
+      </w:r>
+    </w:p>
+    <w:p>
+      <w:pPr>
+        <w:rPr>
+          <w:lang w:val="en-US"/>
+        </w:rPr>
+      </w:pPr>
+      <w:r>
+        <w:rPr>
+          <w:lang w:val="en-US"/>
+        </w:rPr>
+        <w:t>Peek/front xem phần tử đầu qu</w:t>
+      </w:r>
+      <w:r>
+        <w:rPr>
+          <w:lang w:val="en-US"/>
+        </w:rPr>
+        <w:t>eue</w:t>
+      </w:r>
+    </w:p>
+    <w:p>
+      <w:pPr>
+        <w:rPr>
+          <w:lang w:val="en-US"/>
+        </w:rPr>
+      </w:pPr>
+      <w:r>
+        <w:rPr>
+          <w:lang w:val="en-US"/>
+        </w:rPr>
+        <w:t>isEmpty kiểm tra queue rỗng</w:t>
+      </w:r>
+    </w:p>
+    <w:p>
+      <w:pPr>
+        <w:rPr>
+          <w:lang w:val="en-US"/>
+        </w:rPr>
+      </w:pPr>
+      <w:r>
+        <w:rPr>
+          <w:lang w:val="en-US"/>
+        </w:rPr>
+        <w:t>size Số phần tử trong Qu</w:t>
+      </w:r>
+      <w:r>
+        <w:rPr>
+          <w:lang w:val="en-US"/>
+        </w:rPr>
+        <w:t>eue</w:t>
+      </w:r>
+    </w:p>
+    <w:p>
+      <w:pPr>
+        <w:rPr>
+          <w:lang w:val="fr-FR"/>
+        </w:rPr>
+      </w:pPr>
+      <w:r>
+        <w:rPr>
+          <w:lang w:val="fr-FR"/>
+        </w:rPr>
+        <w:t>3 Các loại Qu</w:t>
+      </w:r>
+      <w:r>
+        <w:rPr>
+          <w:lang w:val="fr-FR"/>
+        </w:rPr>
+        <w:t>eue phổ biến</w:t>
+      </w:r>
+    </w:p>
+    <w:p>
+      <w:pPr>
+        <w:rPr>
+          <w:lang w:val="fr-FR"/>
+        </w:rPr>
+      </w:pPr>
+      <w:r>
+        <w:rPr>
+          <w:lang w:val="fr-FR"/>
+        </w:rPr>
+        <w:t xml:space="preserve">3.1Simple </w:t>
       </w:r>
       <w:proofErr w:type="gramStart"/>
       <w:r>
         <w:rPr>
-          <w:lang w:val="en-US"/>
-        </w:rPr>
-        <w:t>giản :MultiThread</w:t>
+          <w:lang w:val="fr-FR"/>
+        </w:rPr>
+        <w:t>Queue(</w:t>
       </w:r>
       <w:proofErr w:type="gramEnd"/>
       <w:r>
         <w:rPr>
-          <w:lang w:val="en-US"/>
-        </w:rPr>
-        <w:t xml:space="preserve"> giúp chương trình làm việc </w:t>
-      </w:r>
-      <w:r>
-        <w:rPr>
-          <w:lang w:val="en-US"/>
-        </w:rPr>
-        <w:t>cùng lúc, thay vì xử lý từng việc một</w:t>
-      </w:r>
-    </w:p>
-    <w:p>
-      <w:pPr>
-        <w:rPr>
-          <w:lang w:val="en-US"/>
-        </w:rPr>
-      </w:pPr>
-      <w:r>
-        <w:rPr>
-          <w:lang w:val="en-US"/>
-        </w:rPr>
-        <w:t>-MultiThread</w:t>
-      </w:r>
-      <w:r>
-        <w:rPr>
-          <w:lang w:val="en-US"/>
-        </w:rPr>
-        <w:t xml:space="preserve"> == nhiều thread cùng tồn tại và thực thi</w:t>
-      </w:r>
-    </w:p>
-    <w:p>
-      <w:pPr>
-        <w:rPr>
-          <w:lang w:val="en-US"/>
-        </w:rPr>
-      </w:pPr>
-      <w:r>
-        <w:rPr>
-          <w:lang w:val="en-US"/>
-        </w:rPr>
-        <w:t>-Các thread</w:t>
-      </w:r>
-      <w:r>
-        <w:rPr>
-          <w:lang w:val="en-US"/>
-        </w:rPr>
-        <w:t xml:space="preserve"> chia sẻ chung tài nguyên </w:t>
-      </w:r>
-    </w:p>
-    <w:p>
-      <w:pPr>
-        <w:rPr>
-          <w:lang w:val="en-US"/>
-        </w:rPr>
-      </w:pPr>
-      <w:r>
-        <w:rPr>
-          <w:lang w:val="en-US"/>
-        </w:rPr>
-        <w:t xml:space="preserve">-giúp chương trình làm việc cùng lúc </w:t>
-      </w:r>
-    </w:p>
-    <w:p>
-      <w:pPr>
-        <w:rPr>
-          <w:lang w:val="en-US"/>
-        </w:rPr>
-      </w:pPr>
-      <w:r>
-        <w:rPr>
-          <w:lang w:val="en-US"/>
-        </w:rPr>
-        <w:t xml:space="preserve">1 Queue </w:t>
-      </w:r>
-    </w:p>
-    <w:p>
-      <w:pPr>
-        <w:rPr>
-          <w:lang w:val="en-US"/>
-        </w:rPr>
-      </w:pPr>
-      <w:r>
-        <w:rPr>
-          <w:lang w:val="en-US"/>
-        </w:rPr>
-        <w:t xml:space="preserve">Queue (hàng đợi) là một cấu trúc dữ liệu truyền tính </w:t>
-      </w:r>
-      <w:r>
-        <w:rPr>
-          <w:lang w:val="en-US"/>
-        </w:rPr>
-        <w:t>hoạt động theo nguyên tắc</w:t>
-      </w:r>
-    </w:p>
-    <w:p>
-      <w:pPr>
-        <w:rPr>
-          <w:lang w:val="en-US"/>
-        </w:rPr>
-      </w:pPr>
-      <w:r>
-        <w:rPr>
-          <w:lang w:val="en-US"/>
-        </w:rPr>
-        <w:t>Fifo-Firs</w:t>
-      </w:r>
-      <w:r>
-        <w:rPr>
-          <w:lang w:val="en-US"/>
-        </w:rPr>
-        <w:t>t in, first Out</w:t>
-      </w:r>
-    </w:p>
-    <w:p>
-      <w:pPr>
-        <w:rPr>
-          <w:lang w:val="en-US"/>
-        </w:rPr>
-      </w:pPr>
-      <w:r>
-        <w:rPr>
-          <w:lang w:val="en-US"/>
-        </w:rPr>
-        <w:t>(Vào trước-Ra trước)</w:t>
-      </w:r>
-    </w:p>
-    <w:p>
-      <w:pPr>
-        <w:rPr>
-          <w:lang w:val="en-US"/>
-        </w:rPr>
-      </w:pPr>
-      <w:r>
-        <w:rPr>
-          <w:lang w:val="en-US"/>
-        </w:rPr>
-        <w:t xml:space="preserve">Giống như xếp hàng mua </w:t>
-      </w:r>
-      <w:proofErr w:type="gramStart"/>
-      <w:r>
-        <w:rPr>
-          <w:lang w:val="en-US"/>
-        </w:rPr>
-        <w:t>vé :</w:t>
-      </w:r>
-      <w:proofErr w:type="gramEnd"/>
-    </w:p>
-    <w:p>
-      <w:pPr>
-        <w:rPr>
-          <w:lang w:val="en-US"/>
-        </w:rPr>
-      </w:pPr>
-      <w:r>
-        <w:rPr>
-          <w:lang w:val="en-US"/>
-        </w:rPr>
-        <w:t>Người đến trước- được phục vụ trc</w:t>
-      </w:r>
-    </w:p>
-    <w:p>
-      <w:pPr>
-        <w:rPr>
-          <w:lang w:val="en-US"/>
-        </w:rPr>
-      </w:pPr>
-      <w:r>
-        <w:rPr>
-          <w:lang w:val="en-US"/>
-        </w:rPr>
-        <w:t>Người đến sau – chờ phí sau</w:t>
-      </w:r>
-    </w:p>
-    <w:p>
-      <w:pPr>
-        <w:rPr>
-          <w:lang w:val="en-US"/>
-        </w:rPr>
-      </w:pPr>
-      <w:r>
-        <w:rPr>
-          <w:lang w:val="en-US"/>
-        </w:rPr>
-        <w:t>2, Các thao tác cơ bản của Queue</w:t>
-      </w:r>
-    </w:p>
-    <w:p>
-      <w:pPr>
-        <w:rPr>
-          <w:lang w:val="en-US"/>
-        </w:rPr>
-      </w:pPr>
-      <w:r>
-        <w:rPr>
-          <w:lang w:val="en-US"/>
-        </w:rPr>
-        <w:t xml:space="preserve"> Thao tác </w:t>
-      </w:r>
-      <w:r>
-        <w:rPr>
-          <w:lang w:val="en-US"/>
-        </w:rPr>
-        <w:t xml:space="preserve">Enqueue </w:t>
-      </w:r>
-      <w:r>
-        <w:rPr>
-          <w:lang w:val="en-US"/>
-        </w:rPr>
-        <w:t>thêm phần t</w:t>
-      </w:r>
-      <w:r>
-        <w:rPr>
-          <w:lang w:val="en-US"/>
-        </w:rPr>
-        <w:t>ử vào cuối qu</w:t>
-      </w:r>
-      <w:r>
-        <w:rPr>
-          <w:lang w:val="en-US"/>
-        </w:rPr>
-        <w:t>eue</w:t>
-      </w:r>
-    </w:p>
-    <w:p>
-      <w:pPr>
-        <w:rPr>
-          <w:lang w:val="en-US"/>
-        </w:rPr>
-      </w:pPr>
-      <w:r>
-        <w:rPr>
-          <w:lang w:val="en-US"/>
-        </w:rPr>
-        <w:t>Dequeue lấy và xóa phần t</w:t>
-      </w:r>
-      <w:r>
-        <w:rPr>
-          <w:lang w:val="en-US"/>
-        </w:rPr>
-        <w:t xml:space="preserve">ử </w:t>
-      </w:r>
-      <w:r>
-        <w:rPr>
-          <w:lang w:val="en-US"/>
-        </w:rPr>
-        <w:t>ở đầu queue</w:t>
-      </w:r>
-    </w:p>
-    <w:p>
-      <w:pPr>
-        <w:rPr>
-          <w:lang w:val="en-US"/>
-        </w:rPr>
-      </w:pPr>
-      <w:r>
-        <w:rPr>
-          <w:lang w:val="en-US"/>
-        </w:rPr>
-        <w:t>Peek/front xem phần tử đầu qu</w:t>
-      </w:r>
-      <w:r>
-        <w:rPr>
-          <w:lang w:val="en-US"/>
-        </w:rPr>
-        <w:t>eue</w:t>
-      </w:r>
-    </w:p>
-    <w:p>
-      <w:pPr>
-        <w:rPr>
-          <w:lang w:val="en-US"/>
-        </w:rPr>
-      </w:pPr>
-      <w:r>
-        <w:rPr>
-          <w:lang w:val="en-US"/>
-        </w:rPr>
-        <w:t>isEmpty kiểm tra queue rỗng</w:t>
-      </w:r>
-    </w:p>
-    <w:p>
-      <w:pPr>
-        <w:rPr>
-          <w:lang w:val="en-US"/>
-        </w:rPr>
-      </w:pPr>
-      <w:r>
-        <w:rPr>
-          <w:lang w:val="en-US"/>
-        </w:rPr>
-        <w:t>size Số phần tử trong Qu</w:t>
-      </w:r>
-      <w:r>
-        <w:rPr>
-          <w:lang w:val="en-US"/>
-        </w:rPr>
-        <w:t>eue</w:t>
-      </w:r>
-    </w:p>
-    <w:p>
-      <w:pPr>
-        <w:rPr>
-          <w:lang w:val="en-US"/>
-        </w:rPr>
-      </w:pPr>
-      <w:r>
-        <w:rPr>
-          <w:lang w:val="en-US"/>
-        </w:rPr>
-        <w:t>3 Các loại Qu</w:t>
-      </w:r>
-      <w:r>
-        <w:rPr>
-          <w:lang w:val="en-US"/>
-        </w:rPr>
-        <w:t>eue phổ biến</w:t>
-      </w:r>
-    </w:p>
-    <w:p>
-      <w:pPr>
-        <w:rPr>
           <w:lang w:val="fr-FR"/>
         </w:rPr>
-      </w:pPr>
-      <w:r>
+        <w:t>Queue thường)</w:t>
+      </w:r>
+    </w:p>
+    <w:p>
+      <w:pPr>
         <w:rPr>
           <w:lang w:val="fr-FR"/>
         </w:rPr>
-        <w:t xml:space="preserve">3.1Simple </w:t>
-      </w:r>
-      <w:proofErr w:type="gramStart"/>
+      </w:pPr>
       <w:r>
         <w:rPr>
           <w:lang w:val="fr-FR"/>
         </w:rPr>
-        <w:t>Queue(</w:t>
-      </w:r>
-      <w:proofErr w:type="gramEnd"/>
+        <w:t>-fi</w:t>
+      </w:r>
       <w:r>
         <w:rPr>
           <w:lang w:val="fr-FR"/>
         </w:rPr>
-        <w:t>Queue thường)</w:t>
-      </w:r>
-    </w:p>
-    <w:p>
-      <w:pPr>
-        <w:rPr>
-          <w:lang w:val="fr-FR"/>
-        </w:rPr>
-      </w:pPr>
-      <w:r>
-        <w:rPr>
-          <w:lang w:val="fr-FR"/>
-        </w:rPr>
-        <w:t>-fi</w:t>
-      </w:r>
-      <w:r>
-        <w:rPr>
-          <w:lang w:val="fr-FR"/>
-        </w:rPr>
-        <w:t>fo c</w:t>
-      </w:r>
-      <w:r>
-        <w:rPr>
-          <w:lang w:val="fr-FR"/>
-        </w:rPr>
-        <w:t xml:space="preserve">ơ bản </w:t>
+        <w:t xml:space="preserve">fo cơ bản </w:t>
       </w:r>
     </w:p>
     <w:p>
@@ -2146,6 +2053,310 @@
     <w:p>
       <w:pPr>
         <w:rPr>
+          <w:lang w:val="en-US"/>
+        </w:rPr>
+      </w:pPr>
+      <w:r>
+        <w:rPr>
+          <w:lang w:val="en-US"/>
+        </w:rPr>
+        <w:t>CPU sheduling</w:t>
+      </w:r>
+    </w:p>
+    <w:p>
+      <w:pPr>
+        <w:rPr>
+          <w:lang w:val="en-US"/>
+        </w:rPr>
+      </w:pPr>
+      <w:r>
+        <w:rPr>
+          <w:lang w:val="en-US"/>
+        </w:rPr>
+        <w:t>3.3 Pri</w:t>
+      </w:r>
+      <w:r>
+        <w:rPr>
+          <w:lang w:val="en-US"/>
+        </w:rPr>
+        <w:t xml:space="preserve">ory </w:t>
+      </w:r>
+      <w:proofErr w:type="gramStart"/>
+      <w:r>
+        <w:rPr>
+          <w:lang w:val="en-US"/>
+        </w:rPr>
+        <w:t>Queue(</w:t>
+      </w:r>
+      <w:proofErr w:type="gramEnd"/>
+      <w:r>
+        <w:rPr>
+          <w:lang w:val="en-US"/>
+        </w:rPr>
+        <w:t>Queue ưu tiên)</w:t>
+      </w:r>
+    </w:p>
+    <w:p>
+      <w:pPr>
+        <w:rPr>
+          <w:lang w:val="en-US"/>
+        </w:rPr>
+      </w:pPr>
+      <w:r>
+        <w:rPr>
+          <w:lang w:val="en-US"/>
+        </w:rPr>
+        <w:t xml:space="preserve">Phần tử có </w:t>
+      </w:r>
+      <w:r>
+        <w:rPr>
+          <w:lang w:val="en-US"/>
+        </w:rPr>
+        <w:t>độ ưu tiên cao được lấy ra trước</w:t>
+      </w:r>
+    </w:p>
+    <w:p>
+      <w:pPr>
+        <w:rPr>
+          <w:lang w:val="en-US"/>
+        </w:rPr>
+      </w:pPr>
+      <w:r>
+        <w:rPr>
+          <w:lang w:val="en-US"/>
+        </w:rPr>
+        <w:t>Không tiền theo FiFo t</w:t>
+      </w:r>
+      <w:r>
+        <w:rPr>
+          <w:lang w:val="en-US"/>
+        </w:rPr>
+        <w:t>uyệt đối</w:t>
+      </w:r>
+    </w:p>
+    <w:p>
+      <w:pPr>
+        <w:rPr>
+          <w:lang w:val="en-US"/>
+        </w:rPr>
+      </w:pPr>
+      <w:r>
+        <w:rPr>
+          <w:lang w:val="en-US"/>
+        </w:rPr>
+        <w:t>ứng dụng</w:t>
+      </w:r>
+    </w:p>
+    <w:p>
+      <w:pPr>
+        <w:rPr>
+          <w:lang w:val="en-US"/>
+        </w:rPr>
+      </w:pPr>
+      <w:r>
+        <w:rPr>
+          <w:lang w:val="en-US"/>
+        </w:rPr>
+        <w:t>Hệ điều hành</w:t>
+      </w:r>
+    </w:p>
+    <w:p>
+      <w:pPr>
+        <w:rPr>
+          <w:lang w:val="en-US"/>
+        </w:rPr>
+      </w:pPr>
+      <w:r>
+        <w:rPr>
+          <w:lang w:val="en-US"/>
+        </w:rPr>
+        <w:t>Thuật toán Dij</w:t>
+      </w:r>
+      <w:r>
+        <w:rPr>
+          <w:lang w:val="en-US"/>
+        </w:rPr>
+        <w:t>kstra</w:t>
+      </w:r>
+    </w:p>
+    <w:p>
+      <w:pPr>
+        <w:rPr>
+          <w:lang w:val="en-US"/>
+        </w:rPr>
+      </w:pPr>
+      <w:r>
+        <w:rPr>
+          <w:lang w:val="en-US"/>
+        </w:rPr>
+        <w:t>Xử lý task quan trọng</w:t>
+      </w:r>
+    </w:p>
+    <w:p>
+      <w:pPr>
+        <w:rPr>
+          <w:lang w:val="en-US"/>
+        </w:rPr>
+      </w:pPr>
+      <w:r>
+        <w:rPr>
+          <w:lang w:val="en-US"/>
+        </w:rPr>
+        <w:t>3.4 Deque</w:t>
+      </w:r>
+      <w:r>
+        <w:rPr>
+          <w:lang w:val="en-US"/>
+        </w:rPr>
+        <w:t xml:space="preserve"> (Double EnDed Queue)</w:t>
+      </w:r>
+    </w:p>
+    <w:p>
+      <w:pPr>
+        <w:rPr>
+          <w:lang w:val="en-US"/>
+        </w:rPr>
+      </w:pPr>
+      <w:r>
+        <w:rPr>
+          <w:lang w:val="en-US"/>
+        </w:rPr>
+        <w:t>Thêm/xóa ở cả hai đầu</w:t>
+      </w:r>
+    </w:p>
+    <w:p>
+      <w:pPr>
+        <w:rPr>
+          <w:lang w:val="en-US"/>
+        </w:rPr>
+      </w:pPr>
+      <w:r>
+        <w:rPr>
+          <w:lang w:val="en-US"/>
+        </w:rPr>
+        <w:t xml:space="preserve">3.5 Bloking </w:t>
+      </w:r>
+      <w:proofErr w:type="gramStart"/>
+      <w:r>
+        <w:rPr>
+          <w:lang w:val="en-US"/>
+        </w:rPr>
+        <w:t>Qu</w:t>
+      </w:r>
+      <w:r>
+        <w:rPr>
+          <w:lang w:val="en-US"/>
+        </w:rPr>
+        <w:t>eue(</w:t>
+      </w:r>
+      <w:proofErr w:type="gramEnd"/>
+      <w:r>
+        <w:rPr>
+          <w:lang w:val="en-US"/>
+        </w:rPr>
+        <w:t>trong MultiThread)</w:t>
+      </w:r>
+    </w:p>
+    <w:p>
+      <w:pPr>
+        <w:rPr>
+          <w:lang w:val="en-US"/>
+        </w:rPr>
+      </w:pPr>
+      <w:r>
+        <w:rPr>
+          <w:lang w:val="en-US"/>
+        </w:rPr>
+        <w:t>-Thread-</w:t>
+      </w:r>
+      <w:r>
+        <w:rPr>
+          <w:lang w:val="en-US"/>
+        </w:rPr>
+        <w:t>safe</w:t>
+      </w:r>
+    </w:p>
+    <w:p>
+      <w:pPr>
+        <w:rPr>
+          <w:lang w:val="en-US"/>
+        </w:rPr>
+      </w:pPr>
+      <w:r>
+        <w:rPr>
+          <w:lang w:val="en-US"/>
+        </w:rPr>
+        <w:t>-Tự động chờ (block) khi</w:t>
+      </w:r>
+    </w:p>
+    <w:p>
+      <w:pPr>
+        <w:rPr>
+          <w:lang w:val="en-US"/>
+        </w:rPr>
+      </w:pPr>
+      <w:r>
+        <w:rPr>
+          <w:lang w:val="en-US"/>
+        </w:rPr>
+        <w:t>-Queue rỗng -&gt;chờ lấy</w:t>
+      </w:r>
+    </w:p>
+    <w:p>
+      <w:pPr>
+        <w:rPr>
+          <w:lang w:val="en-US"/>
+        </w:rPr>
+      </w:pPr>
+      <w:r>
+        <w:rPr>
+          <w:lang w:val="en-US"/>
+        </w:rPr>
+        <w:t>-Queue đầy</w:t>
+      </w:r>
+      <w:r>
+        <w:rPr>
+          <w:lang w:val="en-US"/>
+        </w:rPr>
+        <w:t xml:space="preserve"> -&gt; chờ thêm</w:t>
+      </w:r>
+    </w:p>
+    <w:p>
+      <w:pPr>
+        <w:rPr>
+          <w:lang w:val="en-US"/>
+        </w:rPr>
+      </w:pPr>
+      <w:r>
+        <w:rPr>
+          <w:lang w:val="en-US"/>
+        </w:rPr>
+        <w:t>4 cách làm việ</w:t>
+      </w:r>
+      <w:r>
+        <w:rPr>
+          <w:lang w:val="en-US"/>
+        </w:rPr>
+        <w:t xml:space="preserve">c với </w:t>
+      </w:r>
+      <w:proofErr w:type="gramStart"/>
+      <w:r>
+        <w:rPr>
+          <w:lang w:val="en-US"/>
+        </w:rPr>
+        <w:t>Queue(</w:t>
+      </w:r>
+      <w:proofErr w:type="gramEnd"/>
+      <w:r>
+        <w:rPr>
+          <w:lang w:val="en-US"/>
+        </w:rPr>
+        <w:t>Java)</w:t>
+      </w:r>
+    </w:p>
+    <w:p>
+      <w:pPr>
+        <w:rPr>
           <w:lang w:val="fr-FR"/>
         </w:rPr>
       </w:pPr>
@@ -2153,7 +2364,7 @@
         <w:rPr>
           <w:lang w:val="fr-FR"/>
         </w:rPr>
-        <w:t>CPU sheduling</w:t>
+        <w:t>4.1Queue trong java là gì</w:t>
       </w:r>
     </w:p>
     <w:p>
@@ -2166,353 +2377,43 @@
         <w:rPr>
           <w:lang w:val="fr-FR"/>
         </w:rPr>
-        <w:t>3.3 Pri</w:t>
-      </w:r>
-      <w:r>
-        <w:rPr>
-          <w:lang w:val="fr-FR"/>
-        </w:rPr>
-        <w:t xml:space="preserve">ory </w:t>
+        <w:t>Trong java :</w:t>
+      </w:r>
+    </w:p>
+    <w:p>
+      <w:pPr>
+        <w:rPr>
+          <w:lang w:val="en-US"/>
+        </w:rPr>
+      </w:pPr>
+      <w:r>
+        <w:rPr>
+          <w:lang w:val="en-US"/>
+        </w:rPr>
+        <w:t xml:space="preserve">Queue&lt;E&gt; queue = new </w:t>
+      </w:r>
+      <w:r>
+        <w:rPr>
+          <w:lang w:val="en-US"/>
+        </w:rPr>
+        <w:t>linkedList</w:t>
+      </w:r>
+      <w:r>
+        <w:rPr>
+          <w:lang w:val="en-US"/>
+        </w:rPr>
+        <w:t>&lt;</w:t>
       </w:r>
       <w:proofErr w:type="gramStart"/>
       <w:r>
         <w:rPr>
-          <w:lang w:val="fr-FR"/>
-        </w:rPr>
-        <w:t>Queue(</w:t>
+          <w:lang w:val="en-US"/>
+        </w:rPr>
+        <w:t>&gt;(</w:t>
       </w:r>
       <w:proofErr w:type="gramEnd"/>
       <w:r>
         <w:rPr>
-          <w:lang w:val="fr-FR"/>
-        </w:rPr>
-        <w:t>Queue ưu tiên)</w:t>
-      </w:r>
-    </w:p>
-    <w:p>
-      <w:pPr>
-        <w:rPr>
-          <w:lang w:val="fr-FR"/>
-        </w:rPr>
-      </w:pPr>
-      <w:r>
-        <w:rPr>
-          <w:lang w:val="fr-FR"/>
-        </w:rPr>
-        <w:t xml:space="preserve">Phần tử có </w:t>
-      </w:r>
-      <w:r>
-        <w:rPr>
-          <w:lang w:val="fr-FR"/>
-        </w:rPr>
-        <w:t>độ ưu tiên cao được lấy ra trước</w:t>
-      </w:r>
-    </w:p>
-    <w:p>
-      <w:pPr>
-        <w:rPr>
-          <w:lang w:val="en-US"/>
-        </w:rPr>
-      </w:pPr>
-      <w:r>
-        <w:rPr>
-          <w:lang w:val="en-US"/>
-        </w:rPr>
-        <w:t>Không tiền theo FiFo t</w:t>
-      </w:r>
-      <w:r>
-        <w:rPr>
-          <w:lang w:val="en-US"/>
-        </w:rPr>
-        <w:t>uyệt đối</w:t>
-      </w:r>
-    </w:p>
-    <w:p>
-      <w:pPr>
-        <w:rPr>
-          <w:lang w:val="en-US"/>
-        </w:rPr>
-      </w:pPr>
-      <w:r>
-        <w:rPr>
-          <w:lang w:val="en-US"/>
-        </w:rPr>
-        <w:t>ứng dụng</w:t>
-      </w:r>
-    </w:p>
-    <w:p>
-      <w:pPr>
-        <w:rPr>
-          <w:lang w:val="en-US"/>
-        </w:rPr>
-      </w:pPr>
-      <w:r>
-        <w:rPr>
-          <w:lang w:val="en-US"/>
-        </w:rPr>
-        <w:t>Hệ điều hành</w:t>
-      </w:r>
-    </w:p>
-    <w:p>
-      <w:pPr>
-        <w:rPr>
-          <w:lang w:val="en-US"/>
-        </w:rPr>
-      </w:pPr>
-      <w:r>
-        <w:rPr>
-          <w:lang w:val="en-US"/>
-        </w:rPr>
-        <w:t>Thuật toán Dij</w:t>
-      </w:r>
-      <w:r>
-        <w:rPr>
-          <w:lang w:val="en-US"/>
-        </w:rPr>
-        <w:t>kstra</w:t>
-      </w:r>
-    </w:p>
-    <w:p>
-      <w:pPr>
-        <w:rPr>
-          <w:lang w:val="en-US"/>
-        </w:rPr>
-      </w:pPr>
-      <w:r>
-        <w:rPr>
-          <w:lang w:val="en-US"/>
-        </w:rPr>
-        <w:t>Xử lý task quan trọng</w:t>
-      </w:r>
-    </w:p>
-    <w:p>
-      <w:pPr>
-        <w:rPr>
-          <w:lang w:val="fr-FR"/>
-        </w:rPr>
-      </w:pPr>
-      <w:r>
-        <w:rPr>
-          <w:lang w:val="fr-FR"/>
-        </w:rPr>
-        <w:t>3.4 Deque</w:t>
-      </w:r>
-      <w:r>
-        <w:rPr>
-          <w:lang w:val="fr-FR"/>
-        </w:rPr>
-        <w:t xml:space="preserve"> (Double EnDed Queue)</w:t>
-      </w:r>
-    </w:p>
-    <w:p>
-      <w:pPr>
-        <w:rPr>
-          <w:lang w:val="fr-FR"/>
-        </w:rPr>
-      </w:pPr>
-      <w:r>
-        <w:rPr>
-          <w:lang w:val="fr-FR"/>
-        </w:rPr>
-        <w:t>Thêm/</w:t>
-      </w:r>
-      <w:r>
-        <w:rPr>
-          <w:lang w:val="fr-FR"/>
-        </w:rPr>
-        <w:t>xóa ở cả hai đầu</w:t>
-      </w:r>
-    </w:p>
-    <w:p>
-      <w:pPr>
-        <w:rPr>
-          <w:lang w:val="en-US"/>
-        </w:rPr>
-      </w:pPr>
-      <w:r>
-        <w:rPr>
-          <w:lang w:val="en-US"/>
-        </w:rPr>
-        <w:t xml:space="preserve">3.5 Bloking </w:t>
-      </w:r>
-      <w:proofErr w:type="gramStart"/>
-      <w:r>
-        <w:rPr>
-          <w:lang w:val="en-US"/>
-        </w:rPr>
-        <w:t>Qu</w:t>
-      </w:r>
-      <w:r>
-        <w:rPr>
-          <w:lang w:val="en-US"/>
-        </w:rPr>
-        <w:t>eue(</w:t>
-      </w:r>
-      <w:proofErr w:type="gramEnd"/>
-      <w:r>
-        <w:rPr>
-          <w:lang w:val="en-US"/>
-        </w:rPr>
-        <w:t>trong MultiThread)</w:t>
-      </w:r>
-    </w:p>
-    <w:p>
-      <w:pPr>
-        <w:rPr>
-          <w:lang w:val="en-US"/>
-        </w:rPr>
-      </w:pPr>
-      <w:r>
-        <w:rPr>
-          <w:lang w:val="en-US"/>
-        </w:rPr>
-        <w:t>-Thread-</w:t>
-      </w:r>
-      <w:r>
-        <w:rPr>
-          <w:lang w:val="en-US"/>
-        </w:rPr>
-        <w:t>safe</w:t>
-      </w:r>
-    </w:p>
-    <w:p>
-      <w:pPr>
-        <w:rPr>
-          <w:lang w:val="en-US"/>
-        </w:rPr>
-      </w:pPr>
-      <w:r>
-        <w:rPr>
-          <w:lang w:val="en-US"/>
-        </w:rPr>
-        <w:t>-Tự động chờ (block) khi</w:t>
-      </w:r>
-    </w:p>
-    <w:p>
-      <w:pPr>
-        <w:rPr>
-          <w:lang w:val="en-US"/>
-        </w:rPr>
-      </w:pPr>
-      <w:r>
-        <w:rPr>
-          <w:lang w:val="en-US"/>
-        </w:rPr>
-        <w:t>-Queue rỗng -&gt;chờ lấy</w:t>
-      </w:r>
-    </w:p>
-    <w:p>
-      <w:pPr>
-        <w:rPr>
-          <w:lang w:val="en-US"/>
-        </w:rPr>
-      </w:pPr>
-      <w:r>
-        <w:rPr>
-          <w:lang w:val="en-US"/>
-        </w:rPr>
-        <w:t>-Queue đầy</w:t>
-      </w:r>
-      <w:r>
-        <w:rPr>
-          <w:lang w:val="en-US"/>
-        </w:rPr>
-        <w:t xml:space="preserve"> -&gt; chờ thêm</w:t>
-      </w:r>
-    </w:p>
-    <w:p>
-      <w:pPr>
-        <w:rPr>
-          <w:lang w:val="fr-FR"/>
-        </w:rPr>
-      </w:pPr>
-      <w:r>
-        <w:rPr>
-          <w:lang w:val="fr-FR"/>
-        </w:rPr>
-        <w:t>4 cách làm việ</w:t>
-      </w:r>
-      <w:r>
-        <w:rPr>
-          <w:lang w:val="fr-FR"/>
-        </w:rPr>
-        <w:t xml:space="preserve">c với </w:t>
-      </w:r>
-      <w:proofErr w:type="gramStart"/>
-      <w:r>
-        <w:rPr>
-          <w:lang w:val="fr-FR"/>
-        </w:rPr>
-        <w:t>Queue(</w:t>
-      </w:r>
-      <w:proofErr w:type="gramEnd"/>
-      <w:r>
-        <w:rPr>
-          <w:lang w:val="fr-FR"/>
-        </w:rPr>
-        <w:t>Java)</w:t>
-      </w:r>
-    </w:p>
-    <w:p>
-      <w:pPr>
-        <w:rPr>
-          <w:lang w:val="fr-FR"/>
-        </w:rPr>
-      </w:pPr>
-      <w:r>
-        <w:rPr>
-          <w:lang w:val="fr-FR"/>
-        </w:rPr>
-        <w:t>4.1Queue trong java là gì</w:t>
-      </w:r>
-    </w:p>
-    <w:p>
-      <w:pPr>
-        <w:rPr>
-          <w:lang w:val="fr-FR"/>
-        </w:rPr>
-      </w:pPr>
-      <w:r>
-        <w:rPr>
-          <w:lang w:val="fr-FR"/>
-        </w:rPr>
-        <w:t>Trong java :</w:t>
-      </w:r>
-    </w:p>
-    <w:p>
-      <w:pPr>
-        <w:rPr>
-          <w:lang w:val="en-US"/>
-        </w:rPr>
-      </w:pPr>
-      <w:r>
-        <w:rPr>
-          <w:lang w:val="en-US"/>
-        </w:rPr>
-        <w:t xml:space="preserve">Queue&lt;E&gt; queue = new </w:t>
-      </w:r>
-      <w:r>
-        <w:rPr>
-          <w:lang w:val="en-US"/>
-        </w:rPr>
-        <w:t>linkedList</w:t>
-      </w:r>
-      <w:r>
-        <w:rPr>
-          <w:lang w:val="en-US"/>
-        </w:rPr>
-        <w:t>&lt;</w:t>
-      </w:r>
-      <w:proofErr w:type="gramStart"/>
-      <w:r>
-        <w:rPr>
-          <w:lang w:val="en-US"/>
-        </w:rPr>
-        <w:t>&gt;(</w:t>
-      </w:r>
-      <w:proofErr w:type="gramEnd"/>
-      <w:r>
-        <w:rPr>
           <w:lang w:val="en-US"/>
         </w:rPr>
         <w:t>);</w:t>
@@ -2526,6 +2427,7 @@
       </w:pPr>
       <w:r>
         <w:rPr>
+          <w:noProof/>
           <w:lang w:val="en-US"/>
         </w:rPr>
         <w:drawing>
@@ -2862,6 +2764,9 @@
         </w:tabs>
       </w:pPr>
       <w:r>
+        <w:rPr>
+          <w:noProof/>
+        </w:rPr>
         <w:drawing>
           <wp:inline distT="0" distB="0" distL="0" distR="0" wp14:anchorId="50FBC96C" wp14:editId="666B2287">
             <wp:extent cx="5315692" cy="2972215"/>
@@ -2926,6 +2831,7 @@
       </w:pPr>
       <w:r>
         <w:rPr>
+          <w:noProof/>
           <w:lang w:val="en-US"/>
         </w:rPr>
         <w:drawing>
@@ -3042,6 +2948,7 @@
       </w:pPr>
       <w:r>
         <w:rPr>
+          <w:noProof/>
           <w:lang w:val="en-US"/>
         </w:rPr>
         <w:drawing>
@@ -3116,6 +3023,7 @@
       </w:pPr>
       <w:r>
         <w:rPr>
+          <w:noProof/>
           <w:lang w:val="en-US"/>
         </w:rPr>
         <w:drawing>
@@ -3171,12 +3079,12 @@
     <w:p>
       <w:pPr>
         <w:rPr>
-          <w:lang w:val="en-US"/>
-        </w:rPr>
-      </w:pPr>
-      <w:r>
-        <w:rPr>
-          <w:lang w:val="en-US"/>
+          <w:lang w:val="fr-FR"/>
+        </w:rPr>
+      </w:pPr>
+      <w:r>
+        <w:rPr>
+          <w:lang w:val="fr-FR"/>
         </w:rPr>
         <w:t>Xử lý request server</w:t>
       </w:r>
@@ -3216,38 +3124,32 @@
         <w:rPr>
           <w:lang w:val="fr-FR"/>
         </w:rPr>
-        <w:t>Message q</w:t>
-      </w:r>
+        <w:t>Message queue(</w:t>
+      </w:r>
+      <w:proofErr w:type="gramStart"/>
       <w:r>
         <w:rPr>
           <w:lang w:val="fr-FR"/>
         </w:rPr>
-        <w:t>ueue(</w:t>
-      </w:r>
-      <w:proofErr w:type="gramStart"/>
+        <w:t>kafka,RabbitMQ</w:t>
+      </w:r>
+      <w:proofErr w:type="gramEnd"/>
       <w:r>
         <w:rPr>
           <w:lang w:val="fr-FR"/>
         </w:rPr>
-        <w:t>kafka,RabbitMQ</w:t>
-      </w:r>
-      <w:proofErr w:type="gramEnd"/>
-      <w:r>
-        <w:rPr>
-          <w:lang w:val="fr-FR"/>
-        </w:rPr>
         <w:t>)</w:t>
       </w:r>
     </w:p>
     <w:p>
       <w:pPr>
         <w:rPr>
-          <w:lang w:val="fr-FR"/>
-        </w:rPr>
-      </w:pPr>
-      <w:r>
-        <w:rPr>
-          <w:lang w:val="fr-FR"/>
+          <w:lang w:val="en-US"/>
+        </w:rPr>
+      </w:pPr>
+      <w:r>
+        <w:rPr>
+          <w:lang w:val="en-US"/>
         </w:rPr>
         <w:t>CPU scheduling</w:t>
       </w:r>
@@ -3255,12 +3157,12 @@
     <w:p>
       <w:pPr>
         <w:rPr>
-          <w:lang w:val="fr-FR"/>
-        </w:rPr>
-      </w:pPr>
-      <w:r>
-        <w:rPr>
-          <w:lang w:val="fr-FR"/>
+          <w:lang w:val="en-US"/>
+        </w:rPr>
+      </w:pPr>
+      <w:r>
+        <w:rPr>
+          <w:lang w:val="en-US"/>
         </w:rPr>
         <w:t>Producer-Consumer</w:t>
       </w:r>
@@ -3284,282 +3186,195 @@
         <w:t xml:space="preserve">ị </w:t>
       </w:r>
     </w:p>
-    <w:p>
-      <w:pPr>
-        <w:rPr>
-          <w:lang w:val="en-US"/>
-        </w:rPr>
-      </w:pPr>
-    </w:p>
-    <w:p>
-      <w:pPr>
-        <w:rPr>
-          <w:lang w:val="en-US"/>
-        </w:rPr>
-      </w:pPr>
+    <w:p/>
+    <w:p>
       <w:r>
         <w:lastRenderedPageBreak/>
+        <w:t>Tóm tắc nhanh(Học Thi)</w:t>
+      </w:r>
+    </w:p>
+    <w:p>
+      <w:r>
+        <w:t>Queue-&gt; FIFO</w:t>
+      </w:r>
+      <w:r>
+        <w:t xml:space="preserve"> vào trc ra trc</w:t>
+      </w:r>
+    </w:p>
+    <w:p>
+      <w:r>
+        <w:t>Thêm -&gt; offer</w:t>
+      </w:r>
+    </w:p>
+    <w:p>
+      <w:r>
+        <w:t>Lấy-&gt;Poll</w:t>
+      </w:r>
+    </w:p>
+    <w:p>
+      <w:r>
+        <w:t>Xem-&gt;</w:t>
+      </w:r>
+      <w:r>
+        <w:t>peek</w:t>
+      </w:r>
+    </w:p>
+    <w:p>
+      <w:r>
+        <w:t>Đa Luồng -&gt;Blo</w:t>
+      </w:r>
+      <w:r>
+        <w:t>c</w:t>
+      </w:r>
+      <w:r>
+        <w:t>kingQueue</w:t>
+      </w:r>
+    </w:p>
+    <w:p>
+      <w:r>
+        <w:t>Ưu Tiên -&gt; PrioriryQueue</w:t>
+      </w:r>
+    </w:p>
+    <w:p/>
+    <w:p>
+      <w:r>
+        <w:t>1 thread pool</w:t>
+      </w:r>
+    </w:p>
+    <w:p>
+      <w:r>
+        <w:t>Kh</w:t>
+      </w:r>
+      <w:r>
+        <w:t xml:space="preserve">ái niệm Thread Pool là tập hợp các thread được tạo sẵn </w:t>
+      </w:r>
+      <w:r>
+        <w:t xml:space="preserve">và quản lý tập trung, dùng để tái sử dụng </w:t>
+      </w:r>
+      <w:r>
+        <w:t>khi có task cần thực thi</w:t>
+      </w:r>
+    </w:p>
+    <w:p>
+      <w:r>
+        <w:t xml:space="preserve">Thay vì </w:t>
+      </w:r>
+    </w:p>
+    <w:p>
+      <w:r>
+        <w:t>Mỗi</w:t>
+      </w:r>
+      <w:r>
+        <w:t xml:space="preserve"> task-. Tạo thread mới -&gt; chạy -&gt; hủy tốn tài nguyên</w:t>
+      </w:r>
+    </w:p>
+    <w:p>
+      <w:r>
+        <w:t>T</w:t>
+      </w:r>
+      <w:r>
+        <w:t>hre</w:t>
+      </w:r>
+      <w:r>
+        <w:t>ad</w:t>
+      </w:r>
+      <w:r>
+        <w:t xml:space="preserve"> </w:t>
+      </w:r>
+      <w:r>
+        <w:t>Pool</w:t>
+      </w:r>
+    </w:p>
+    <w:p>
+      <w:r>
+        <w:t>Tạo sẵn N thread</w:t>
+      </w:r>
+    </w:p>
+    <w:p>
+      <w:r>
+        <w:t>Task đưa vào Queue</w:t>
+      </w:r>
+    </w:p>
+    <w:p>
+      <w:r>
+        <w:t>Thread rảnh -&gt; lấy task-&gt;</w:t>
+      </w:r>
+      <w:r>
+        <w:t>xử lý</w:t>
+      </w:r>
+    </w:p>
+    <w:p>
+      <w:r>
+        <w:t>3: Thread pool trong java (Executor Fram</w:t>
+      </w:r>
+      <w:r>
+        <w:t>ework</w:t>
+      </w:r>
+      <w:r>
+        <w:t>)</w:t>
+      </w:r>
+    </w:p>
+    <w:p>
+      <w:r>
+        <w:t>Java cung cấp Executor Framewo</w:t>
+      </w:r>
+      <w:r>
+        <w:t>rk (java.util.concurrent) để làm việc với thread pood</w:t>
+      </w:r>
+    </w:p>
+    <w:p>
+      <w:r>
+        <w:t>Thành phần chính</w:t>
+      </w:r>
+    </w:p>
+    <w:p>
+      <w:r>
+        <w:t>Executor, ExcutorSer</w:t>
+      </w:r>
+      <w:r>
+        <w:t>vice,ThreadPoolExecutor,Exe</w:t>
+      </w:r>
+      <w:r>
+        <w:t>cutors</w:t>
+      </w:r>
+    </w:p>
+    <w:p/>
+    <w:p>
+      <w:r>
         <w:t>Em xin báo cáo kết quả thực tập hôm nay ạ</w:t>
       </w:r>
     </w:p>
     <w:p>
-      <w:pPr>
-        <w:rPr>
-          <w:lang w:val="en-US"/>
-        </w:rPr>
-      </w:pPr>
-      <w:r>
-        <w:rPr>
-          <w:lang w:val="en-US"/>
-        </w:rPr>
-        <w:t xml:space="preserve">Học Khái niệm </w:t>
-      </w:r>
-      <w:r>
-        <w:rPr>
-          <w:lang w:val="en-US"/>
-        </w:rPr>
-        <w:t>MultiThread</w:t>
-      </w:r>
-      <w:r>
-        <w:rPr>
-          <w:lang w:val="en-US"/>
-        </w:rPr>
+      <w:r>
+        <w:t xml:space="preserve">Các làm việc với </w:t>
+      </w:r>
+      <w:r>
+        <w:t xml:space="preserve">Queue </w:t>
+      </w:r>
+      <w:r>
+        <w:t>, thêm phần tử, xóa phần tử,lấy phần tử</w:t>
+      </w:r>
+      <w:r>
+        <w:t>,lấy mảng …</w:t>
+      </w:r>
+    </w:p>
+    <w:p>
+      <w:r>
+        <w:t>Có ví dụ cơ bản.</w:t>
+      </w:r>
+    </w:p>
+    <w:p>
+      <w:r>
+        <w:t>Tìm hiểu</w:t>
+      </w:r>
+      <w:r>
+        <w:t xml:space="preserve"> khái niệm , sơ đồ hoạt động</w:t>
+      </w:r>
+      <w:r>
         <w:t xml:space="preserve"> </w:t>
       </w:r>
       <w:r>
-        <w:rPr>
-          <w:lang w:val="en-US"/>
-        </w:rPr>
-        <w:t xml:space="preserve">(đa luồng) và làm thêm ví dụ về </w:t>
-      </w:r>
-      <w:r>
-        <w:rPr>
-          <w:lang w:val="en-US"/>
-        </w:rPr>
-        <w:t>MultiThread</w:t>
-      </w:r>
-    </w:p>
-    <w:p>
-      <w:pPr>
-        <w:rPr>
-          <w:lang w:val="en-US"/>
-        </w:rPr>
-      </w:pPr>
-      <w:r>
-        <w:rPr>
-          <w:lang w:val="en-US"/>
-        </w:rPr>
-        <w:t xml:space="preserve">Tìm hiểu Queue khái </w:t>
-      </w:r>
-      <w:proofErr w:type="gramStart"/>
-      <w:r>
-        <w:rPr>
-          <w:lang w:val="en-US"/>
-        </w:rPr>
-        <w:t xml:space="preserve">niệm </w:t>
-      </w:r>
-      <w:r>
-        <w:rPr>
-          <w:lang w:val="en-US"/>
-        </w:rPr>
-        <w:t>,</w:t>
-      </w:r>
-      <w:proofErr w:type="gramEnd"/>
-      <w:r>
-        <w:rPr>
-          <w:lang w:val="en-US"/>
-        </w:rPr>
-        <w:t xml:space="preserve"> </w:t>
-      </w:r>
-      <w:r>
-        <w:rPr>
-          <w:lang w:val="en-US"/>
-        </w:rPr>
-        <w:t xml:space="preserve">Các </w:t>
-      </w:r>
-      <w:r>
-        <w:rPr>
-          <w:lang w:val="en-US"/>
-        </w:rPr>
-        <w:t>thao tác cơ bản của Queue,</w:t>
-      </w:r>
-      <w:r>
-        <w:rPr>
-          <w:lang w:val="en-US"/>
-        </w:rPr>
-        <w:t xml:space="preserve"> </w:t>
-      </w:r>
-      <w:r>
-        <w:rPr>
-          <w:lang w:val="en-US"/>
-        </w:rPr>
-        <w:t xml:space="preserve">Các Queue </w:t>
-      </w:r>
-      <w:r>
-        <w:rPr>
-          <w:lang w:val="en-US"/>
-        </w:rPr>
-        <w:t>phổ biến</w:t>
-      </w:r>
-      <w:r>
-        <w:rPr>
-          <w:lang w:val="en-US"/>
-        </w:rPr>
-        <w:t xml:space="preserve"> </w:t>
-      </w:r>
-    </w:p>
-    <w:p>
-      <w:pPr>
-        <w:rPr>
-          <w:lang w:val="fr-FR"/>
-        </w:rPr>
-      </w:pPr>
-      <w:r>
-        <w:rPr>
-          <w:lang w:val="fr-FR"/>
-        </w:rPr>
-        <w:t>Sim</w:t>
-      </w:r>
-      <w:r>
-        <w:rPr>
-          <w:lang w:val="fr-FR"/>
-        </w:rPr>
-        <w:t xml:space="preserve">ple </w:t>
-      </w:r>
-      <w:proofErr w:type="gramStart"/>
-      <w:r>
-        <w:rPr>
-          <w:lang w:val="fr-FR"/>
-        </w:rPr>
-        <w:t>Queue(</w:t>
-      </w:r>
-      <w:proofErr w:type="gramEnd"/>
-      <w:r>
-        <w:rPr>
-          <w:lang w:val="fr-FR"/>
-        </w:rPr>
-        <w:t>Queue thườ</w:t>
-      </w:r>
-      <w:r>
-        <w:rPr>
-          <w:lang w:val="fr-FR"/>
-        </w:rPr>
-        <w:t>ng</w:t>
-      </w:r>
-      <w:proofErr w:type="gramStart"/>
-      <w:r>
-        <w:rPr>
-          <w:lang w:val="fr-FR"/>
-        </w:rPr>
-        <w:t>),Cricular</w:t>
-      </w:r>
-      <w:proofErr w:type="gramEnd"/>
-      <w:r>
-        <w:rPr>
-          <w:lang w:val="fr-FR"/>
-        </w:rPr>
-        <w:t xml:space="preserve"> </w:t>
-      </w:r>
-      <w:proofErr w:type="gramStart"/>
-      <w:r>
-        <w:rPr>
-          <w:lang w:val="fr-FR"/>
-        </w:rPr>
-        <w:t>Queue(</w:t>
-      </w:r>
-      <w:proofErr w:type="gramEnd"/>
-      <w:r>
-        <w:rPr>
-          <w:lang w:val="fr-FR"/>
-        </w:rPr>
-        <w:t>Queue</w:t>
-      </w:r>
-      <w:r>
-        <w:rPr>
-          <w:lang w:val="fr-FR"/>
-        </w:rPr>
-        <w:t xml:space="preserve"> vòng</w:t>
-      </w:r>
-      <w:proofErr w:type="gramStart"/>
-      <w:r>
-        <w:rPr>
-          <w:lang w:val="fr-FR"/>
-        </w:rPr>
-        <w:t>)</w:t>
-      </w:r>
-      <w:r>
-        <w:rPr>
-          <w:lang w:val="fr-FR"/>
-        </w:rPr>
-        <w:t>,Priority</w:t>
-      </w:r>
-      <w:proofErr w:type="gramEnd"/>
-      <w:r>
-        <w:rPr>
-          <w:lang w:val="fr-FR"/>
-        </w:rPr>
-        <w:t xml:space="preserve"> Queue </w:t>
-      </w:r>
-      <w:r>
-        <w:rPr>
-          <w:lang w:val="fr-FR"/>
-        </w:rPr>
-        <w:t>(Queue ưu tiên)</w:t>
-      </w:r>
-    </w:p>
-    <w:p>
-      <w:pPr>
-        <w:rPr>
-          <w:lang w:val="en-US"/>
-        </w:rPr>
-      </w:pPr>
-      <w:proofErr w:type="gramStart"/>
-      <w:r>
-        <w:rPr>
-          <w:lang w:val="en-US"/>
-        </w:rPr>
-        <w:t>Deque(</w:t>
-      </w:r>
-      <w:proofErr w:type="gramEnd"/>
-      <w:r>
-        <w:rPr>
-          <w:lang w:val="en-US"/>
-        </w:rPr>
-        <w:t>Double Ended Queue</w:t>
-      </w:r>
-      <w:proofErr w:type="gramStart"/>
-      <w:r>
-        <w:rPr>
-          <w:lang w:val="en-US"/>
-        </w:rPr>
-        <w:t>),Blo</w:t>
-      </w:r>
-      <w:r>
-        <w:rPr>
-          <w:lang w:val="en-US"/>
-        </w:rPr>
-        <w:t>cking</w:t>
-      </w:r>
-      <w:proofErr w:type="gramEnd"/>
-      <w:r>
-        <w:rPr>
-          <w:lang w:val="en-US"/>
-        </w:rPr>
-        <w:t xml:space="preserve"> </w:t>
-      </w:r>
-      <w:proofErr w:type="gramStart"/>
-      <w:r>
-        <w:rPr>
-          <w:lang w:val="en-US"/>
-        </w:rPr>
-        <w:t>Queue(</w:t>
-      </w:r>
-      <w:proofErr w:type="gramEnd"/>
-      <w:r>
-        <w:rPr>
-          <w:lang w:val="en-US"/>
-        </w:rPr>
-        <w:t>trong Multithread)</w:t>
+        <w:t xml:space="preserve">của Thread Pood </w:t>
       </w:r>
     </w:p>
     <w:p>
@@ -3568,33 +3383,8 @@
       </w:r>
     </w:p>
     <w:p>
-      <w:pPr>
-        <w:spacing w:after="200" w:line="276" w:lineRule="auto"/>
-        <w:rPr>
-          <w:rFonts w:cstheme="minorHAnsi"/>
-          <w:lang w:val="en-US"/>
-        </w:rPr>
-      </w:pPr>
-      <w:r>
-        <w:rPr>
-          <w:rFonts w:cstheme="minorHAnsi"/>
-        </w:rPr>
-        <w:t>cách làm việc với queue</w:t>
-      </w:r>
-    </w:p>
-    <w:p>
-      <w:pPr>
-        <w:spacing w:after="200" w:line="276" w:lineRule="auto"/>
-        <w:rPr>
-          <w:rFonts w:cstheme="minorHAnsi"/>
-          <w:lang w:val="en-US"/>
-        </w:rPr>
-      </w:pPr>
-      <w:r>
-        <w:rPr>
-          <w:rFonts w:cstheme="minorHAnsi"/>
-        </w:rPr>
-        <w:t>Tìm hiểu và làm ví dụ với Thread Pool: Khái niệm, cách sử dụng, ưu nhược điểm …</w:t>
+      <w:r>
+        <w:t>Các cách sử dụng Thread Pood, ưu nhược điểm của từng cách và làm ví dụ</w:t>
       </w:r>
     </w:p>
     <w:p>
@@ -3602,6 +3392,7 @@
         <w:t>Em đã đẩy báo cáo và kết quả lên git rồi ạ</w:t>
       </w:r>
     </w:p>
+    <w:p/>
     <w:p/>
     <w:sectPr>
       <w:pgSz w:w="11906" w:h="16838"/>
@@ -5375,6 +5166,7 @@
   <w:style w:type="character" w:default="1" w:styleId="Phngmcinhcuaoanvn">
     <w:name w:val="Default Paragraph Font"/>
     <w:uiPriority w:val="1"/>
+    <w:semiHidden/>
     <w:unhideWhenUsed/>
   </w:style>
   <w:style w:type="table" w:default="1" w:styleId="BangThngthng">

--- a/Thread.docx
+++ b/Thread.docx
@@ -1863,18 +1863,18 @@
     <w:p>
       <w:pPr>
         <w:rPr>
-          <w:lang w:val="fr-FR"/>
-        </w:rPr>
-      </w:pPr>
-      <w:r>
-        <w:rPr>
-          <w:lang w:val="fr-FR"/>
+          <w:lang w:val="en-US"/>
+        </w:rPr>
+      </w:pPr>
+      <w:r>
+        <w:rPr>
+          <w:lang w:val="en-US"/>
         </w:rPr>
         <w:t>3 Các loại Qu</w:t>
       </w:r>
       <w:r>
         <w:rPr>
-          <w:lang w:val="fr-FR"/>
+          <w:lang w:val="en-US"/>
         </w:rPr>
         <w:t>eue phổ biến</w:t>
       </w:r>
@@ -1882,26 +1882,26 @@
     <w:p>
       <w:pPr>
         <w:rPr>
-          <w:lang w:val="fr-FR"/>
-        </w:rPr>
-      </w:pPr>
-      <w:r>
-        <w:rPr>
-          <w:lang w:val="fr-FR"/>
+          <w:lang w:val="en-US"/>
+        </w:rPr>
+      </w:pPr>
+      <w:r>
+        <w:rPr>
+          <w:lang w:val="en-US"/>
         </w:rPr>
         <w:t xml:space="preserve">3.1Simple </w:t>
       </w:r>
       <w:proofErr w:type="gramStart"/>
       <w:r>
         <w:rPr>
-          <w:lang w:val="fr-FR"/>
+          <w:lang w:val="en-US"/>
         </w:rPr>
         <w:t>Queue(</w:t>
       </w:r>
       <w:proofErr w:type="gramEnd"/>
       <w:r>
         <w:rPr>
-          <w:lang w:val="fr-FR"/>
+          <w:lang w:val="en-US"/>
         </w:rPr>
         <w:t>Queue thường)</w:t>
       </w:r>
@@ -1909,18 +1909,18 @@
     <w:p>
       <w:pPr>
         <w:rPr>
-          <w:lang w:val="fr-FR"/>
-        </w:rPr>
-      </w:pPr>
-      <w:r>
-        <w:rPr>
-          <w:lang w:val="fr-FR"/>
+          <w:lang w:val="en-US"/>
+        </w:rPr>
+      </w:pPr>
+      <w:r>
+        <w:rPr>
+          <w:lang w:val="en-US"/>
         </w:rPr>
         <w:t>-fi</w:t>
       </w:r>
       <w:r>
         <w:rPr>
-          <w:lang w:val="fr-FR"/>
+          <w:lang w:val="en-US"/>
         </w:rPr>
         <w:t xml:space="preserve">fo cơ bản </w:t>
       </w:r>
@@ -1928,12 +1928,12 @@
     <w:p>
       <w:pPr>
         <w:rPr>
-          <w:lang w:val="fr-FR"/>
-        </w:rPr>
-      </w:pPr>
-      <w:r>
-        <w:rPr>
-          <w:lang w:val="fr-FR"/>
+          <w:lang w:val="en-US"/>
+        </w:rPr>
+      </w:pPr>
+      <w:r>
+        <w:rPr>
+          <w:lang w:val="en-US"/>
         </w:rPr>
         <w:t>-thêm ở cuối, lấy ở đầu</w:t>
       </w:r>
@@ -1941,26 +1941,26 @@
     <w:p>
       <w:pPr>
         <w:rPr>
-          <w:lang w:val="fr-FR"/>
-        </w:rPr>
-      </w:pPr>
-      <w:r>
-        <w:rPr>
-          <w:lang w:val="fr-FR"/>
+          <w:lang w:val="en-US"/>
+        </w:rPr>
+      </w:pPr>
+      <w:r>
+        <w:rPr>
+          <w:lang w:val="en-US"/>
         </w:rPr>
         <w:t xml:space="preserve">3.2Circular </w:t>
       </w:r>
       <w:proofErr w:type="gramStart"/>
       <w:r>
         <w:rPr>
-          <w:lang w:val="fr-FR"/>
+          <w:lang w:val="en-US"/>
         </w:rPr>
         <w:t>Queue(</w:t>
       </w:r>
       <w:proofErr w:type="gramEnd"/>
       <w:r>
         <w:rPr>
-          <w:lang w:val="fr-FR"/>
+          <w:lang w:val="en-US"/>
         </w:rPr>
         <w:t>Queue vòng)</w:t>
       </w:r>
@@ -1968,12 +1968,12 @@
     <w:p>
       <w:pPr>
         <w:rPr>
-          <w:lang w:val="fr-FR"/>
-        </w:rPr>
-      </w:pPr>
-      <w:r>
-        <w:rPr>
-          <w:lang w:val="fr-FR"/>
+          <w:lang w:val="en-US"/>
+        </w:rPr>
+      </w:pPr>
+      <w:r>
+        <w:rPr>
+          <w:lang w:val="en-US"/>
         </w:rPr>
         <w:t>-phần tử cuối quay về đầu</w:t>
       </w:r>
@@ -2066,32 +2066,32 @@
     <w:p>
       <w:pPr>
         <w:rPr>
-          <w:lang w:val="en-US"/>
-        </w:rPr>
-      </w:pPr>
-      <w:r>
-        <w:rPr>
-          <w:lang w:val="en-US"/>
+          <w:lang w:val="fr-FR"/>
+        </w:rPr>
+      </w:pPr>
+      <w:r>
+        <w:rPr>
+          <w:lang w:val="fr-FR"/>
         </w:rPr>
         <w:t>3.3 Pri</w:t>
       </w:r>
       <w:r>
         <w:rPr>
-          <w:lang w:val="en-US"/>
+          <w:lang w:val="fr-FR"/>
         </w:rPr>
         <w:t xml:space="preserve">ory </w:t>
       </w:r>
       <w:proofErr w:type="gramStart"/>
       <w:r>
         <w:rPr>
-          <w:lang w:val="en-US"/>
+          <w:lang w:val="fr-FR"/>
         </w:rPr>
         <w:t>Queue(</w:t>
       </w:r>
       <w:proofErr w:type="gramEnd"/>
       <w:r>
         <w:rPr>
-          <w:lang w:val="en-US"/>
+          <w:lang w:val="fr-FR"/>
         </w:rPr>
         <w:t>Queue ưu tiên)</w:t>
       </w:r>
@@ -2099,18 +2099,18 @@
     <w:p>
       <w:pPr>
         <w:rPr>
-          <w:lang w:val="en-US"/>
-        </w:rPr>
-      </w:pPr>
-      <w:r>
-        <w:rPr>
-          <w:lang w:val="en-US"/>
+          <w:lang w:val="fr-FR"/>
+        </w:rPr>
+      </w:pPr>
+      <w:r>
+        <w:rPr>
+          <w:lang w:val="fr-FR"/>
         </w:rPr>
         <w:t xml:space="preserve">Phần tử có </w:t>
       </w:r>
       <w:r>
         <w:rPr>
-          <w:lang w:val="en-US"/>
+          <w:lang w:val="fr-FR"/>
         </w:rPr>
         <w:t>độ ưu tiên cao được lấy ra trước</w:t>
       </w:r>
@@ -2324,32 +2324,32 @@
     <w:p>
       <w:pPr>
         <w:rPr>
-          <w:lang w:val="en-US"/>
-        </w:rPr>
-      </w:pPr>
-      <w:r>
-        <w:rPr>
-          <w:lang w:val="en-US"/>
+          <w:lang w:val="fr-FR"/>
+        </w:rPr>
+      </w:pPr>
+      <w:r>
+        <w:rPr>
+          <w:lang w:val="fr-FR"/>
         </w:rPr>
         <w:t>4 cách làm việ</w:t>
       </w:r>
       <w:r>
         <w:rPr>
-          <w:lang w:val="en-US"/>
+          <w:lang w:val="fr-FR"/>
         </w:rPr>
         <w:t xml:space="preserve">c với </w:t>
       </w:r>
       <w:proofErr w:type="gramStart"/>
       <w:r>
         <w:rPr>
-          <w:lang w:val="en-US"/>
+          <w:lang w:val="fr-FR"/>
         </w:rPr>
         <w:t>Queue(</w:t>
       </w:r>
       <w:proofErr w:type="gramEnd"/>
       <w:r>
         <w:rPr>
-          <w:lang w:val="en-US"/>
+          <w:lang w:val="fr-FR"/>
         </w:rPr>
         <w:t>Java)</w:t>
       </w:r>
@@ -3117,26 +3117,26 @@
     <w:p>
       <w:pPr>
         <w:rPr>
-          <w:lang w:val="fr-FR"/>
-        </w:rPr>
-      </w:pPr>
-      <w:r>
-        <w:rPr>
-          <w:lang w:val="fr-FR"/>
+          <w:lang w:val="en-US"/>
+        </w:rPr>
+      </w:pPr>
+      <w:r>
+        <w:rPr>
+          <w:lang w:val="en-US"/>
         </w:rPr>
         <w:t>Message queue(</w:t>
       </w:r>
       <w:proofErr w:type="gramStart"/>
       <w:r>
         <w:rPr>
-          <w:lang w:val="fr-FR"/>
+          <w:lang w:val="en-US"/>
         </w:rPr>
         <w:t>kafka,RabbitMQ</w:t>
       </w:r>
       <w:proofErr w:type="gramEnd"/>
       <w:r>
         <w:rPr>
-          <w:lang w:val="fr-FR"/>
+          <w:lang w:val="en-US"/>
         </w:rPr>
         <w:t>)</w:t>
       </w:r>
@@ -3338,9 +3338,734 @@
         <w:t>cutors</w:t>
       </w:r>
     </w:p>
+    <w:p>
+      <w:r>
+        <w:t>4 Ưu điểm của Thread Pood</w:t>
+      </w:r>
+    </w:p>
+    <w:p>
+      <w:r>
+        <w:t>Tiết kiệm tài nguyên</w:t>
+      </w:r>
+    </w:p>
+    <w:p>
+      <w:r>
+        <w:t>Tăng hiệu năng</w:t>
+      </w:r>
+    </w:p>
+    <w:p>
+      <w:r>
+        <w:t>Tránh tạo quá nhiều Thread</w:t>
+      </w:r>
+    </w:p>
+    <w:p>
+      <w:r>
+        <w:t>Quản Lý tập trung</w:t>
+      </w:r>
+    </w:p>
+    <w:p>
+      <w:r>
+        <w:t>Phù hợp server, web,API</w:t>
+      </w:r>
+    </w:p>
+    <w:p>
+      <w:r>
+        <w:t>7.Nhược điểm của ThreadPool</w:t>
+      </w:r>
+    </w:p>
+    <w:p>
+      <w:r>
+        <w:t>Cấu hình sai -&gt; nghẽn task</w:t>
+      </w:r>
+    </w:p>
+    <w:p>
+      <w:r>
+        <w:t>Deadlock nếu dùng sai</w:t>
+      </w:r>
+    </w:p>
+    <w:p>
+      <w:r>
+        <w:t>Task chạy lâu -&gt;chiếm Thread</w:t>
+      </w:r>
+    </w:p>
+    <w:p>
+      <w:r>
+        <w:t>Khó debug hơn</w:t>
+      </w:r>
+    </w:p>
     <w:p/>
     <w:p>
       <w:r>
+        <w:lastRenderedPageBreak/>
+        <w:t>8: Khi nào nên dùng Thread Poo</w:t>
+      </w:r>
+      <w:r>
+        <w:t>l</w:t>
+      </w:r>
+    </w:p>
+    <w:p>
+      <w:r>
+        <w:t>Server xử lý nhiều request</w:t>
+      </w:r>
+    </w:p>
+    <w:p>
+      <w:r>
+        <w:t>Xử Lý back</w:t>
+      </w:r>
+      <w:r>
+        <w:t>g</w:t>
+      </w:r>
+      <w:r>
+        <w:t>rou</w:t>
+      </w:r>
+      <w:r>
+        <w:t>nd task</w:t>
+      </w:r>
+    </w:p>
+    <w:p>
+      <w:r>
+        <w:t>Producer-Consumer</w:t>
+      </w:r>
+    </w:p>
+    <w:p>
+      <w:r>
+        <w:t xml:space="preserve">Ứng dụng đa luồng </w:t>
+      </w:r>
+    </w:p>
+    <w:p>
+      <w:r>
+        <w:t xml:space="preserve">Task lặp lại/ định kỳ </w:t>
+      </w:r>
+    </w:p>
+    <w:p>
+      <w:r>
+        <w:t>9 so sánh tạo Thread thường với thread Pool</w:t>
+      </w:r>
+    </w:p>
+    <w:tbl>
+      <w:tblPr>
+        <w:tblStyle w:val="LiBang"/>
+        <w:tblW w:w="0" w:type="auto"/>
+        <w:tblLook w:val="04A0" w:firstRow="1" w:lastRow="0" w:firstColumn="1" w:lastColumn="0" w:noHBand="0" w:noVBand="1"/>
+      </w:tblPr>
+      <w:tblGrid>
+        <w:gridCol w:w="3005"/>
+        <w:gridCol w:w="3005"/>
+        <w:gridCol w:w="3006"/>
+      </w:tblGrid>
+      <w:tr>
+        <w:tc>
+          <w:tcPr>
+            <w:tcW w:w="3005" w:type="dxa"/>
+          </w:tcPr>
+          <w:p>
+            <w:r>
+              <w:t>Tiêu chí</w:t>
+            </w:r>
+          </w:p>
+        </w:tc>
+        <w:tc>
+          <w:tcPr>
+            <w:tcW w:w="3005" w:type="dxa"/>
+          </w:tcPr>
+          <w:p>
+            <w:r>
+              <w:t>Thread thường</w:t>
+            </w:r>
+          </w:p>
+        </w:tc>
+        <w:tc>
+          <w:tcPr>
+            <w:tcW w:w="3006" w:type="dxa"/>
+          </w:tcPr>
+          <w:p>
+            <w:r>
+              <w:t>Thread Pool</w:t>
+            </w:r>
+          </w:p>
+          <w:p/>
+        </w:tc>
+      </w:tr>
+      <w:tr>
+        <w:tc>
+          <w:tcPr>
+            <w:tcW w:w="3005" w:type="dxa"/>
+          </w:tcPr>
+          <w:p>
+            <w:r>
+              <w:t>Tạo Thread</w:t>
+            </w:r>
+          </w:p>
+        </w:tc>
+        <w:tc>
+          <w:tcPr>
+            <w:tcW w:w="3005" w:type="dxa"/>
+          </w:tcPr>
+          <w:p>
+            <w:r>
+              <w:t xml:space="preserve">Nhiều lần </w:t>
+            </w:r>
+          </w:p>
+        </w:tc>
+        <w:tc>
+          <w:tcPr>
+            <w:tcW w:w="3006" w:type="dxa"/>
+          </w:tcPr>
+          <w:p>
+            <w:r>
+              <w:t xml:space="preserve"> 1 lần</w:t>
+            </w:r>
+          </w:p>
+        </w:tc>
+      </w:tr>
+      <w:tr>
+        <w:tc>
+          <w:tcPr>
+            <w:tcW w:w="3005" w:type="dxa"/>
+          </w:tcPr>
+          <w:p>
+            <w:r>
+              <w:t>Hiệu năng</w:t>
+            </w:r>
+          </w:p>
+        </w:tc>
+        <w:tc>
+          <w:tcPr>
+            <w:tcW w:w="3005" w:type="dxa"/>
+          </w:tcPr>
+          <w:p>
+            <w:r>
+              <w:t>Thấp</w:t>
+            </w:r>
+          </w:p>
+        </w:tc>
+        <w:tc>
+          <w:tcPr>
+            <w:tcW w:w="3006" w:type="dxa"/>
+          </w:tcPr>
+          <w:p>
+            <w:r>
+              <w:t>Cao</w:t>
+            </w:r>
+          </w:p>
+        </w:tc>
+      </w:tr>
+      <w:tr>
+        <w:tc>
+          <w:tcPr>
+            <w:tcW w:w="3005" w:type="dxa"/>
+          </w:tcPr>
+          <w:p>
+            <w:r>
+              <w:t>Quản lý</w:t>
+            </w:r>
+          </w:p>
+        </w:tc>
+        <w:tc>
+          <w:tcPr>
+            <w:tcW w:w="3005" w:type="dxa"/>
+          </w:tcPr>
+          <w:p>
+            <w:r>
+              <w:t>khó</w:t>
+            </w:r>
+          </w:p>
+        </w:tc>
+        <w:tc>
+          <w:tcPr>
+            <w:tcW w:w="3006" w:type="dxa"/>
+          </w:tcPr>
+          <w:p>
+            <w:r>
+              <w:t>Dễ</w:t>
+            </w:r>
+          </w:p>
+        </w:tc>
+      </w:tr>
+      <w:tr>
+        <w:tc>
+          <w:tcPr>
+            <w:tcW w:w="3005" w:type="dxa"/>
+          </w:tcPr>
+          <w:p>
+            <w:r>
+              <w:t>Tài nguyên</w:t>
+            </w:r>
+          </w:p>
+        </w:tc>
+        <w:tc>
+          <w:tcPr>
+            <w:tcW w:w="3005" w:type="dxa"/>
+          </w:tcPr>
+          <w:p>
+            <w:r>
+              <w:t>Tốn</w:t>
+            </w:r>
+          </w:p>
+        </w:tc>
+        <w:tc>
+          <w:tcPr>
+            <w:tcW w:w="3006" w:type="dxa"/>
+          </w:tcPr>
+          <w:p>
+            <w:r>
+              <w:t>Tiết Kiệm</w:t>
+            </w:r>
+          </w:p>
+        </w:tc>
+      </w:tr>
+    </w:tbl>
+    <w:p/>
+    <w:p>
+      <w:r>
+        <w:t>10 lưu ý quan trong (rất hay thi)</w:t>
+      </w:r>
+    </w:p>
+    <w:p>
+      <w:r>
+        <w:t>Luôn gọi (shutdown())</w:t>
+      </w:r>
+    </w:p>
+    <w:p>
+      <w:r>
+        <w:t xml:space="preserve">Không dùng </w:t>
+      </w:r>
+      <w:r>
+        <w:t>Execu</w:t>
+      </w:r>
+      <w:r>
+        <w:t>tors.newCachedThrea</w:t>
+      </w:r>
+      <w:r>
+        <w:t xml:space="preserve">dPool()bừa bãi </w:t>
+      </w:r>
+    </w:p>
+    <w:p>
+      <w:r>
+        <w:t>Task lâu -&gt;</w:t>
+      </w:r>
+      <w:r>
+        <w:t xml:space="preserve"> tăng pood size</w:t>
+      </w:r>
+    </w:p>
+    <w:p>
+      <w:r>
+        <w:t xml:space="preserve">Dùng Callable + Future khi cần kết quả </w:t>
+      </w:r>
+    </w:p>
+    <w:p>
+      <w:r>
+        <w:t>Mu</w:t>
+      </w:r>
+      <w:r>
+        <w:t>ltiThread -&gt; Tránh shared data</w:t>
+      </w:r>
+    </w:p>
+    <w:p>
+      <w:r>
+        <w:t xml:space="preserve">12 tóm tắt nhanh </w:t>
+      </w:r>
+    </w:p>
+    <w:p>
+      <w:r>
+        <w:t>Thread pool = pool thread + Queue</w:t>
+      </w:r>
+      <w:r>
+        <w:t xml:space="preserve"> task</w:t>
+      </w:r>
+    </w:p>
+    <w:p>
+      <w:r>
+        <w:t>Dùng ExecutorServic</w:t>
+      </w:r>
+      <w:r>
+        <w:t>e</w:t>
+      </w:r>
+    </w:p>
+    <w:p>
+      <w:r>
+        <w:t>Fixed/Cached/Single/Scheduled</w:t>
+      </w:r>
+    </w:p>
+    <w:p>
+      <w:r>
+        <w:t>Ưu : nhanh ,tiết kiệm</w:t>
+      </w:r>
+    </w:p>
+    <w:p>
+      <w:r>
+        <w:t>Nhược :</w:t>
+      </w:r>
+      <w:r>
+        <w:t xml:space="preserve"> cấu hình sai -&gt; nghẽn </w:t>
+      </w:r>
+    </w:p>
+    <w:p/>
+    <w:p>
+      <w:r>
+        <w:t>Ưu nhược điểm của Thread</w:t>
+      </w:r>
+      <w:r>
+        <w:t xml:space="preserve"> Pool</w:t>
+      </w:r>
+    </w:p>
+    <w:p>
+      <w:r>
+        <w:t>1 Ưu điểm của threadpool</w:t>
+      </w:r>
+    </w:p>
+    <w:p>
+      <w:r>
+        <w:t>Thread được tạo sẵn và tái sử dụng</w:t>
+      </w:r>
+    </w:p>
+    <w:p>
+      <w:r>
+        <w:t>Tránh tạo/huy thread liên tục (rất tốn CPU với Ram)</w:t>
+      </w:r>
+    </w:p>
+    <w:p>
+      <w:r>
+        <w:t>So với tạo Thread thường</w:t>
+      </w:r>
+      <w:r>
+        <w:t xml:space="preserve"> </w:t>
+      </w:r>
+    </w:p>
+    <w:p>
+      <w:r>
+        <w:t>Tạo Thread -&gt; chạy -&gt; hủy</w:t>
+      </w:r>
+    </w:p>
+    <w:p>
+      <w:r>
+        <w:t>Thread Pool -&gt; tái sử dụng</w:t>
+      </w:r>
+    </w:p>
+    <w:p/>
+    <w:p>
+      <w:r>
+        <w:lastRenderedPageBreak/>
+        <w:t>1.</w:t>
+      </w:r>
+      <w:r>
+        <w:t xml:space="preserve">2 tăng hiệu năng chương trình </w:t>
+      </w:r>
+    </w:p>
+    <w:p>
+      <w:pPr>
+        <w:pStyle w:val="oancuaDanhsach"/>
+        <w:numPr>
+          <w:ilvl w:val="0"/>
+          <w:numId w:val="9"/>
+        </w:numPr>
+      </w:pPr>
+      <w:r>
+        <w:t>Giảm thời gian tạo thread</w:t>
+      </w:r>
+    </w:p>
+    <w:p>
+      <w:pPr>
+        <w:pStyle w:val="oancuaDanhsach"/>
+        <w:numPr>
+          <w:ilvl w:val="0"/>
+          <w:numId w:val="9"/>
+        </w:numPr>
+      </w:pPr>
+      <w:r>
+        <w:t>Sử lý nhiều task song song</w:t>
+      </w:r>
+    </w:p>
+    <w:p>
+      <w:pPr>
+        <w:pStyle w:val="oancuaDanhsach"/>
+        <w:numPr>
+          <w:ilvl w:val="0"/>
+          <w:numId w:val="9"/>
+        </w:numPr>
+      </w:pPr>
+      <w:r>
+        <w:t xml:space="preserve">Tận dụng CPU đa nhận </w:t>
+      </w:r>
+    </w:p>
+    <w:p>
+      <w:r>
+        <w:t>1.</w:t>
+      </w:r>
+      <w:r>
+        <w:t>3 Quản lý thread tập trung</w:t>
+      </w:r>
+    </w:p>
+    <w:p>
+      <w:r>
+        <w:t>-</w:t>
+      </w:r>
+      <w:r>
+        <w:t>Giới hạn số thread chạy</w:t>
+      </w:r>
+    </w:p>
+    <w:p>
+      <w:r>
+        <w:t>-</w:t>
+      </w:r>
+      <w:r>
+        <w:t>Tránh tạo quá nhiều thread</w:t>
+      </w:r>
+      <w:r>
+        <w:t>-crash</w:t>
+      </w:r>
+    </w:p>
+    <w:p>
+      <w:r>
+        <w:t>-Đễ theo dõi , kiểm soát</w:t>
+      </w:r>
+    </w:p>
+    <w:p>
+      <w:r>
+        <w:t>1.</w:t>
+      </w:r>
+      <w:r>
+        <w:t>4 tránh quá tải hệ thống</w:t>
+      </w:r>
+    </w:p>
+    <w:p>
+      <w:r>
+        <w:t>Task dư -&gt; đưa vào Queue</w:t>
+      </w:r>
+    </w:p>
+    <w:p>
+      <w:r>
+        <w:t xml:space="preserve">Không tạo thread vô hạn </w:t>
+      </w:r>
+    </w:p>
+    <w:p>
+      <w:r>
+        <w:t>1.</w:t>
+      </w:r>
+      <w:r>
+        <w:t>5 hỗ trợ lập trình đa luồng an toàn hơn</w:t>
+      </w:r>
+    </w:p>
+    <w:p>
+      <w:r>
+        <w:t>Kết hợp với BlockingQueue</w:t>
+      </w:r>
+    </w:p>
+    <w:p>
+      <w:r>
+        <w:t>Giảm rủi ro race con</w:t>
+      </w:r>
+      <w:r>
+        <w:t>dition</w:t>
+      </w:r>
+    </w:p>
+    <w:p>
+      <w:r>
+        <w:t>Dễ áp dụng Producer-Consumer</w:t>
+      </w:r>
+    </w:p>
+    <w:p>
+      <w:r>
+        <w:t>1.</w:t>
+      </w:r>
+      <w:r>
+        <w:t>6.linh hoạt với mở rộng</w:t>
+      </w:r>
+    </w:p>
+    <w:p>
+      <w:r>
+        <w:t>Nhiều loại pool</w:t>
+      </w:r>
+    </w:p>
+    <w:p>
+      <w:r>
+        <w:t>-</w:t>
+      </w:r>
+      <w:r>
+        <w:t xml:space="preserve"> </w:t>
+      </w:r>
+      <w:r>
+        <w:t>fixed</w:t>
+      </w:r>
+    </w:p>
+    <w:p>
+      <w:r>
+        <w:t>-</w:t>
+      </w:r>
+      <w:r>
+        <w:t xml:space="preserve"> </w:t>
+      </w:r>
+      <w:r>
+        <w:t>Single</w:t>
+      </w:r>
+    </w:p>
+    <w:p>
+      <w:r>
+        <w:t>- Cached</w:t>
+      </w:r>
+    </w:p>
+    <w:p>
+      <w:r>
+        <w:t>- Schedu</w:t>
+      </w:r>
+      <w:r>
+        <w:t>led</w:t>
+      </w:r>
+    </w:p>
+    <w:p>
+      <w:r>
+        <w:t>- tùy chỉnh bằng ThreadPoolExector</w:t>
+      </w:r>
+    </w:p>
+    <w:p>
+      <w:r>
+        <w:t>2.Nhược điểm của Thread Pool</w:t>
+      </w:r>
+    </w:p>
+    <w:p>
+      <w:r>
+        <w:t>2.1 cấu hình sai -&gt;Nghẽn hệ thống</w:t>
+      </w:r>
+    </w:p>
+    <w:p>
+      <w:r>
+        <w:t xml:space="preserve">-Pool quá nhỏ -&gt; task chờ lâu </w:t>
+      </w:r>
+    </w:p>
+    <w:p>
+      <w:r>
+        <w:t>-Pool quá lớn -&gt; CPU conte</w:t>
+      </w:r>
+      <w:r>
+        <w:t>xt switch nhiều</w:t>
+      </w:r>
+    </w:p>
+    <w:p>
+      <w:r>
+        <w:t xml:space="preserve">Đây là lỗi phổ biến nhất </w:t>
+      </w:r>
+    </w:p>
+    <w:p>
+      <w:r>
+        <w:t>2.2</w:t>
+      </w:r>
+      <w:r>
+        <w:t>Dễ gây Deaklock</w:t>
+      </w:r>
+    </w:p>
+    <w:p>
+      <w:pPr>
+        <w:ind w:left="360"/>
+      </w:pPr>
+      <w:r>
+        <w:t xml:space="preserve">-task trong pool chơ lẫn nhau </w:t>
+      </w:r>
+    </w:p>
+    <w:p>
+      <w:pPr>
+        <w:ind w:left="360"/>
+      </w:pPr>
+      <w:r>
+        <w:t xml:space="preserve">- đặc biệt khi </w:t>
+      </w:r>
+    </w:p>
+    <w:p>
+      <w:pPr>
+        <w:ind w:left="360"/>
+      </w:pPr>
+      <w:r>
+        <w:t xml:space="preserve">-Pool nhỏ </w:t>
+      </w:r>
+    </w:p>
+    <w:p>
+      <w:pPr>
+        <w:ind w:left="360"/>
+      </w:pPr>
+      <w:r>
+        <w:t>-Task gọi tac</w:t>
+      </w:r>
+      <w:r>
+        <w:t>k khác trong cùng pool</w:t>
+      </w:r>
+    </w:p>
+    <w:p/>
+    <w:p>
+      <w:r>
+        <w:lastRenderedPageBreak/>
+        <w:t>2.3 task chạy lâu chiếm thread</w:t>
+      </w:r>
+    </w:p>
+    <w:p>
+      <w:r>
+        <w:t>- task bị block(i/o</w:t>
+      </w:r>
+      <w:r>
+        <w:t>,sleep,lock)</w:t>
+      </w:r>
+    </w:p>
+    <w:p>
+      <w:r>
+        <w:t>-thread bị giữ -&gt;pool hết thread</w:t>
+      </w:r>
+    </w:p>
+    <w:p>
+      <w:r>
+        <w:t>2.4 Khó debug hơn single thread</w:t>
+      </w:r>
+    </w:p>
+    <w:p>
+      <w:r>
+        <w:t>-lỗi không tái hiện ổn định</w:t>
+      </w:r>
+    </w:p>
+    <w:p>
+      <w:r>
+        <w:t>- thứ tự chạy không đoán trc</w:t>
+      </w:r>
+    </w:p>
+    <w:p>
+      <w:r>
+        <w:t>2.5 dễ rò rỉ tài nguyên nếu quên shutdown</w:t>
+      </w:r>
+    </w:p>
+    <w:p>
+      <w:r>
+        <w:t>-không gọi shutdown()</w:t>
+      </w:r>
+    </w:p>
+    <w:p>
+      <w:r>
+        <w:t>- thread sống mãi -leak</w:t>
+      </w:r>
+    </w:p>
+    <w:p>
+      <w:r>
+        <w:t>2.6</w:t>
+      </w:r>
+      <w:r>
+        <w:t xml:space="preserve"> không phù hợp mọi bài toán</w:t>
+      </w:r>
+    </w:p>
+    <w:p>
+      <w:r>
+        <w:t>-task cực ngắn -&gt;overhead</w:t>
+      </w:r>
+    </w:p>
+    <w:p>
+      <w:r>
+        <w:t>-task phù thuộc thứ tự -&gt; cần Sing</w:t>
+      </w:r>
+      <w:r>
+        <w:t>leThread</w:t>
+      </w:r>
+    </w:p>
+    <w:p>
+      <w:r>
+        <w:t xml:space="preserve"> </w:t>
+      </w:r>
+    </w:p>
+    <w:p>
+      <w:r>
         <w:t>Em xin báo cáo kết quả thực tập hôm nay ạ</w:t>
       </w:r>
     </w:p>
@@ -3390,10 +4115,1236 @@
     <w:p>
       <w:r>
         <w:t>Em đã đẩy báo cáo và kết quả lên git rồi ạ</w:t>
+      </w:r>
+    </w:p>
+    <w:p/>
+    <w:p>
+      <w:r>
+        <w:t>1 đồng bộ(Sy</w:t>
+      </w:r>
+      <w:r>
+        <w:t>nchronous</w:t>
+      </w:r>
+      <w:r>
+        <w:t>)</w:t>
+      </w:r>
+      <w:r>
+        <w:t xml:space="preserve"> là gì</w:t>
+      </w:r>
+    </w:p>
+    <w:p>
+      <w:r>
+        <w:t xml:space="preserve">Đồng bộ là cơ chế mà trong đó </w:t>
+      </w:r>
+    </w:p>
+    <w:p>
+      <w:r>
+        <w:t>-Các thread phải chờ nhau</w:t>
+      </w:r>
+    </w:p>
+    <w:p>
+      <w:r>
+        <w:t xml:space="preserve">-Tại một thời điểm chỉ có một </w:t>
+      </w:r>
+      <w:r>
+        <w:t>thread được truy cấp tài nguyên chung</w:t>
+      </w:r>
+    </w:p>
+    <w:p>
+      <w:r>
+        <w:t xml:space="preserve">-Thread sau chỉ thực </w:t>
+      </w:r>
+      <w:r>
+        <w:t>hiện thread trước hoàn thành xong</w:t>
+      </w:r>
+    </w:p>
+    <w:p>
+      <w:r>
+        <w:t>Mục đích : đảm bảo an toàn dữ liệu , tránh xung đột</w:t>
+      </w:r>
+    </w:p>
+    <w:p>
+      <w:r>
+        <w:t xml:space="preserve">2 </w:t>
+      </w:r>
+      <w:r>
+        <w:t>bất động bộ(Asynchronouus) là gì</w:t>
+      </w:r>
+    </w:p>
+    <w:p>
+      <w:r>
+        <w:t>Bất đồng bộ là cơ chế mà trong đó:</w:t>
+      </w:r>
+    </w:p>
+    <w:p>
+      <w:pPr>
+        <w:pStyle w:val="oancuaDanhsach"/>
+        <w:numPr>
+          <w:ilvl w:val="0"/>
+          <w:numId w:val="9"/>
+        </w:numPr>
+      </w:pPr>
+      <w:r>
+        <w:t>Thread không cần ch</w:t>
+      </w:r>
+      <w:r>
+        <w:t xml:space="preserve">ờ </w:t>
+      </w:r>
+      <w:r>
+        <w:t xml:space="preserve">thread khác </w:t>
+      </w:r>
+    </w:p>
+    <w:p>
+      <w:pPr>
+        <w:pStyle w:val="oancuaDanhsach"/>
+        <w:numPr>
+          <w:ilvl w:val="0"/>
+          <w:numId w:val="9"/>
+        </w:numPr>
+      </w:pPr>
+      <w:r>
+        <w:t>Công việc được thực</w:t>
+      </w:r>
+      <w:r>
+        <w:t xml:space="preserve"> hiện song song </w:t>
+      </w:r>
+    </w:p>
+    <w:p>
+      <w:pPr>
+        <w:pStyle w:val="oancuaDanhsach"/>
+        <w:numPr>
+          <w:ilvl w:val="0"/>
+          <w:numId w:val="9"/>
+        </w:numPr>
+      </w:pPr>
+      <w:r>
+        <w:t>Khi hoàn thành sẽ thông báo kết quả (callback,future..)</w:t>
+      </w:r>
+    </w:p>
+    <w:p>
+      <w:r>
+        <w:t>Múc đích: tăng hiệu năng , tránh block chương trình.</w:t>
+      </w:r>
+    </w:p>
+    <w:p>
+      <w:pPr>
+        <w:pStyle w:val="oancuaDanhsach"/>
+        <w:numPr>
+          <w:ilvl w:val="0"/>
+          <w:numId w:val="1"/>
+        </w:numPr>
+      </w:pPr>
+      <w:r>
+        <w:lastRenderedPageBreak/>
+        <w:t>Vấn đề khi nhiều thread dùng chung tài nguyên</w:t>
+      </w:r>
+    </w:p>
+    <w:p>
+      <w:pPr>
+        <w:ind w:left="360"/>
+      </w:pPr>
+      <w:r>
+        <w:t>Khi nhiều thread cùng truy cập và ghi dữ liệu chung có thể xảy ra :</w:t>
+      </w:r>
+    </w:p>
+    <w:p>
+      <w:pPr>
+        <w:ind w:left="360"/>
+      </w:pPr>
+      <w:r>
+        <w:t>-Race Condi</w:t>
+      </w:r>
+      <w:r>
+        <w:t>tion (tranh chấp dữ liệu)</w:t>
+      </w:r>
+    </w:p>
+    <w:p>
+      <w:pPr>
+        <w:ind w:left="360"/>
+      </w:pPr>
+      <w:r>
+        <w:t>-Dữ liệu bị sai hoặc không nhất quán</w:t>
+      </w:r>
+    </w:p>
+    <w:p>
+      <w:pPr>
+        <w:ind w:left="360"/>
+      </w:pPr>
+      <w:r>
+        <w:t xml:space="preserve">4. làm thế nào </w:t>
+      </w:r>
+      <w:r>
+        <w:t>để đồng bộ khi nhiều thread cùng sử dụng 1 tài nguyên</w:t>
+      </w:r>
+    </w:p>
+    <w:p>
+      <w:pPr>
+        <w:ind w:left="360"/>
+      </w:pPr>
+      <w:r>
+        <w:t>a. sử dụng synchronized</w:t>
+      </w:r>
+    </w:p>
+    <w:p>
+      <w:pPr>
+        <w:ind w:left="360"/>
+      </w:pPr>
+      <w:r>
+        <w:t xml:space="preserve">-đảm bảo chỉ 1 thread được truy cập </w:t>
+      </w:r>
+      <w:r>
+        <w:t>tài nguyên tại một thời điểm</w:t>
+      </w:r>
+    </w:p>
+    <w:p>
+      <w:pPr>
+        <w:ind w:left="360"/>
+      </w:pPr>
+      <w:r>
+        <w:drawing>
+          <wp:inline distT="0" distB="0" distL="0" distR="0" wp14:anchorId="495FDBFD" wp14:editId="20EECCA3">
+            <wp:extent cx="5731510" cy="1291590"/>
+            <wp:effectExtent l="0" t="0" r="2540" b="3810"/>
+            <wp:docPr id="469673197" name="Hình ảnh 1"/>
+            <wp:cNvGraphicFramePr>
+              <a:graphicFrameLocks xmlns:a="http://schemas.openxmlformats.org/drawingml/2006/main" noChangeAspect="1"/>
+            </wp:cNvGraphicFramePr>
+            <a:graphic xmlns:a="http://schemas.openxmlformats.org/drawingml/2006/main">
+              <a:graphicData uri="http://schemas.openxmlformats.org/drawingml/2006/picture">
+                <pic:pic xmlns:pic="http://schemas.openxmlformats.org/drawingml/2006/picture">
+                  <pic:nvPicPr>
+                    <pic:cNvPr id="469673197" name=""/>
+                    <pic:cNvPicPr/>
+                  </pic:nvPicPr>
+                  <pic:blipFill>
+                    <a:blip r:embed="rId11"/>
+                    <a:stretch>
+                      <a:fillRect/>
+                    </a:stretch>
+                  </pic:blipFill>
+                  <pic:spPr>
+                    <a:xfrm>
+                      <a:off x="0" y="0"/>
+                      <a:ext cx="5731510" cy="1291590"/>
+                    </a:xfrm>
+                    <a:prstGeom prst="rect">
+                      <a:avLst/>
+                    </a:prstGeom>
+                  </pic:spPr>
+                </pic:pic>
+              </a:graphicData>
+            </a:graphic>
+          </wp:inline>
+        </w:drawing>
+      </w:r>
+    </w:p>
+    <w:p>
+      <w:pPr>
+        <w:ind w:left="360"/>
+      </w:pPr>
+      <w:r>
+        <w:t xml:space="preserve">Hoặc </w:t>
+      </w:r>
+    </w:p>
+    <w:p>
+      <w:pPr>
+        <w:ind w:left="360"/>
+      </w:pPr>
+      <w:r>
+        <w:drawing>
+          <wp:inline distT="0" distB="0" distL="0" distR="0" wp14:anchorId="5F952052" wp14:editId="7705DED3">
+            <wp:extent cx="4591691" cy="1476581"/>
+            <wp:effectExtent l="0" t="0" r="0" b="9525"/>
+            <wp:docPr id="2023825141" name="Hình ảnh 1"/>
+            <wp:cNvGraphicFramePr>
+              <a:graphicFrameLocks xmlns:a="http://schemas.openxmlformats.org/drawingml/2006/main" noChangeAspect="1"/>
+            </wp:cNvGraphicFramePr>
+            <a:graphic xmlns:a="http://schemas.openxmlformats.org/drawingml/2006/main">
+              <a:graphicData uri="http://schemas.openxmlformats.org/drawingml/2006/picture">
+                <pic:pic xmlns:pic="http://schemas.openxmlformats.org/drawingml/2006/picture">
+                  <pic:nvPicPr>
+                    <pic:cNvPr id="2023825141" name=""/>
+                    <pic:cNvPicPr/>
+                  </pic:nvPicPr>
+                  <pic:blipFill>
+                    <a:blip r:embed="rId12"/>
+                    <a:stretch>
+                      <a:fillRect/>
+                    </a:stretch>
+                  </pic:blipFill>
+                  <pic:spPr>
+                    <a:xfrm>
+                      <a:off x="0" y="0"/>
+                      <a:ext cx="4591691" cy="1476581"/>
+                    </a:xfrm>
+                    <a:prstGeom prst="rect">
+                      <a:avLst/>
+                    </a:prstGeom>
+                  </pic:spPr>
+                </pic:pic>
+              </a:graphicData>
+            </a:graphic>
+          </wp:inline>
+        </w:drawing>
+      </w:r>
+    </w:p>
+    <w:p>
+      <w:pPr>
+        <w:ind w:left="360"/>
+      </w:pPr>
+      <w:r>
+        <w:t>B:</w:t>
+      </w:r>
+      <w:r>
+        <w:t>Sử dụng Lock(Reen</w:t>
+      </w:r>
+      <w:r>
+        <w:t>trantlock</w:t>
+      </w:r>
+      <w:r>
+        <w:t>)</w:t>
+      </w:r>
+    </w:p>
+    <w:p>
+      <w:pPr>
+        <w:ind w:left="360"/>
+      </w:pPr>
+      <w:r>
+        <w:t>-linh hoạt hơn synch</w:t>
+      </w:r>
+      <w:r>
+        <w:t>ronized</w:t>
+      </w:r>
+    </w:p>
+    <w:p>
+      <w:pPr>
+        <w:ind w:left="360"/>
+      </w:pPr>
+      <w:r>
+        <w:drawing>
+          <wp:inline distT="0" distB="0" distL="0" distR="0" wp14:anchorId="55B7EAED" wp14:editId="0BBC731F">
+            <wp:extent cx="5430008" cy="2476846"/>
+            <wp:effectExtent l="0" t="0" r="0" b="0"/>
+            <wp:docPr id="1802114959" name="Hình ảnh 1"/>
+            <wp:cNvGraphicFramePr>
+              <a:graphicFrameLocks xmlns:a="http://schemas.openxmlformats.org/drawingml/2006/main" noChangeAspect="1"/>
+            </wp:cNvGraphicFramePr>
+            <a:graphic xmlns:a="http://schemas.openxmlformats.org/drawingml/2006/main">
+              <a:graphicData uri="http://schemas.openxmlformats.org/drawingml/2006/picture">
+                <pic:pic xmlns:pic="http://schemas.openxmlformats.org/drawingml/2006/picture">
+                  <pic:nvPicPr>
+                    <pic:cNvPr id="1802114959" name=""/>
+                    <pic:cNvPicPr/>
+                  </pic:nvPicPr>
+                  <pic:blipFill>
+                    <a:blip r:embed="rId13"/>
+                    <a:stretch>
+                      <a:fillRect/>
+                    </a:stretch>
+                  </pic:blipFill>
+                  <pic:spPr>
+                    <a:xfrm>
+                      <a:off x="0" y="0"/>
+                      <a:ext cx="5430008" cy="2476846"/>
+                    </a:xfrm>
+                    <a:prstGeom prst="rect">
+                      <a:avLst/>
+                    </a:prstGeom>
+                  </pic:spPr>
+                </pic:pic>
+              </a:graphicData>
+            </a:graphic>
+          </wp:inline>
+        </w:drawing>
+      </w:r>
+    </w:p>
+    <w:p>
+      <w:pPr>
+        <w:ind w:left="360"/>
+      </w:pPr>
+    </w:p>
+    <w:p>
+      <w:pPr>
+        <w:ind w:left="360"/>
+      </w:pPr>
+    </w:p>
+    <w:p>
+      <w:pPr>
+        <w:ind w:left="360"/>
+      </w:pPr>
+      <w:r>
+        <w:lastRenderedPageBreak/>
+        <w:t>C: sử dụng biến Atomic</w:t>
+      </w:r>
+    </w:p>
+    <w:p>
+      <w:pPr>
+        <w:ind w:left="360"/>
+      </w:pPr>
+      <w:r>
+        <w:t xml:space="preserve">-Dảm bảo an toàn cho các phép toàn đơn giản </w:t>
+      </w:r>
+    </w:p>
+    <w:p>
+      <w:pPr>
+        <w:ind w:left="360"/>
+      </w:pPr>
+      <w:r>
+        <w:drawing>
+          <wp:inline distT="0" distB="0" distL="0" distR="0" wp14:anchorId="340847F9" wp14:editId="3CBDE423">
+            <wp:extent cx="5239481" cy="1438476"/>
+            <wp:effectExtent l="0" t="0" r="0" b="9525"/>
+            <wp:docPr id="628032493" name="Hình ảnh 1"/>
+            <wp:cNvGraphicFramePr>
+              <a:graphicFrameLocks xmlns:a="http://schemas.openxmlformats.org/drawingml/2006/main" noChangeAspect="1"/>
+            </wp:cNvGraphicFramePr>
+            <a:graphic xmlns:a="http://schemas.openxmlformats.org/drawingml/2006/main">
+              <a:graphicData uri="http://schemas.openxmlformats.org/drawingml/2006/picture">
+                <pic:pic xmlns:pic="http://schemas.openxmlformats.org/drawingml/2006/picture">
+                  <pic:nvPicPr>
+                    <pic:cNvPr id="628032493" name=""/>
+                    <pic:cNvPicPr/>
+                  </pic:nvPicPr>
+                  <pic:blipFill>
+                    <a:blip r:embed="rId14"/>
+                    <a:stretch>
+                      <a:fillRect/>
+                    </a:stretch>
+                  </pic:blipFill>
+                  <pic:spPr>
+                    <a:xfrm>
+                      <a:off x="0" y="0"/>
+                      <a:ext cx="5239481" cy="1438476"/>
+                    </a:xfrm>
+                    <a:prstGeom prst="rect">
+                      <a:avLst/>
+                    </a:prstGeom>
+                  </pic:spPr>
+                </pic:pic>
+              </a:graphicData>
+            </a:graphic>
+          </wp:inline>
+        </w:drawing>
+      </w:r>
+    </w:p>
+    <w:p>
+      <w:pPr>
+        <w:ind w:left="360"/>
+      </w:pPr>
+      <w:r>
+        <w:t>D: Sử dụng Collection thread-safe</w:t>
+      </w:r>
+    </w:p>
+    <w:p>
+      <w:pPr>
+        <w:ind w:left="360"/>
+      </w:pPr>
+      <w:r>
+        <w:t>Ví dụ ConcurrentHashMap,CopyOn</w:t>
+      </w:r>
+      <w:r>
+        <w:t>WriteArrayList</w:t>
+      </w:r>
+    </w:p>
+    <w:p>
+      <w:pPr>
+        <w:ind w:left="360"/>
+      </w:pPr>
+      <w:r>
+        <w:t>5 Kết Luận</w:t>
+      </w:r>
+    </w:p>
+    <w:p>
+      <w:pPr>
+        <w:pStyle w:val="oancuaDanhsach"/>
+        <w:numPr>
+          <w:ilvl w:val="0"/>
+          <w:numId w:val="9"/>
+        </w:numPr>
+      </w:pPr>
+      <w:r>
+        <w:t xml:space="preserve">Đồng bộ giúp đảm bảo an toàn dữ liệu nhưng làm giảm hiệu năng. Bất đồng bộ giúp tăng hiệu năng nhưng cần cơ chế kiểm soát. Khi nhiều thread </w:t>
+      </w:r>
+      <w:r>
+        <w:t>dùng chung tài nguyên, cần dùng synchronized</w:t>
+      </w:r>
+      <w:r>
+        <w:t>, lock, Atomic hoặc collection thread-safe để đồng bộ.</w:t>
+      </w:r>
+    </w:p>
+    <w:p>
+      <w:pPr>
+        <w:ind w:left="360"/>
+      </w:pPr>
+      <w:r>
+        <w:t xml:space="preserve">Tóm gọn dễ hiểu </w:t>
+      </w:r>
+    </w:p>
+    <w:p>
+      <w:pPr>
+        <w:ind w:left="360"/>
+      </w:pPr>
+      <w:r>
+        <w:t>Đồng bộ (Synchronous) là cơ chế trong đó các thread phải chờ nhau , tại mỗi thời điểm chỉ có một thread được truy cập tài nguyên chung nhằm đảm bảo an toàn dữ liệu.</w:t>
+      </w:r>
+    </w:p>
+    <w:p>
+      <w:pPr>
+        <w:ind w:left="360"/>
+      </w:pPr>
+      <w:r>
+        <w:t>Bất đồng bộ(Asynchronous) là cơ chế trong đó các thread không cần chờ nhau, các công việc được thực hiện song song tăng hiệu năng.</w:t>
+      </w:r>
+    </w:p>
+    <w:p>
+      <w:pPr>
+        <w:ind w:left="360"/>
+      </w:pPr>
+      <w:r>
+        <w:t xml:space="preserve">Khi nhiều thread cùng sử dụng một tài nguyên , cần sử dụng các cơ chế đồng bộ </w:t>
+      </w:r>
+      <w:r>
+        <w:t>như synchronized, lock, A</w:t>
+      </w:r>
+      <w:r>
+        <w:t>tomic hoặc collection thread-safe để tránh race con</w:t>
+      </w:r>
+      <w:r>
+        <w:t>dition</w:t>
+      </w:r>
+    </w:p>
+    <w:p>
+      <w:r>
+        <w:t>Các vấn đề cần xử lý khi chương trình có nhiều thread</w:t>
+      </w:r>
+    </w:p>
+    <w:p>
+      <w:r>
+        <w:t>Khi chương trình sử dụng nhiều thread</w:t>
+      </w:r>
+      <w:r>
+        <w:t>, cần xử lý các vấn đề sau:</w:t>
+      </w:r>
+    </w:p>
+    <w:p>
+      <w:r>
+        <w:t>1.Race Con</w:t>
+      </w:r>
+      <w:r>
+        <w:t>dition (tranh chấp dữ liệu)</w:t>
+      </w:r>
+    </w:p>
+    <w:p>
+      <w:r>
+        <w:t xml:space="preserve">Nhiều thread cùng truy cấp và ghi </w:t>
+      </w:r>
+      <w:r>
+        <w:t>dữ liệu chung dẫn đến kết quả sai.</w:t>
+      </w:r>
+    </w:p>
+    <w:p>
+      <w:r>
+        <w:t>2.Đồng bộ hóa (Syn</w:t>
+      </w:r>
+      <w:r>
+        <w:t>chronization</w:t>
+      </w:r>
+      <w:r>
+        <w:t>)</w:t>
+      </w:r>
+    </w:p>
+    <w:p>
+      <w:r>
+        <w:t xml:space="preserve">Cần đảm bảo tại một thời điểm chỉ có một thread </w:t>
+      </w:r>
+      <w:r>
+        <w:t>được truy cập tài nguyên chung</w:t>
+      </w:r>
+      <w:r>
+        <w:t>.</w:t>
+      </w:r>
+    </w:p>
+    <w:p>
+      <w:r>
+        <w:t>3.Dea</w:t>
+      </w:r>
+      <w:r>
+        <w:t>dlock(kẹt luồng)</w:t>
+      </w:r>
+    </w:p>
+    <w:p>
+      <w:r>
+        <w:t>Một thread chờ nhau vô hạn do giữ và chờ tài nguyên của nhau</w:t>
+      </w:r>
+    </w:p>
+    <w:p>
+      <w:r>
+        <w:t>4.Starva</w:t>
+      </w:r>
+      <w:r>
+        <w:t>tion(đói tài nguyên)</w:t>
+      </w:r>
+    </w:p>
+    <w:p>
+      <w:r>
+        <w:t>Một thread không bao giờ được cấp CPU hoặc tài nguyên để chạy</w:t>
+      </w:r>
+      <w:r>
+        <w:t>.</w:t>
+      </w:r>
+    </w:p>
+    <w:p>
+      <w:r>
+        <w:t>5.Visibility(tính nhìn thấy dữ liệu)</w:t>
+      </w:r>
+    </w:p>
+    <w:p>
+      <w:r>
+        <w:t xml:space="preserve">Thây dổi dữ liệu ở 1 thread </w:t>
+      </w:r>
+      <w:r>
+        <w:t>không được</w:t>
+      </w:r>
+      <w:r>
+        <w:t xml:space="preserve"> thread </w:t>
+      </w:r>
+      <w:r>
+        <w:t>khác</w:t>
+      </w:r>
+      <w:r>
+        <w:t xml:space="preserve"> nhìn thấy ngay</w:t>
+      </w:r>
+    </w:p>
+    <w:p/>
+    <w:p>
+      <w:r>
+        <w:lastRenderedPageBreak/>
+        <w:t>6. hiệu năng và chi phí quản lý thread</w:t>
+      </w:r>
+    </w:p>
+    <w:p>
+      <w:r>
+        <w:t xml:space="preserve">Tạo quá nhiều thread gây tốn bộ nhớ ,giảm hiệu suất </w:t>
+      </w:r>
+    </w:p>
+    <w:p>
+      <w:r>
+        <w:t>(Bản rút gọn )</w:t>
+      </w:r>
+    </w:p>
+    <w:p>
+      <w:r>
+        <w:t>Khi lập trình đá luồng cần xử lý các vấn đề như race con</w:t>
+      </w:r>
+      <w:r>
+        <w:t>dition, đồng bộ dữ liệu,</w:t>
+      </w:r>
+    </w:p>
+    <w:p>
+      <w:r>
+        <w:t>Deadlock,starva</w:t>
+      </w:r>
+      <w:r>
+        <w:t>tion,visibility và tối ưu hiệu năng.</w:t>
+      </w:r>
+    </w:p>
+    <w:p>
+      <w:r>
+        <w:t>Tóm tắt 1 câu cho mỗi vấn đề (dễ học thuộc)</w:t>
+      </w:r>
+    </w:p>
+    <w:p>
+      <w:r>
+        <w:t>-Race Condition : nhiều thread cùng truy cập dữ liệu chung gây kết quả sai.</w:t>
+      </w:r>
+    </w:p>
+    <w:p>
+      <w:r>
+        <w:t>-Synchr</w:t>
+      </w:r>
+      <w:r>
+        <w:t xml:space="preserve">onization:Cơ chế đảm bảo chỉ </w:t>
+      </w:r>
+      <w:r>
+        <w:t>một thread truy</w:t>
+      </w:r>
+      <w:r>
+        <w:t xml:space="preserve"> cập tài nguyên tại một thời điểm.</w:t>
+      </w:r>
+    </w:p>
+    <w:p>
+      <w:r>
+        <w:t>-Deadlock: Các thread chờ nhau vô hạn do giữ tài nguyên của nhau.</w:t>
+      </w:r>
+    </w:p>
+    <w:p>
+      <w:r>
+        <w:t>-Starvation:Một thread</w:t>
+      </w:r>
+      <w:r>
+        <w:t xml:space="preserve"> không bao giờ được cấp tài nguyên để chạy.</w:t>
+      </w:r>
+    </w:p>
+    <w:p>
+      <w:r>
+        <w:t>-Visibillity: thay đổi dữ liệu ở thread này không được thread khác nhìn thấy.</w:t>
+      </w:r>
+    </w:p>
+    <w:p>
+      <w:r>
+        <w:t>-Hiệu năng : tạo quá nhiều Thread làm giảm hiệu suất chương trình.</w:t>
+      </w:r>
+    </w:p>
+    <w:p>
+      <w:r>
+        <w:t>1: Mục đích</w:t>
+      </w:r>
+      <w:r>
+        <w:t>, vai trò của Logging</w:t>
+      </w:r>
+    </w:p>
+    <w:p>
+      <w:r>
+        <w:t>Logging là quá trình ghi lại thông tin hoặt động của chương trình trong quá trình chạy(Thời gian chạy - run</w:t>
+      </w:r>
+      <w:r>
+        <w:t>time</w:t>
+      </w:r>
+      <w:r>
+        <w:t>)</w:t>
+      </w:r>
+      <w:r>
+        <w:t xml:space="preserve"> vào file hoặc console.</w:t>
+      </w:r>
+    </w:p>
+    <w:p>
+      <w:r>
+        <w:t>Mục đích của Logging</w:t>
+      </w:r>
+    </w:p>
+    <w:p>
+      <w:r>
+        <w:t xml:space="preserve">-Theo dõi hoạt động </w:t>
+      </w:r>
+      <w:r>
+        <w:t>chương trình</w:t>
+      </w:r>
+    </w:p>
+    <w:p>
+      <w:r>
+        <w:t>-Phát hiện và phân tích lỗi</w:t>
+      </w:r>
+    </w:p>
+    <w:p>
+      <w:r>
+        <w:t>-hỗ trợ debug và bảo trì</w:t>
+      </w:r>
+    </w:p>
+    <w:p>
+      <w:r>
+        <w:t xml:space="preserve">-giám sát hệ thống </w:t>
+      </w:r>
+      <w:r>
+        <w:t>khi chạy thực tế</w:t>
+      </w:r>
+    </w:p>
+    <w:p>
+      <w:r>
+        <w:t>-ghi nhận lịch sử xử lý(audit</w:t>
+      </w:r>
+      <w:r>
+        <w:t>,trace</w:t>
+      </w:r>
+      <w:r>
+        <w:t>)</w:t>
+      </w:r>
+    </w:p>
+    <w:p>
+      <w:r>
+        <w:t>Vai trò của logging</w:t>
+      </w:r>
+    </w:p>
+    <w:p>
+      <w:r>
+        <w:t>-</w:t>
+      </w:r>
+      <w:r>
+        <w:t xml:space="preserve">Thay thế cho </w:t>
+      </w:r>
+      <w:r>
+        <w:t>System.out.println()</w:t>
+      </w:r>
+      <w:r>
+        <w:t xml:space="preserve"> trong môi trường thực tế</w:t>
+      </w:r>
+    </w:p>
+    <w:p>
+      <w:r>
+        <w:t xml:space="preserve">-Giúp </w:t>
+      </w:r>
+      <w:r>
+        <w:t>xác định nguyên nhân lỗi khi chương trình đã triển khai</w:t>
+      </w:r>
+    </w:p>
+    <w:p>
+      <w:r>
+        <w:t>-Hỗ trợ phân tích hiệu năng</w:t>
+      </w:r>
+    </w:p>
+    <w:p>
+      <w:r>
+        <w:t xml:space="preserve">-phục vụ bảo mật và kiểm toán </w:t>
+      </w:r>
+    </w:p>
+    <w:p>
+      <w:r>
+        <w:t>Câu trả lời ngắn gọn để thi</w:t>
+      </w:r>
+    </w:p>
+    <w:p>
+      <w:r>
+        <w:t>Logging giúp ghi lại thông tin hoạt động, lỗi và trạng thái của chương trình trong quá trình chạy nh</w:t>
+      </w:r>
+      <w:r>
+        <w:t>ằm hỗ trợ debug,giám sát,bảo trì và phân tích hệ thống.</w:t>
+      </w:r>
+    </w:p>
+    <w:p>
+      <w:r>
+        <w:t xml:space="preserve">2 tự tạo log- viết chương trình </w:t>
+      </w:r>
+      <w:r>
+        <w:t>ghi log(java)</w:t>
       </w:r>
     </w:p>
     <w:p/>
     <w:p/>
+    <w:p/>
+    <w:p>
+      <w:r>
+        <w:lastRenderedPageBreak/>
+        <w:t>2.</w:t>
+      </w:r>
+      <w:r>
+        <w:t>3 các mức độ log(Log Level)</w:t>
+      </w:r>
+    </w:p>
+    <w:p>
+      <w:r>
+        <w:t>L</w:t>
+      </w:r>
+      <w:r>
+        <w:t>eve</w:t>
+      </w:r>
+      <w:r>
+        <w:t>l</w:t>
+      </w:r>
+    </w:p>
+    <w:tbl>
+      <w:tblPr>
+        <w:tblStyle w:val="LiBang"/>
+        <w:tblW w:w="0" w:type="auto"/>
+        <w:tblLook w:val="04A0" w:firstRow="1" w:lastRow="0" w:firstColumn="1" w:lastColumn="0" w:noHBand="0" w:noVBand="1"/>
+      </w:tblPr>
+      <w:tblGrid>
+        <w:gridCol w:w="4508"/>
+        <w:gridCol w:w="4508"/>
+      </w:tblGrid>
+      <w:tr>
+        <w:tc>
+          <w:tcPr>
+            <w:tcW w:w="4508" w:type="dxa"/>
+          </w:tcPr>
+          <w:p>
+            <w:r>
+              <w:t>level</w:t>
+            </w:r>
+          </w:p>
+        </w:tc>
+        <w:tc>
+          <w:tcPr>
+            <w:tcW w:w="4508" w:type="dxa"/>
+          </w:tcPr>
+          <w:p>
+            <w:r>
+              <w:t>Ý nghĩa</w:t>
+            </w:r>
+          </w:p>
+        </w:tc>
+      </w:tr>
+      <w:tr>
+        <w:tc>
+          <w:tcPr>
+            <w:tcW w:w="4508" w:type="dxa"/>
+          </w:tcPr>
+          <w:p>
+            <w:r>
+              <w:t>TRACE</w:t>
+            </w:r>
+          </w:p>
+        </w:tc>
+        <w:tc>
+          <w:tcPr>
+            <w:tcW w:w="4508" w:type="dxa"/>
+          </w:tcPr>
+          <w:p>
+            <w:r>
+              <w:t>Chi tiết nhất</w:t>
+            </w:r>
+          </w:p>
+        </w:tc>
+      </w:tr>
+      <w:tr>
+        <w:tc>
+          <w:tcPr>
+            <w:tcW w:w="4508" w:type="dxa"/>
+          </w:tcPr>
+          <w:p>
+            <w:r>
+              <w:t>DEBUG</w:t>
+            </w:r>
+          </w:p>
+        </w:tc>
+        <w:tc>
+          <w:tcPr>
+            <w:tcW w:w="4508" w:type="dxa"/>
+          </w:tcPr>
+          <w:p>
+            <w:r>
+              <w:t>Dùng debug</w:t>
+            </w:r>
+          </w:p>
+        </w:tc>
+      </w:tr>
+      <w:tr>
+        <w:tc>
+          <w:tcPr>
+            <w:tcW w:w="4508" w:type="dxa"/>
+          </w:tcPr>
+          <w:p>
+            <w:r>
+              <w:t>INFO</w:t>
+            </w:r>
+          </w:p>
+        </w:tc>
+        <w:tc>
+          <w:tcPr>
+            <w:tcW w:w="4508" w:type="dxa"/>
+          </w:tcPr>
+          <w:p>
+            <w:r>
+              <w:t>Thông tin thường</w:t>
+            </w:r>
+          </w:p>
+        </w:tc>
+      </w:tr>
+      <w:tr>
+        <w:tc>
+          <w:tcPr>
+            <w:tcW w:w="4508" w:type="dxa"/>
+          </w:tcPr>
+          <w:p>
+            <w:r>
+              <w:t>WARN</w:t>
+            </w:r>
+          </w:p>
+        </w:tc>
+        <w:tc>
+          <w:tcPr>
+            <w:tcW w:w="4508" w:type="dxa"/>
+          </w:tcPr>
+          <w:p>
+            <w:r>
+              <w:t>Cảnh báo</w:t>
+            </w:r>
+          </w:p>
+        </w:tc>
+      </w:tr>
+      <w:tr>
+        <w:tc>
+          <w:tcPr>
+            <w:tcW w:w="4508" w:type="dxa"/>
+          </w:tcPr>
+          <w:p>
+            <w:r>
+              <w:t>ERROR</w:t>
+            </w:r>
+          </w:p>
+        </w:tc>
+        <w:tc>
+          <w:tcPr>
+            <w:tcW w:w="4508" w:type="dxa"/>
+          </w:tcPr>
+          <w:p>
+            <w:r>
+              <w:t>Lỗi nghiêm trọng</w:t>
+            </w:r>
+          </w:p>
+        </w:tc>
+      </w:tr>
+      <w:tr>
+        <w:tc>
+          <w:tcPr>
+            <w:tcW w:w="4508" w:type="dxa"/>
+          </w:tcPr>
+          <w:p>
+            <w:r>
+              <w:t>FATAL</w:t>
+            </w:r>
+          </w:p>
+        </w:tc>
+        <w:tc>
+          <w:tcPr>
+            <w:tcW w:w="4508" w:type="dxa"/>
+          </w:tcPr>
+          <w:p>
+            <w:r>
+              <w:t>Lỗi hệ thống</w:t>
+            </w:r>
+          </w:p>
+        </w:tc>
+      </w:tr>
+    </w:tbl>
+    <w:p/>
+    <w:p>
+      <w:r>
+        <w:t>Khi depl</w:t>
+      </w:r>
+      <w:r>
+        <w:t>oy thật thường chỉ bật INFO /</w:t>
+      </w:r>
+      <w:r>
+        <w:t xml:space="preserve"> </w:t>
+      </w:r>
+      <w:r>
+        <w:t>WARN /</w:t>
+      </w:r>
+      <w:r>
+        <w:t xml:space="preserve"> </w:t>
+      </w:r>
+      <w:r>
+        <w:t>ERROR</w:t>
+      </w:r>
+    </w:p>
+    <w:p>
+      <w:r>
+        <w:t xml:space="preserve"> </w:t>
+      </w:r>
+      <w:r>
+        <w:t>3</w:t>
+      </w:r>
+      <w:r>
+        <w:t xml:space="preserve"> Thư viện hỗ trợ Logging trong java</w:t>
+      </w:r>
+    </w:p>
+    <w:p>
+      <w:r>
+        <w:t xml:space="preserve">3.1 Các thư viện phổ biến </w:t>
+      </w:r>
+    </w:p>
+    <w:p/>
+    <w:tbl>
+      <w:tblPr>
+        <w:tblStyle w:val="LiBang"/>
+        <w:tblW w:w="0" w:type="auto"/>
+        <w:tblLook w:val="04A0" w:firstRow="1" w:lastRow="0" w:firstColumn="1" w:lastColumn="0" w:noHBand="0" w:noVBand="1"/>
+      </w:tblPr>
+      <w:tblGrid>
+        <w:gridCol w:w="4508"/>
+        <w:gridCol w:w="4508"/>
+      </w:tblGrid>
+      <w:tr>
+        <w:tc>
+          <w:tcPr>
+            <w:tcW w:w="4508" w:type="dxa"/>
+          </w:tcPr>
+          <w:p>
+            <w:r>
+              <w:t xml:space="preserve">Thư Viện                     </w:t>
+            </w:r>
+          </w:p>
+        </w:tc>
+        <w:tc>
+          <w:tcPr>
+            <w:tcW w:w="4508" w:type="dxa"/>
+          </w:tcPr>
+          <w:p>
+            <w:r>
+              <w:t>Mô tả</w:t>
+            </w:r>
+          </w:p>
+        </w:tc>
+      </w:tr>
+      <w:tr>
+        <w:tc>
+          <w:tcPr>
+            <w:tcW w:w="4508" w:type="dxa"/>
+          </w:tcPr>
+          <w:p>
+            <w:r>
+              <w:t>Log4j / Log4j2</w:t>
+            </w:r>
+          </w:p>
+        </w:tc>
+        <w:tc>
+          <w:tcPr>
+            <w:tcW w:w="4508" w:type="dxa"/>
+          </w:tcPr>
+          <w:p>
+            <w:r>
+              <w:t>Mạnh, cấu hình linh hoạt</w:t>
+            </w:r>
+          </w:p>
+        </w:tc>
+      </w:tr>
+      <w:tr>
+        <w:tc>
+          <w:tcPr>
+            <w:tcW w:w="4508" w:type="dxa"/>
+          </w:tcPr>
+          <w:p>
+            <w:r>
+              <w:t>Logback</w:t>
+            </w:r>
+          </w:p>
+        </w:tc>
+        <w:tc>
+          <w:tcPr>
+            <w:tcW w:w="4508" w:type="dxa"/>
+          </w:tcPr>
+          <w:p>
+            <w:r>
+              <w:t>Nhanh, phổ biến trong Spring</w:t>
+            </w:r>
+          </w:p>
+        </w:tc>
+      </w:tr>
+      <w:tr>
+        <w:tc>
+          <w:tcPr>
+            <w:tcW w:w="4508" w:type="dxa"/>
+          </w:tcPr>
+          <w:p>
+            <w:r>
+              <w:t>SLF4J</w:t>
+            </w:r>
+          </w:p>
+        </w:tc>
+        <w:tc>
+          <w:tcPr>
+            <w:tcW w:w="4508" w:type="dxa"/>
+          </w:tcPr>
+          <w:p>
+            <w:r>
+              <w:t>Fa</w:t>
+            </w:r>
+            <w:r>
+              <w:t>cade(Chuẩn trung gian)</w:t>
+            </w:r>
+          </w:p>
+        </w:tc>
+      </w:tr>
+      <w:tr>
+        <w:tc>
+          <w:tcPr>
+            <w:tcW w:w="4508" w:type="dxa"/>
+          </w:tcPr>
+          <w:p>
+            <w:r>
+              <w:t>Java.util.logging</w:t>
+            </w:r>
+          </w:p>
+        </w:tc>
+        <w:tc>
+          <w:tcPr>
+            <w:tcW w:w="4508" w:type="dxa"/>
+          </w:tcPr>
+          <w:p>
+            <w:r>
+              <w:t>Có sẵn trong JDK</w:t>
+            </w:r>
+          </w:p>
+        </w:tc>
+      </w:tr>
+    </w:tbl>
+    <w:p/>
+    <w:p>
+      <w:r>
+        <w:t>Em xin báo cáo kết quả thực tập hôm nay ạ</w:t>
+      </w:r>
+    </w:p>
+    <w:p>
+      <w:r>
+        <w:t>Các cách sử dụng Thread Pood, ưu nhược điểm của từng cách và làm ví dụ</w:t>
+      </w:r>
+    </w:p>
+    <w:p>
+      <w:r>
+        <w:rPr>
+          <w:rFonts w:cstheme="minorHAnsi"/>
+          <w:color w:val="000000" w:themeColor="text1"/>
+        </w:rPr>
+        <w:t>Thế nào là đồng bộ và bất đồng bộ, làm thế nào để đồng bộ khi nhiều thread cùng sử dụng 1 tài nguyên? Các vấn đề cần xử lý khi chương trình có nhiều thread</w:t>
+      </w:r>
+    </w:p>
+    <w:p>
+      <w:r>
+        <w:t>New plan</w:t>
+      </w:r>
+    </w:p>
+    <w:p>
+      <w:r>
+        <w:t xml:space="preserve">Làm thêm </w:t>
+      </w:r>
+      <w:r>
+        <w:t xml:space="preserve">nhiều ví dụ </w:t>
+      </w:r>
+      <w:r>
+        <w:t>về</w:t>
+      </w:r>
+      <w:r>
+        <w:t xml:space="preserve"> </w:t>
+      </w:r>
+      <w:r>
+        <w:t>th</w:t>
+      </w:r>
+      <w:r>
+        <w:t>readpool</w:t>
+      </w:r>
+    </w:p>
+    <w:p>
+      <w:pPr>
+        <w:spacing w:after="200" w:line="276" w:lineRule="auto"/>
+        <w:rPr>
+          <w:rFonts w:cstheme="minorHAnsi"/>
+        </w:rPr>
+      </w:pPr>
+      <w:r>
+        <w:rPr>
+          <w:rFonts w:cstheme="minorHAnsi"/>
+        </w:rPr>
+        <w:t>Mục đích, vai trò cho việc logging?</w:t>
+      </w:r>
+    </w:p>
+    <w:p>
+      <w:pPr>
+        <w:spacing w:after="200" w:line="276" w:lineRule="auto"/>
+        <w:rPr>
+          <w:rFonts w:cstheme="minorHAnsi"/>
+        </w:rPr>
+      </w:pPr>
+      <w:r>
+        <w:rPr>
+          <w:rFonts w:cstheme="minorHAnsi"/>
+        </w:rPr>
+        <w:t>Tự tạo ra log, viết chương trình và ghi log, thư viện hỗ trợ log?</w:t>
+      </w:r>
+    </w:p>
+    <w:p>
+      <w:r>
+        <w:t>Em đã đẩy báo cáo và kết quả lên git rồi ạ</w:t>
+      </w:r>
+    </w:p>
     <w:sectPr>
       <w:pgSz w:w="11906" w:h="16838"/>
       <w:pgMar w:top="1440" w:right="1440" w:bottom="1440" w:left="1440" w:header="708" w:footer="708" w:gutter="0"/>
@@ -4441,9 +6392,9 @@
   </w:abstractNum>
   <w:abstractNum w:abstractNumId="10" w15:restartNumberingAfterBreak="0">
     <w:nsid w:val="718E1E0D"/>
-    <w:multiLevelType w:val="hybridMultilevel"/>
-    <w:tmpl w:val="7E04EA28"/>
-    <w:lvl w:ilvl="0" w:tplc="042A000F">
+    <w:multiLevelType w:val="multilevel"/>
+    <w:tmpl w:val="44C6AF40"/>
+    <w:lvl w:ilvl="0">
       <w:start w:val="1"/>
       <w:numFmt w:val="decimal"/>
       <w:lvlText w:val="%1."/>
@@ -4455,77 +6406,109 @@
         <w:rFonts w:hint="default"/>
       </w:rPr>
     </w:lvl>
-    <w:lvl w:ilvl="1" w:tplc="042A0019" w:tentative="1">
-      <w:start w:val="1"/>
-      <w:numFmt w:val="lowerLetter"/>
-      <w:lvlText w:val="%2."/>
-      <w:lvlJc w:val="left"/>
-      <w:pPr>
-        <w:ind w:left="1440" w:hanging="360"/>
-      </w:pPr>
-    </w:lvl>
-    <w:lvl w:ilvl="2" w:tplc="042A001B" w:tentative="1">
-      <w:start w:val="1"/>
-      <w:numFmt w:val="lowerRoman"/>
-      <w:lvlText w:val="%3."/>
-      <w:lvlJc w:val="right"/>
-      <w:pPr>
-        <w:ind w:left="2160" w:hanging="180"/>
-      </w:pPr>
-    </w:lvl>
-    <w:lvl w:ilvl="3" w:tplc="042A000F" w:tentative="1">
-      <w:start w:val="1"/>
+    <w:lvl w:ilvl="1">
+      <w:start w:val="2"/>
       <w:numFmt w:val="decimal"/>
-      <w:lvlText w:val="%4."/>
-      <w:lvlJc w:val="left"/>
-      <w:pPr>
-        <w:ind w:left="2880" w:hanging="360"/>
-      </w:pPr>
-    </w:lvl>
-    <w:lvl w:ilvl="4" w:tplc="042A0019" w:tentative="1">
-      <w:start w:val="1"/>
-      <w:numFmt w:val="lowerLetter"/>
-      <w:lvlText w:val="%5."/>
-      <w:lvlJc w:val="left"/>
-      <w:pPr>
-        <w:ind w:left="3600" w:hanging="360"/>
-      </w:pPr>
-    </w:lvl>
-    <w:lvl w:ilvl="5" w:tplc="042A001B" w:tentative="1">
-      <w:start w:val="1"/>
-      <w:numFmt w:val="lowerRoman"/>
-      <w:lvlText w:val="%6."/>
-      <w:lvlJc w:val="right"/>
-      <w:pPr>
-        <w:ind w:left="4320" w:hanging="180"/>
-      </w:pPr>
-    </w:lvl>
-    <w:lvl w:ilvl="6" w:tplc="042A000F" w:tentative="1">
+      <w:isLgl/>
+      <w:lvlText w:val="%1.%2"/>
+      <w:lvlJc w:val="left"/>
+      <w:pPr>
+        <w:ind w:left="732" w:hanging="372"/>
+      </w:pPr>
+      <w:rPr>
+        <w:rFonts w:hint="default"/>
+      </w:rPr>
+    </w:lvl>
+    <w:lvl w:ilvl="2">
       <w:start w:val="1"/>
       <w:numFmt w:val="decimal"/>
-      <w:lvlText w:val="%7."/>
-      <w:lvlJc w:val="left"/>
-      <w:pPr>
-        <w:ind w:left="5040" w:hanging="360"/>
-      </w:pPr>
-    </w:lvl>
-    <w:lvl w:ilvl="7" w:tplc="042A0019" w:tentative="1">
-      <w:start w:val="1"/>
-      <w:numFmt w:val="lowerLetter"/>
-      <w:lvlText w:val="%8."/>
-      <w:lvlJc w:val="left"/>
-      <w:pPr>
-        <w:ind w:left="5760" w:hanging="360"/>
-      </w:pPr>
-    </w:lvl>
-    <w:lvl w:ilvl="8" w:tplc="042A001B" w:tentative="1">
-      <w:start w:val="1"/>
-      <w:numFmt w:val="lowerRoman"/>
-      <w:lvlText w:val="%9."/>
-      <w:lvlJc w:val="right"/>
-      <w:pPr>
-        <w:ind w:left="6480" w:hanging="180"/>
-      </w:pPr>
+      <w:isLgl/>
+      <w:lvlText w:val="%1.%2.%3"/>
+      <w:lvlJc w:val="left"/>
+      <w:pPr>
+        <w:ind w:left="1080" w:hanging="720"/>
+      </w:pPr>
+      <w:rPr>
+        <w:rFonts w:hint="default"/>
+      </w:rPr>
+    </w:lvl>
+    <w:lvl w:ilvl="3">
+      <w:start w:val="1"/>
+      <w:numFmt w:val="decimal"/>
+      <w:isLgl/>
+      <w:lvlText w:val="%1.%2.%3.%4"/>
+      <w:lvlJc w:val="left"/>
+      <w:pPr>
+        <w:ind w:left="1080" w:hanging="720"/>
+      </w:pPr>
+      <w:rPr>
+        <w:rFonts w:hint="default"/>
+      </w:rPr>
+    </w:lvl>
+    <w:lvl w:ilvl="4">
+      <w:start w:val="1"/>
+      <w:numFmt w:val="decimal"/>
+      <w:isLgl/>
+      <w:lvlText w:val="%1.%2.%3.%4.%5"/>
+      <w:lvlJc w:val="left"/>
+      <w:pPr>
+        <w:ind w:left="1440" w:hanging="1080"/>
+      </w:pPr>
+      <w:rPr>
+        <w:rFonts w:hint="default"/>
+      </w:rPr>
+    </w:lvl>
+    <w:lvl w:ilvl="5">
+      <w:start w:val="1"/>
+      <w:numFmt w:val="decimal"/>
+      <w:isLgl/>
+      <w:lvlText w:val="%1.%2.%3.%4.%5.%6"/>
+      <w:lvlJc w:val="left"/>
+      <w:pPr>
+        <w:ind w:left="1440" w:hanging="1080"/>
+      </w:pPr>
+      <w:rPr>
+        <w:rFonts w:hint="default"/>
+      </w:rPr>
+    </w:lvl>
+    <w:lvl w:ilvl="6">
+      <w:start w:val="1"/>
+      <w:numFmt w:val="decimal"/>
+      <w:isLgl/>
+      <w:lvlText w:val="%1.%2.%3.%4.%5.%6.%7"/>
+      <w:lvlJc w:val="left"/>
+      <w:pPr>
+        <w:ind w:left="1800" w:hanging="1440"/>
+      </w:pPr>
+      <w:rPr>
+        <w:rFonts w:hint="default"/>
+      </w:rPr>
+    </w:lvl>
+    <w:lvl w:ilvl="7">
+      <w:start w:val="1"/>
+      <w:numFmt w:val="decimal"/>
+      <w:isLgl/>
+      <w:lvlText w:val="%1.%2.%3.%4.%5.%6.%7.%8"/>
+      <w:lvlJc w:val="left"/>
+      <w:pPr>
+        <w:ind w:left="1800" w:hanging="1440"/>
+      </w:pPr>
+      <w:rPr>
+        <w:rFonts w:hint="default"/>
+      </w:rPr>
+    </w:lvl>
+    <w:lvl w:ilvl="8">
+      <w:start w:val="1"/>
+      <w:numFmt w:val="decimal"/>
+      <w:isLgl/>
+      <w:lvlText w:val="%1.%2.%3.%4.%5.%6.%7.%8.%9"/>
+      <w:lvlJc w:val="left"/>
+      <w:pPr>
+        <w:ind w:left="2160" w:hanging="1800"/>
+      </w:pPr>
+      <w:rPr>
+        <w:rFonts w:hint="default"/>
+      </w:rPr>
     </w:lvl>
   </w:abstractNum>
   <w:num w:numId="1" w16cid:durableId="370573188">
@@ -5166,7 +7149,6 @@
   <w:style w:type="character" w:default="1" w:styleId="Phngmcinhcuaoanvn">
     <w:name w:val="Default Paragraph Font"/>
     <w:uiPriority w:val="1"/>
-    <w:semiHidden/>
     <w:unhideWhenUsed/>
   </w:style>
   <w:style w:type="table" w:default="1" w:styleId="BangThngthng">
@@ -5480,6 +7462,25 @@
       <w:spacing w:val="5"/>
     </w:rPr>
   </w:style>
+  <w:style w:type="table" w:styleId="LiBang">
+    <w:name w:val="Table Grid"/>
+    <w:basedOn w:val="BangThngthng"/>
+    <w:uiPriority w:val="39"/>
+    <w:rsid w:val="00B765C5"/>
+    <w:pPr>
+      <w:spacing w:after="0" w:line="240" w:lineRule="auto"/>
+    </w:pPr>
+    <w:tblPr>
+      <w:tblBorders>
+        <w:top w:val="single" w:sz="4" w:space="0" w:color="auto"/>
+        <w:left w:val="single" w:sz="4" w:space="0" w:color="auto"/>
+        <w:bottom w:val="single" w:sz="4" w:space="0" w:color="auto"/>
+        <w:right w:val="single" w:sz="4" w:space="0" w:color="auto"/>
+        <w:insideH w:val="single" w:sz="4" w:space="0" w:color="auto"/>
+        <w:insideV w:val="single" w:sz="4" w:space="0" w:color="auto"/>
+      </w:tblBorders>
+    </w:tblPr>
+  </w:style>
 </w:styles>
 </file>
 

--- a/Thread.docx
+++ b/Thread.docx
@@ -147,7 +147,13 @@
         <w:t>Thread priority</w:t>
       </w:r>
       <w:r>
-        <w:t xml:space="preserve"> là độ ưu tiên mà Thread scheduler (bộ l</w:t>
+        <w:t xml:space="preserve"> là độ ưu tiên mà Thread schedu</w:t>
+      </w:r>
+      <w:r>
+        <w:t xml:space="preserve">  </w:t>
+      </w:r>
+      <w:r>
+        <w:t>ler (bộ l</w:t>
       </w:r>
       <w:r>
         <w:t>ập lịch của JVM/OS</w:t>
@@ -698,12 +704,12 @@
         <w:t>So sánh tcp và udp</w:t>
       </w:r>
     </w:p>
+    <w:p>
+      <w:r>
+        <w:t>Em đã đẩy báo cáo và kết quả lên git rồi ạ</w:t>
+      </w:r>
+    </w:p>
     <w:p/>
-    <w:p>
-      <w:r>
-        <w:t>Em đã đẩy báo cáo và kết quả lên git rồi ạ</w:t>
-      </w:r>
-    </w:p>
     <w:p>
       <w:r>
         <w:lastRenderedPageBreak/>
@@ -1481,522 +1487,499 @@
         <w:rPr>
           <w:lang w:val="en-US"/>
         </w:rPr>
-        <w:t xml:space="preserve">bộ nhớ(heap), biến toàn </w:t>
-      </w:r>
-      <w:proofErr w:type="gramStart"/>
-      <w:r>
-        <w:rPr>
-          <w:lang w:val="en-US"/>
-        </w:rPr>
-        <w:t>cục,file</w:t>
-      </w:r>
-      <w:proofErr w:type="gramEnd"/>
-      <w:r>
-        <w:rPr>
-          <w:lang w:val="en-US"/>
-        </w:rPr>
-        <w:t>,database</w:t>
-      </w:r>
-      <w:r>
-        <w:rPr>
-          <w:lang w:val="en-US"/>
+        <w:t>bộ nhớ(heap), biến toàn cục,file,database</w:t>
+      </w:r>
+      <w:r>
+        <w:rPr>
+          <w:lang w:val="en-US"/>
+        </w:rPr>
+        <w:t xml:space="preserve"> connection..</w:t>
+      </w:r>
+    </w:p>
+    <w:p>
+      <w:pPr>
+        <w:rPr>
+          <w:lang w:val="en-US"/>
+        </w:rPr>
+      </w:pPr>
+      <w:r>
+        <w:rPr>
+          <w:lang w:val="en-US"/>
+        </w:rPr>
+        <w:t>- mỗi thread có stack riêng , con trỏ lệnh (PC) riêng.</w:t>
+      </w:r>
+    </w:p>
+    <w:p>
+      <w:pPr>
+        <w:rPr>
+          <w:lang w:val="en-US"/>
+        </w:rPr>
+      </w:pPr>
+      <w:r>
+        <w:rPr>
+          <w:lang w:val="en-US"/>
+        </w:rPr>
+        <w:t xml:space="preserve">- nói đơn giản :MultiThread giúp chương trình làm việc </w:t>
+      </w:r>
+      <w:r>
+        <w:rPr>
+          <w:lang w:val="en-US"/>
+        </w:rPr>
+        <w:t>cùng lúc, thay vì xử lý từng việc một</w:t>
+      </w:r>
+    </w:p>
+    <w:p>
+      <w:pPr>
+        <w:rPr>
+          <w:lang w:val="en-US"/>
+        </w:rPr>
+      </w:pPr>
+      <w:r>
+        <w:rPr>
+          <w:lang w:val="en-US"/>
+        </w:rPr>
+        <w:t>-MultiThread</w:t>
+      </w:r>
+      <w:r>
+        <w:rPr>
+          <w:lang w:val="en-US"/>
+        </w:rPr>
+        <w:t xml:space="preserve"> == nhiều thread cùng tồn tại và thực thi</w:t>
+      </w:r>
+    </w:p>
+    <w:p>
+      <w:pPr>
+        <w:rPr>
+          <w:lang w:val="en-US"/>
+        </w:rPr>
+      </w:pPr>
+      <w:r>
+        <w:rPr>
+          <w:lang w:val="en-US"/>
+        </w:rPr>
+        <w:t>-Các thread</w:t>
+      </w:r>
+      <w:r>
+        <w:rPr>
+          <w:lang w:val="en-US"/>
+        </w:rPr>
+        <w:t xml:space="preserve"> chia sẻ chung tài nguyên </w:t>
+      </w:r>
+    </w:p>
+    <w:p>
+      <w:pPr>
+        <w:rPr>
+          <w:lang w:val="en-US"/>
+        </w:rPr>
+      </w:pPr>
+      <w:r>
+        <w:rPr>
+          <w:lang w:val="en-US"/>
+        </w:rPr>
+        <w:t xml:space="preserve">-giúp chương trình làm việc cùng lúc </w:t>
+      </w:r>
+    </w:p>
+    <w:p>
+      <w:pPr>
+        <w:rPr>
+          <w:lang w:val="en-US"/>
+        </w:rPr>
+      </w:pPr>
+      <w:r>
+        <w:rPr>
+          <w:lang w:val="en-US"/>
+        </w:rPr>
+        <w:t xml:space="preserve">1 Queue </w:t>
+      </w:r>
+    </w:p>
+    <w:p>
+      <w:pPr>
+        <w:rPr>
+          <w:lang w:val="en-US"/>
+        </w:rPr>
+      </w:pPr>
+      <w:r>
+        <w:rPr>
+          <w:lang w:val="en-US"/>
+        </w:rPr>
+        <w:t xml:space="preserve">Queue (hàng đợi) là một cấu trúc dữ liệu truyền tính </w:t>
+      </w:r>
+      <w:r>
+        <w:rPr>
+          <w:lang w:val="en-US"/>
+        </w:rPr>
+        <w:t>hoạt động theo nguyên tắc</w:t>
+      </w:r>
+    </w:p>
+    <w:p>
+      <w:pPr>
+        <w:rPr>
+          <w:lang w:val="en-US"/>
+        </w:rPr>
+      </w:pPr>
+      <w:r>
+        <w:rPr>
+          <w:lang w:val="en-US"/>
+        </w:rPr>
+        <w:t>Fifo-Firs</w:t>
+      </w:r>
+      <w:r>
+        <w:rPr>
+          <w:lang w:val="en-US"/>
+        </w:rPr>
+        <w:t>t in, first Out</w:t>
+      </w:r>
+    </w:p>
+    <w:p>
+      <w:pPr>
+        <w:rPr>
+          <w:lang w:val="en-US"/>
+        </w:rPr>
+      </w:pPr>
+      <w:r>
+        <w:rPr>
+          <w:lang w:val="en-US"/>
+        </w:rPr>
+        <w:t>(Vào trước-Ra trước)</w:t>
+      </w:r>
+    </w:p>
+    <w:p>
+      <w:pPr>
+        <w:rPr>
+          <w:lang w:val="en-US"/>
+        </w:rPr>
+      </w:pPr>
+      <w:r>
+        <w:rPr>
+          <w:lang w:val="en-US"/>
+        </w:rPr>
+        <w:t>Giống như xếp hàng mua vé :</w:t>
+      </w:r>
+    </w:p>
+    <w:p>
+      <w:pPr>
+        <w:rPr>
+          <w:lang w:val="en-US"/>
+        </w:rPr>
+      </w:pPr>
+      <w:r>
+        <w:rPr>
+          <w:lang w:val="en-US"/>
+        </w:rPr>
+        <w:t>Người đến trước- được phục vụ trc</w:t>
+      </w:r>
+    </w:p>
+    <w:p>
+      <w:pPr>
+        <w:rPr>
+          <w:lang w:val="en-US"/>
+        </w:rPr>
+      </w:pPr>
+      <w:r>
+        <w:rPr>
+          <w:lang w:val="en-US"/>
+        </w:rPr>
+        <w:t>Người đến sau – chờ phí sau</w:t>
+      </w:r>
+    </w:p>
+    <w:p>
+      <w:pPr>
+        <w:rPr>
+          <w:lang w:val="en-US"/>
+        </w:rPr>
+      </w:pPr>
+      <w:r>
+        <w:rPr>
+          <w:lang w:val="en-US"/>
+        </w:rPr>
+        <w:t>2, Các thao tác cơ bản của Queue</w:t>
+      </w:r>
+    </w:p>
+    <w:p>
+      <w:pPr>
+        <w:rPr>
+          <w:lang w:val="en-US"/>
+        </w:rPr>
+      </w:pPr>
+      <w:r>
+        <w:rPr>
+          <w:lang w:val="en-US"/>
+        </w:rPr>
+        <w:t xml:space="preserve"> Thao tác </w:t>
+      </w:r>
+      <w:r>
+        <w:rPr>
+          <w:lang w:val="en-US"/>
+        </w:rPr>
+        <w:t xml:space="preserve">Enqueue </w:t>
+      </w:r>
+      <w:r>
+        <w:rPr>
+          <w:lang w:val="en-US"/>
+        </w:rPr>
+        <w:t>thêm phần t</w:t>
+      </w:r>
+      <w:r>
+        <w:rPr>
+          <w:lang w:val="en-US"/>
+        </w:rPr>
+        <w:t>ử vào cuối qu</w:t>
+      </w:r>
+      <w:r>
+        <w:rPr>
+          <w:lang w:val="en-US"/>
+        </w:rPr>
+        <w:t>eue</w:t>
+      </w:r>
+    </w:p>
+    <w:p>
+      <w:pPr>
+        <w:rPr>
+          <w:lang w:val="en-US"/>
+        </w:rPr>
+      </w:pPr>
+      <w:r>
+        <w:rPr>
+          <w:lang w:val="en-US"/>
+        </w:rPr>
+        <w:t>Dequeue lấy và xóa phần t</w:t>
+      </w:r>
+      <w:r>
+        <w:rPr>
+          <w:lang w:val="en-US"/>
+        </w:rPr>
+        <w:t xml:space="preserve">ử </w:t>
+      </w:r>
+      <w:r>
+        <w:rPr>
+          <w:lang w:val="en-US"/>
+        </w:rPr>
+        <w:t>ở đầu queue</w:t>
+      </w:r>
+    </w:p>
+    <w:p>
+      <w:pPr>
+        <w:rPr>
+          <w:lang w:val="en-US"/>
+        </w:rPr>
+      </w:pPr>
+      <w:r>
+        <w:rPr>
+          <w:lang w:val="en-US"/>
+        </w:rPr>
+        <w:t>Peek/front xem phần tử đầu qu</w:t>
+      </w:r>
+      <w:r>
+        <w:rPr>
+          <w:lang w:val="en-US"/>
+        </w:rPr>
+        <w:t>eue</w:t>
+      </w:r>
+    </w:p>
+    <w:p>
+      <w:pPr>
+        <w:rPr>
+          <w:lang w:val="en-US"/>
+        </w:rPr>
+      </w:pPr>
+      <w:r>
+        <w:rPr>
+          <w:lang w:val="en-US"/>
+        </w:rPr>
+        <w:t>isEmpty kiểm tra queue rỗng</w:t>
+      </w:r>
+    </w:p>
+    <w:p>
+      <w:pPr>
+        <w:rPr>
+          <w:lang w:val="en-US"/>
+        </w:rPr>
+      </w:pPr>
+      <w:r>
+        <w:rPr>
+          <w:lang w:val="en-US"/>
+        </w:rPr>
+        <w:t>size Số phần tử trong Qu</w:t>
+      </w:r>
+      <w:r>
+        <w:rPr>
+          <w:lang w:val="en-US"/>
+        </w:rPr>
+        <w:t>eue</w:t>
+      </w:r>
+    </w:p>
+    <w:p>
+      <w:pPr>
+        <w:rPr>
+          <w:lang w:val="en-US"/>
+        </w:rPr>
+      </w:pPr>
+      <w:r>
+        <w:rPr>
+          <w:lang w:val="en-US"/>
+        </w:rPr>
+        <w:t>3 Các loại Qu</w:t>
+      </w:r>
+      <w:r>
+        <w:rPr>
+          <w:lang w:val="en-US"/>
+        </w:rPr>
+        <w:t>eue phổ biến</w:t>
+      </w:r>
+    </w:p>
+    <w:p>
+      <w:pPr>
+        <w:rPr>
+          <w:lang w:val="en-US"/>
+        </w:rPr>
+      </w:pPr>
+      <w:r>
+        <w:rPr>
+          <w:lang w:val="en-US"/>
+        </w:rPr>
+        <w:t>3.1Simple Queue(Queue thường)</w:t>
+      </w:r>
+    </w:p>
+    <w:p>
+      <w:pPr>
+        <w:rPr>
+          <w:lang w:val="en-US"/>
+        </w:rPr>
+      </w:pPr>
+      <w:r>
+        <w:rPr>
+          <w:lang w:val="en-US"/>
+        </w:rPr>
+        <w:t>-fi</w:t>
+      </w:r>
+      <w:r>
+        <w:rPr>
+          <w:lang w:val="en-US"/>
+        </w:rPr>
+        <w:t xml:space="preserve">fo cơ bản </w:t>
+      </w:r>
+    </w:p>
+    <w:p>
+      <w:pPr>
+        <w:rPr>
+          <w:lang w:val="en-US"/>
+        </w:rPr>
+      </w:pPr>
+      <w:r>
+        <w:rPr>
+          <w:lang w:val="en-US"/>
+        </w:rPr>
+        <w:t>-thêm ở cuối, lấy ở đầu</w:t>
+      </w:r>
+    </w:p>
+    <w:p>
+      <w:pPr>
+        <w:rPr>
+          <w:lang w:val="en-US"/>
+        </w:rPr>
+      </w:pPr>
+      <w:r>
+        <w:rPr>
+          <w:lang w:val="en-US"/>
+        </w:rPr>
+        <w:t xml:space="preserve">3.2Circular </w:t>
+      </w:r>
+      <w:r>
+        <w:rPr>
+          <w:lang w:val="en-US"/>
+        </w:rPr>
+        <w:t>Queue(Queue vòng)</w:t>
+      </w:r>
+    </w:p>
+    <w:p>
+      <w:pPr>
+        <w:rPr>
+          <w:lang w:val="en-US"/>
+        </w:rPr>
+      </w:pPr>
+      <w:r>
+        <w:rPr>
+          <w:lang w:val="en-US"/>
+        </w:rPr>
+        <w:t>-phần tử cuối quay về đầu</w:t>
+      </w:r>
+    </w:p>
+    <w:p>
+      <w:pPr>
+        <w:rPr>
+          <w:lang w:val="fr-FR"/>
+        </w:rPr>
+      </w:pPr>
+      <w:r>
+        <w:rPr>
+          <w:lang w:val="fr-FR"/>
+        </w:rPr>
+        <w:t>-tránh lãnh phí bộ nhớ</w:t>
+      </w:r>
+    </w:p>
+    <w:p>
+      <w:pPr>
+        <w:rPr>
+          <w:lang w:val="fr-FR"/>
+        </w:rPr>
+      </w:pPr>
+    </w:p>
+    <w:p>
+      <w:pPr>
+        <w:rPr>
+          <w:lang w:val="fr-FR"/>
+        </w:rPr>
+      </w:pPr>
+      <w:r>
+        <w:rPr>
+          <w:lang w:val="fr-FR"/>
+        </w:rPr>
+        <w:lastRenderedPageBreak/>
+        <w:t xml:space="preserve">ứng dụng : Quan lý </w:t>
+      </w:r>
+      <w:r>
+        <w:rPr>
+          <w:lang w:val="fr-FR"/>
+        </w:rPr>
+        <w:t>bộ đệm</w:t>
+      </w:r>
+      <w:r>
+        <w:rPr>
+          <w:lang w:val="fr-FR"/>
         </w:rPr>
         <w:t xml:space="preserve"> </w:t>
       </w:r>
-      <w:proofErr w:type="gramStart"/>
-      <w:r>
-        <w:rPr>
-          <w:lang w:val="en-US"/>
-        </w:rPr>
-        <w:t>connection..</w:t>
-      </w:r>
-      <w:proofErr w:type="gramEnd"/>
-    </w:p>
-    <w:p>
-      <w:pPr>
-        <w:rPr>
-          <w:lang w:val="en-US"/>
-        </w:rPr>
-      </w:pPr>
-      <w:r>
-        <w:rPr>
-          <w:lang w:val="en-US"/>
-        </w:rPr>
-        <w:t xml:space="preserve">- mỗi thread có stack </w:t>
-      </w:r>
-      <w:proofErr w:type="gramStart"/>
-      <w:r>
-        <w:rPr>
-          <w:lang w:val="en-US"/>
-        </w:rPr>
-        <w:t>riêng ,</w:t>
-      </w:r>
-      <w:proofErr w:type="gramEnd"/>
-      <w:r>
-        <w:rPr>
-          <w:lang w:val="en-US"/>
-        </w:rPr>
-        <w:t xml:space="preserve"> con trỏ lệnh (PC) riêng.</w:t>
-      </w:r>
-    </w:p>
-    <w:p>
-      <w:pPr>
-        <w:rPr>
-          <w:lang w:val="en-US"/>
-        </w:rPr>
-      </w:pPr>
-      <w:r>
-        <w:rPr>
-          <w:lang w:val="en-US"/>
-        </w:rPr>
-        <w:t xml:space="preserve">- nói đơn </w:t>
-      </w:r>
-      <w:proofErr w:type="gramStart"/>
-      <w:r>
-        <w:rPr>
-          <w:lang w:val="en-US"/>
-        </w:rPr>
-        <w:t>giản :MultiThread</w:t>
-      </w:r>
-      <w:proofErr w:type="gramEnd"/>
-      <w:r>
-        <w:rPr>
-          <w:lang w:val="en-US"/>
-        </w:rPr>
-        <w:t xml:space="preserve"> giúp chương trình làm việc </w:t>
-      </w:r>
-      <w:r>
-        <w:rPr>
-          <w:lang w:val="en-US"/>
-        </w:rPr>
-        <w:t>cùng lúc, thay vì xử lý từng việc một</w:t>
-      </w:r>
-    </w:p>
-    <w:p>
-      <w:pPr>
-        <w:rPr>
-          <w:lang w:val="en-US"/>
-        </w:rPr>
-      </w:pPr>
-      <w:r>
-        <w:rPr>
-          <w:lang w:val="en-US"/>
-        </w:rPr>
-        <w:t>-MultiThread</w:t>
-      </w:r>
-      <w:r>
-        <w:rPr>
-          <w:lang w:val="en-US"/>
-        </w:rPr>
-        <w:t xml:space="preserve"> == nhiều thread cùng tồn tại và thực thi</w:t>
-      </w:r>
-    </w:p>
-    <w:p>
-      <w:pPr>
-        <w:rPr>
-          <w:lang w:val="en-US"/>
-        </w:rPr>
-      </w:pPr>
-      <w:r>
-        <w:rPr>
-          <w:lang w:val="en-US"/>
-        </w:rPr>
-        <w:t>-Các thread</w:t>
-      </w:r>
-      <w:r>
-        <w:rPr>
-          <w:lang w:val="en-US"/>
-        </w:rPr>
-        <w:t xml:space="preserve"> chia sẻ chung tài nguyên </w:t>
-      </w:r>
-    </w:p>
-    <w:p>
-      <w:pPr>
-        <w:rPr>
-          <w:lang w:val="en-US"/>
-        </w:rPr>
-      </w:pPr>
-      <w:r>
-        <w:rPr>
-          <w:lang w:val="en-US"/>
-        </w:rPr>
-        <w:t xml:space="preserve">-giúp chương trình làm việc cùng lúc </w:t>
-      </w:r>
-    </w:p>
-    <w:p>
-      <w:pPr>
-        <w:rPr>
-          <w:lang w:val="en-US"/>
-        </w:rPr>
-      </w:pPr>
-      <w:r>
-        <w:rPr>
-          <w:lang w:val="en-US"/>
-        </w:rPr>
-        <w:t xml:space="preserve">1 Queue </w:t>
-      </w:r>
-    </w:p>
-    <w:p>
-      <w:pPr>
-        <w:rPr>
-          <w:lang w:val="en-US"/>
-        </w:rPr>
-      </w:pPr>
-      <w:r>
-        <w:rPr>
-          <w:lang w:val="en-US"/>
-        </w:rPr>
-        <w:t xml:space="preserve">Queue (hàng đợi) là một cấu trúc dữ liệu truyền tính </w:t>
-      </w:r>
-      <w:r>
-        <w:rPr>
-          <w:lang w:val="en-US"/>
-        </w:rPr>
-        <w:t>hoạt động theo nguyên tắc</w:t>
-      </w:r>
-    </w:p>
-    <w:p>
-      <w:pPr>
-        <w:rPr>
-          <w:lang w:val="en-US"/>
-        </w:rPr>
-      </w:pPr>
-      <w:r>
-        <w:rPr>
-          <w:lang w:val="en-US"/>
-        </w:rPr>
-        <w:t>Fifo-Firs</w:t>
-      </w:r>
-      <w:r>
-        <w:rPr>
-          <w:lang w:val="en-US"/>
-        </w:rPr>
-        <w:t>t in, first Out</w:t>
-      </w:r>
-    </w:p>
-    <w:p>
-      <w:pPr>
-        <w:rPr>
-          <w:lang w:val="en-US"/>
-        </w:rPr>
-      </w:pPr>
-      <w:r>
-        <w:rPr>
-          <w:lang w:val="en-US"/>
-        </w:rPr>
-        <w:t>(Vào trước-Ra trước)</w:t>
-      </w:r>
-    </w:p>
-    <w:p>
-      <w:pPr>
-        <w:rPr>
-          <w:lang w:val="en-US"/>
-        </w:rPr>
-      </w:pPr>
-      <w:r>
-        <w:rPr>
-          <w:lang w:val="en-US"/>
-        </w:rPr>
-        <w:t xml:space="preserve">Giống như xếp hàng mua </w:t>
-      </w:r>
-      <w:proofErr w:type="gramStart"/>
-      <w:r>
-        <w:rPr>
-          <w:lang w:val="en-US"/>
-        </w:rPr>
-        <w:t>vé :</w:t>
-      </w:r>
-      <w:proofErr w:type="gramEnd"/>
-    </w:p>
-    <w:p>
-      <w:pPr>
-        <w:rPr>
-          <w:lang w:val="en-US"/>
-        </w:rPr>
-      </w:pPr>
-      <w:r>
-        <w:rPr>
-          <w:lang w:val="en-US"/>
-        </w:rPr>
-        <w:t>Người đến trước- được phục vụ trc</w:t>
-      </w:r>
-    </w:p>
-    <w:p>
-      <w:pPr>
-        <w:rPr>
-          <w:lang w:val="en-US"/>
-        </w:rPr>
-      </w:pPr>
-      <w:r>
-        <w:rPr>
-          <w:lang w:val="en-US"/>
-        </w:rPr>
-        <w:t>Người đến sau – chờ phí sau</w:t>
-      </w:r>
-    </w:p>
-    <w:p>
-      <w:pPr>
-        <w:rPr>
-          <w:lang w:val="en-US"/>
-        </w:rPr>
-      </w:pPr>
-      <w:r>
-        <w:rPr>
-          <w:lang w:val="en-US"/>
-        </w:rPr>
-        <w:t>2, Các thao tác cơ bản của Queue</w:t>
-      </w:r>
-    </w:p>
-    <w:p>
-      <w:pPr>
-        <w:rPr>
-          <w:lang w:val="en-US"/>
-        </w:rPr>
-      </w:pPr>
-      <w:r>
-        <w:rPr>
-          <w:lang w:val="en-US"/>
-        </w:rPr>
-        <w:t xml:space="preserve"> Thao tác </w:t>
-      </w:r>
-      <w:r>
-        <w:rPr>
-          <w:lang w:val="en-US"/>
-        </w:rPr>
-        <w:t xml:space="preserve">Enqueue </w:t>
-      </w:r>
-      <w:r>
-        <w:rPr>
-          <w:lang w:val="en-US"/>
-        </w:rPr>
-        <w:t>thêm phần t</w:t>
-      </w:r>
-      <w:r>
-        <w:rPr>
-          <w:lang w:val="en-US"/>
-        </w:rPr>
-        <w:t>ử vào cuối qu</w:t>
-      </w:r>
-      <w:r>
-        <w:rPr>
-          <w:lang w:val="en-US"/>
-        </w:rPr>
-        <w:t>eue</w:t>
-      </w:r>
-    </w:p>
-    <w:p>
-      <w:pPr>
-        <w:rPr>
-          <w:lang w:val="en-US"/>
-        </w:rPr>
-      </w:pPr>
-      <w:r>
-        <w:rPr>
-          <w:lang w:val="en-US"/>
-        </w:rPr>
-        <w:t>Dequeue lấy và xóa phần t</w:t>
-      </w:r>
-      <w:r>
-        <w:rPr>
-          <w:lang w:val="en-US"/>
-        </w:rPr>
-        <w:t xml:space="preserve">ử </w:t>
-      </w:r>
-      <w:r>
-        <w:rPr>
-          <w:lang w:val="en-US"/>
-        </w:rPr>
-        <w:t>ở đầu queue</w:t>
-      </w:r>
-    </w:p>
-    <w:p>
-      <w:pPr>
-        <w:rPr>
-          <w:lang w:val="en-US"/>
-        </w:rPr>
-      </w:pPr>
-      <w:r>
-        <w:rPr>
-          <w:lang w:val="en-US"/>
-        </w:rPr>
-        <w:t>Peek/front xem phần tử đầu qu</w:t>
-      </w:r>
-      <w:r>
-        <w:rPr>
-          <w:lang w:val="en-US"/>
-        </w:rPr>
-        <w:t>eue</w:t>
-      </w:r>
-    </w:p>
-    <w:p>
-      <w:pPr>
-        <w:rPr>
-          <w:lang w:val="en-US"/>
-        </w:rPr>
-      </w:pPr>
-      <w:r>
-        <w:rPr>
-          <w:lang w:val="en-US"/>
-        </w:rPr>
-        <w:t>isEmpty kiểm tra queue rỗng</w:t>
-      </w:r>
-    </w:p>
-    <w:p>
-      <w:pPr>
-        <w:rPr>
-          <w:lang w:val="en-US"/>
-        </w:rPr>
-      </w:pPr>
-      <w:r>
-        <w:rPr>
-          <w:lang w:val="en-US"/>
-        </w:rPr>
-        <w:t>size Số phần tử trong Qu</w:t>
-      </w:r>
-      <w:r>
-        <w:rPr>
-          <w:lang w:val="en-US"/>
-        </w:rPr>
-        <w:t>eue</w:t>
-      </w:r>
-    </w:p>
-    <w:p>
-      <w:pPr>
-        <w:rPr>
-          <w:lang w:val="en-US"/>
-        </w:rPr>
-      </w:pPr>
-      <w:r>
-        <w:rPr>
-          <w:lang w:val="en-US"/>
-        </w:rPr>
-        <w:t>3 Các loại Qu</w:t>
-      </w:r>
-      <w:r>
-        <w:rPr>
-          <w:lang w:val="en-US"/>
-        </w:rPr>
-        <w:t>eue phổ biến</w:t>
-      </w:r>
-    </w:p>
-    <w:p>
-      <w:pPr>
-        <w:rPr>
-          <w:lang w:val="en-US"/>
-        </w:rPr>
-      </w:pPr>
-      <w:r>
-        <w:rPr>
-          <w:lang w:val="en-US"/>
-        </w:rPr>
-        <w:t xml:space="preserve">3.1Simple </w:t>
-      </w:r>
-      <w:proofErr w:type="gramStart"/>
-      <w:r>
-        <w:rPr>
-          <w:lang w:val="en-US"/>
-        </w:rPr>
-        <w:t>Queue(</w:t>
-      </w:r>
-      <w:proofErr w:type="gramEnd"/>
-      <w:r>
-        <w:rPr>
-          <w:lang w:val="en-US"/>
-        </w:rPr>
-        <w:t>Queue thường)</w:t>
-      </w:r>
-    </w:p>
-    <w:p>
-      <w:pPr>
-        <w:rPr>
-          <w:lang w:val="en-US"/>
-        </w:rPr>
-      </w:pPr>
-      <w:r>
-        <w:rPr>
-          <w:lang w:val="en-US"/>
-        </w:rPr>
-        <w:t>-fi</w:t>
-      </w:r>
-      <w:r>
-        <w:rPr>
-          <w:lang w:val="en-US"/>
-        </w:rPr>
-        <w:t xml:space="preserve">fo cơ bản </w:t>
-      </w:r>
-    </w:p>
-    <w:p>
-      <w:pPr>
-        <w:rPr>
-          <w:lang w:val="en-US"/>
-        </w:rPr>
-      </w:pPr>
-      <w:r>
-        <w:rPr>
-          <w:lang w:val="en-US"/>
-        </w:rPr>
-        <w:t>-thêm ở cuối, lấy ở đầu</w:t>
-      </w:r>
-    </w:p>
-    <w:p>
-      <w:pPr>
-        <w:rPr>
-          <w:lang w:val="en-US"/>
-        </w:rPr>
-      </w:pPr>
-      <w:r>
-        <w:rPr>
-          <w:lang w:val="en-US"/>
-        </w:rPr>
-        <w:t xml:space="preserve">3.2Circular </w:t>
-      </w:r>
-      <w:proofErr w:type="gramStart"/>
-      <w:r>
-        <w:rPr>
-          <w:lang w:val="en-US"/>
-        </w:rPr>
-        <w:t>Queue(</w:t>
-      </w:r>
-      <w:proofErr w:type="gramEnd"/>
-      <w:r>
-        <w:rPr>
-          <w:lang w:val="en-US"/>
-        </w:rPr>
-        <w:t>Queue vòng)</w:t>
-      </w:r>
-    </w:p>
-    <w:p>
-      <w:pPr>
-        <w:rPr>
-          <w:lang w:val="en-US"/>
-        </w:rPr>
-      </w:pPr>
-      <w:r>
-        <w:rPr>
-          <w:lang w:val="en-US"/>
-        </w:rPr>
-        <w:t>-phần tử cuối quay về đầu</w:t>
-      </w:r>
-    </w:p>
-    <w:p>
-      <w:pPr>
+      <w:r>
         <w:rPr>
           <w:lang w:val="fr-FR"/>
         </w:rPr>
-      </w:pPr>
+        <w:t>(</w:t>
+      </w:r>
       <w:r>
         <w:rPr>
           <w:lang w:val="fr-FR"/>
         </w:rPr>
-        <w:t>-tránh lãnh phí bộ nhớ</w:t>
-      </w:r>
-    </w:p>
-    <w:p>
-      <w:pPr>
+        <w:t>Buffer</w:t>
+      </w:r>
+      <w:r>
         <w:rPr>
           <w:lang w:val="fr-FR"/>
         </w:rPr>
-      </w:pPr>
+        <w:t>)</w:t>
+      </w:r>
+    </w:p>
+    <w:p>
+      <w:pPr>
+        <w:rPr>
+          <w:lang w:val="en-US"/>
+        </w:rPr>
+      </w:pPr>
+      <w:r>
+        <w:rPr>
+          <w:lang w:val="en-US"/>
+        </w:rPr>
+        <w:t>CPU sheduling</w:t>
+      </w:r>
     </w:p>
     <w:p>
       <w:pPr>
@@ -2004,379 +1987,272 @@
           <w:lang w:val="fr-FR"/>
         </w:rPr>
       </w:pPr>
-      <w:proofErr w:type="gramStart"/>
       <w:r>
         <w:rPr>
           <w:lang w:val="fr-FR"/>
         </w:rPr>
-        <w:lastRenderedPageBreak/>
-        <w:t>ứng</w:t>
-      </w:r>
-      <w:proofErr w:type="gramEnd"/>
+        <w:t>3.3 Pri</w:t>
+      </w:r>
       <w:r>
         <w:rPr>
           <w:lang w:val="fr-FR"/>
         </w:rPr>
-        <w:t xml:space="preserve"> dụng : Quan lý </w:t>
-      </w:r>
-      <w:r>
+        <w:t>ory Queue(Queue ưu tiên)</w:t>
+      </w:r>
+    </w:p>
+    <w:p>
+      <w:pPr>
         <w:rPr>
           <w:lang w:val="fr-FR"/>
         </w:rPr>
-        <w:t>bộ đệm</w:t>
-      </w:r>
+      </w:pPr>
       <w:r>
         <w:rPr>
           <w:lang w:val="fr-FR"/>
         </w:rPr>
-        <w:t xml:space="preserve"> </w:t>
+        <w:t xml:space="preserve">Phần tử có </w:t>
       </w:r>
       <w:r>
         <w:rPr>
           <w:lang w:val="fr-FR"/>
         </w:rPr>
-        <w:t>(</w:t>
-      </w:r>
-      <w:r>
+        <w:t>độ ưu tiên cao được lấy ra trước</w:t>
+      </w:r>
+    </w:p>
+    <w:p>
+      <w:pPr>
+        <w:rPr>
+          <w:lang w:val="en-US"/>
+        </w:rPr>
+      </w:pPr>
+      <w:r>
+        <w:rPr>
+          <w:lang w:val="en-US"/>
+        </w:rPr>
+        <w:t>Không tiền theo FiFo t</w:t>
+      </w:r>
+      <w:r>
+        <w:rPr>
+          <w:lang w:val="en-US"/>
+        </w:rPr>
+        <w:t>uyệt đối</w:t>
+      </w:r>
+    </w:p>
+    <w:p>
+      <w:pPr>
+        <w:rPr>
+          <w:lang w:val="en-US"/>
+        </w:rPr>
+      </w:pPr>
+      <w:r>
+        <w:rPr>
+          <w:lang w:val="en-US"/>
+        </w:rPr>
+        <w:t>ứng dụng</w:t>
+      </w:r>
+    </w:p>
+    <w:p>
+      <w:pPr>
+        <w:rPr>
+          <w:lang w:val="en-US"/>
+        </w:rPr>
+      </w:pPr>
+      <w:r>
+        <w:rPr>
+          <w:lang w:val="en-US"/>
+        </w:rPr>
+        <w:t>Hệ điều hành</w:t>
+      </w:r>
+    </w:p>
+    <w:p>
+      <w:pPr>
+        <w:rPr>
+          <w:lang w:val="en-US"/>
+        </w:rPr>
+      </w:pPr>
+      <w:r>
+        <w:rPr>
+          <w:lang w:val="en-US"/>
+        </w:rPr>
+        <w:t>Thuật toán Dij</w:t>
+      </w:r>
+      <w:r>
+        <w:rPr>
+          <w:lang w:val="en-US"/>
+        </w:rPr>
+        <w:t>kstra</w:t>
+      </w:r>
+    </w:p>
+    <w:p>
+      <w:pPr>
+        <w:rPr>
+          <w:lang w:val="en-US"/>
+        </w:rPr>
+      </w:pPr>
+      <w:r>
+        <w:rPr>
+          <w:lang w:val="en-US"/>
+        </w:rPr>
+        <w:t>Xử lý task quan trọng</w:t>
+      </w:r>
+    </w:p>
+    <w:p>
+      <w:pPr>
+        <w:rPr>
+          <w:lang w:val="en-US"/>
+        </w:rPr>
+      </w:pPr>
+      <w:r>
+        <w:rPr>
+          <w:lang w:val="en-US"/>
+        </w:rPr>
+        <w:t>3.4 Deque</w:t>
+      </w:r>
+      <w:r>
+        <w:rPr>
+          <w:lang w:val="en-US"/>
+        </w:rPr>
+        <w:t xml:space="preserve"> (Double EnDed Queue)</w:t>
+      </w:r>
+    </w:p>
+    <w:p>
+      <w:pPr>
+        <w:rPr>
+          <w:lang w:val="en-US"/>
+        </w:rPr>
+      </w:pPr>
+      <w:r>
+        <w:rPr>
+          <w:lang w:val="en-US"/>
+        </w:rPr>
+        <w:t>Thêm/xóa ở cả hai đầu</w:t>
+      </w:r>
+    </w:p>
+    <w:p>
+      <w:pPr>
+        <w:rPr>
+          <w:lang w:val="en-US"/>
+        </w:rPr>
+      </w:pPr>
+      <w:r>
+        <w:rPr>
+          <w:lang w:val="en-US"/>
+        </w:rPr>
+        <w:t>3.5 Bloking Qu</w:t>
+      </w:r>
+      <w:r>
+        <w:rPr>
+          <w:lang w:val="en-US"/>
+        </w:rPr>
+        <w:t>eue(trong MultiThread)</w:t>
+      </w:r>
+    </w:p>
+    <w:p>
+      <w:pPr>
+        <w:rPr>
+          <w:lang w:val="en-US"/>
+        </w:rPr>
+      </w:pPr>
+      <w:r>
+        <w:rPr>
+          <w:lang w:val="en-US"/>
+        </w:rPr>
+        <w:t>-Thread-</w:t>
+      </w:r>
+      <w:r>
+        <w:rPr>
+          <w:lang w:val="en-US"/>
+        </w:rPr>
+        <w:t>safe</w:t>
+      </w:r>
+    </w:p>
+    <w:p>
+      <w:pPr>
+        <w:rPr>
+          <w:lang w:val="en-US"/>
+        </w:rPr>
+      </w:pPr>
+      <w:r>
+        <w:rPr>
+          <w:lang w:val="en-US"/>
+        </w:rPr>
+        <w:t>-Tự động chờ (block) khi</w:t>
+      </w:r>
+    </w:p>
+    <w:p>
+      <w:pPr>
+        <w:rPr>
+          <w:lang w:val="en-US"/>
+        </w:rPr>
+      </w:pPr>
+      <w:r>
+        <w:rPr>
+          <w:lang w:val="en-US"/>
+        </w:rPr>
+        <w:t>-Queue rỗng -&gt;chờ lấy</w:t>
+      </w:r>
+    </w:p>
+    <w:p>
+      <w:pPr>
+        <w:rPr>
+          <w:lang w:val="en-US"/>
+        </w:rPr>
+      </w:pPr>
+      <w:r>
+        <w:rPr>
+          <w:lang w:val="en-US"/>
+        </w:rPr>
+        <w:t>-Queue đầy</w:t>
+      </w:r>
+      <w:r>
+        <w:rPr>
+          <w:lang w:val="en-US"/>
+        </w:rPr>
+        <w:t xml:space="preserve"> -&gt; chờ thêm</w:t>
+      </w:r>
+    </w:p>
+    <w:p>
+      <w:pPr>
         <w:rPr>
           <w:lang w:val="fr-FR"/>
         </w:rPr>
-        <w:t>Buffer</w:t>
-      </w:r>
+      </w:pPr>
       <w:r>
         <w:rPr>
           <w:lang w:val="fr-FR"/>
         </w:rPr>
-        <w:t>)</w:t>
-      </w:r>
-    </w:p>
-    <w:p>
-      <w:pPr>
-        <w:rPr>
-          <w:lang w:val="en-US"/>
-        </w:rPr>
-      </w:pPr>
-      <w:r>
-        <w:rPr>
-          <w:lang w:val="en-US"/>
-        </w:rPr>
-        <w:t>CPU sheduling</w:t>
-      </w:r>
-    </w:p>
-    <w:p>
-      <w:pPr>
+        <w:t>4 cách làm việ</w:t>
+      </w:r>
+      <w:r>
         <w:rPr>
           <w:lang w:val="fr-FR"/>
         </w:rPr>
-      </w:pPr>
-      <w:r>
+        <w:t>c với Queue(Java)</w:t>
+      </w:r>
+    </w:p>
+    <w:p>
+      <w:pPr>
         <w:rPr>
           <w:lang w:val="fr-FR"/>
         </w:rPr>
-        <w:t>3.3 Pri</w:t>
-      </w:r>
+      </w:pPr>
       <w:r>
         <w:rPr>
           <w:lang w:val="fr-FR"/>
         </w:rPr>
-        <w:t xml:space="preserve">ory </w:t>
-      </w:r>
-      <w:proofErr w:type="gramStart"/>
-      <w:r>
+        <w:t>4.1Queue trong java là gì</w:t>
+      </w:r>
+    </w:p>
+    <w:p>
+      <w:pPr>
         <w:rPr>
           <w:lang w:val="fr-FR"/>
         </w:rPr>
-        <w:t>Queue(</w:t>
-      </w:r>
-      <w:proofErr w:type="gramEnd"/>
+      </w:pPr>
       <w:r>
         <w:rPr>
           <w:lang w:val="fr-FR"/>
         </w:rPr>
-        <w:t>Queue ưu tiên)</w:t>
-      </w:r>
-    </w:p>
-    <w:p>
-      <w:pPr>
-        <w:rPr>
-          <w:lang w:val="fr-FR"/>
-        </w:rPr>
-      </w:pPr>
-      <w:r>
-        <w:rPr>
-          <w:lang w:val="fr-FR"/>
-        </w:rPr>
-        <w:t xml:space="preserve">Phần tử có </w:t>
-      </w:r>
-      <w:r>
-        <w:rPr>
-          <w:lang w:val="fr-FR"/>
-        </w:rPr>
-        <w:t>độ ưu tiên cao được lấy ra trước</w:t>
-      </w:r>
-    </w:p>
-    <w:p>
-      <w:pPr>
-        <w:rPr>
-          <w:lang w:val="en-US"/>
-        </w:rPr>
-      </w:pPr>
-      <w:r>
-        <w:rPr>
-          <w:lang w:val="en-US"/>
-        </w:rPr>
-        <w:t>Không tiền theo FiFo t</w:t>
-      </w:r>
-      <w:r>
-        <w:rPr>
-          <w:lang w:val="en-US"/>
-        </w:rPr>
-        <w:t>uyệt đối</w:t>
-      </w:r>
-    </w:p>
-    <w:p>
-      <w:pPr>
-        <w:rPr>
-          <w:lang w:val="en-US"/>
-        </w:rPr>
-      </w:pPr>
-      <w:r>
-        <w:rPr>
-          <w:lang w:val="en-US"/>
-        </w:rPr>
-        <w:t>ứng dụng</w:t>
-      </w:r>
-    </w:p>
-    <w:p>
-      <w:pPr>
-        <w:rPr>
-          <w:lang w:val="en-US"/>
-        </w:rPr>
-      </w:pPr>
-      <w:r>
-        <w:rPr>
-          <w:lang w:val="en-US"/>
-        </w:rPr>
-        <w:t>Hệ điều hành</w:t>
-      </w:r>
-    </w:p>
-    <w:p>
-      <w:pPr>
-        <w:rPr>
-          <w:lang w:val="en-US"/>
-        </w:rPr>
-      </w:pPr>
-      <w:r>
-        <w:rPr>
-          <w:lang w:val="en-US"/>
-        </w:rPr>
-        <w:t>Thuật toán Dij</w:t>
-      </w:r>
-      <w:r>
-        <w:rPr>
-          <w:lang w:val="en-US"/>
-        </w:rPr>
-        <w:t>kstra</w:t>
-      </w:r>
-    </w:p>
-    <w:p>
-      <w:pPr>
-        <w:rPr>
-          <w:lang w:val="en-US"/>
-        </w:rPr>
-      </w:pPr>
-      <w:r>
-        <w:rPr>
-          <w:lang w:val="en-US"/>
-        </w:rPr>
-        <w:t>Xử lý task quan trọng</w:t>
-      </w:r>
-    </w:p>
-    <w:p>
-      <w:pPr>
-        <w:rPr>
-          <w:lang w:val="en-US"/>
-        </w:rPr>
-      </w:pPr>
-      <w:r>
-        <w:rPr>
-          <w:lang w:val="en-US"/>
-        </w:rPr>
-        <w:t>3.4 Deque</w:t>
-      </w:r>
-      <w:r>
-        <w:rPr>
-          <w:lang w:val="en-US"/>
-        </w:rPr>
-        <w:t xml:space="preserve"> (Double EnDed Queue)</w:t>
-      </w:r>
-    </w:p>
-    <w:p>
-      <w:pPr>
-        <w:rPr>
-          <w:lang w:val="en-US"/>
-        </w:rPr>
-      </w:pPr>
-      <w:r>
-        <w:rPr>
-          <w:lang w:val="en-US"/>
-        </w:rPr>
-        <w:t>Thêm/xóa ở cả hai đầu</w:t>
-      </w:r>
-    </w:p>
-    <w:p>
-      <w:pPr>
-        <w:rPr>
-          <w:lang w:val="en-US"/>
-        </w:rPr>
-      </w:pPr>
-      <w:r>
-        <w:rPr>
-          <w:lang w:val="en-US"/>
-        </w:rPr>
-        <w:t xml:space="preserve">3.5 Bloking </w:t>
-      </w:r>
-      <w:proofErr w:type="gramStart"/>
-      <w:r>
-        <w:rPr>
-          <w:lang w:val="en-US"/>
-        </w:rPr>
-        <w:t>Qu</w:t>
-      </w:r>
-      <w:r>
-        <w:rPr>
-          <w:lang w:val="en-US"/>
-        </w:rPr>
-        <w:t>eue(</w:t>
-      </w:r>
-      <w:proofErr w:type="gramEnd"/>
-      <w:r>
-        <w:rPr>
-          <w:lang w:val="en-US"/>
-        </w:rPr>
-        <w:t>trong MultiThread)</w:t>
-      </w:r>
-    </w:p>
-    <w:p>
-      <w:pPr>
-        <w:rPr>
-          <w:lang w:val="en-US"/>
-        </w:rPr>
-      </w:pPr>
-      <w:r>
-        <w:rPr>
-          <w:lang w:val="en-US"/>
-        </w:rPr>
-        <w:t>-Thread-</w:t>
-      </w:r>
-      <w:r>
-        <w:rPr>
-          <w:lang w:val="en-US"/>
-        </w:rPr>
-        <w:t>safe</w:t>
-      </w:r>
-    </w:p>
-    <w:p>
-      <w:pPr>
-        <w:rPr>
-          <w:lang w:val="en-US"/>
-        </w:rPr>
-      </w:pPr>
-      <w:r>
-        <w:rPr>
-          <w:lang w:val="en-US"/>
-        </w:rPr>
-        <w:t>-Tự động chờ (block) khi</w:t>
-      </w:r>
-    </w:p>
-    <w:p>
-      <w:pPr>
-        <w:rPr>
-          <w:lang w:val="en-US"/>
-        </w:rPr>
-      </w:pPr>
-      <w:r>
-        <w:rPr>
-          <w:lang w:val="en-US"/>
-        </w:rPr>
-        <w:t>-Queue rỗng -&gt;chờ lấy</w:t>
-      </w:r>
-    </w:p>
-    <w:p>
-      <w:pPr>
-        <w:rPr>
-          <w:lang w:val="en-US"/>
-        </w:rPr>
-      </w:pPr>
-      <w:r>
-        <w:rPr>
-          <w:lang w:val="en-US"/>
-        </w:rPr>
-        <w:t>-Queue đầy</w:t>
-      </w:r>
-      <w:r>
-        <w:rPr>
-          <w:lang w:val="en-US"/>
-        </w:rPr>
-        <w:t xml:space="preserve"> -&gt; chờ thêm</w:t>
-      </w:r>
-    </w:p>
-    <w:p>
-      <w:pPr>
-        <w:rPr>
-          <w:lang w:val="fr-FR"/>
-        </w:rPr>
-      </w:pPr>
-      <w:r>
-        <w:rPr>
-          <w:lang w:val="fr-FR"/>
-        </w:rPr>
-        <w:t>4 cách làm việ</w:t>
-      </w:r>
-      <w:r>
-        <w:rPr>
-          <w:lang w:val="fr-FR"/>
-        </w:rPr>
-        <w:t xml:space="preserve">c với </w:t>
-      </w:r>
-      <w:proofErr w:type="gramStart"/>
-      <w:r>
-        <w:rPr>
-          <w:lang w:val="fr-FR"/>
-        </w:rPr>
-        <w:t>Queue(</w:t>
-      </w:r>
-      <w:proofErr w:type="gramEnd"/>
-      <w:r>
-        <w:rPr>
-          <w:lang w:val="fr-FR"/>
-        </w:rPr>
-        <w:t>Java)</w:t>
-      </w:r>
-    </w:p>
-    <w:p>
-      <w:pPr>
-        <w:rPr>
-          <w:lang w:val="fr-FR"/>
-        </w:rPr>
-      </w:pPr>
-      <w:r>
-        <w:rPr>
-          <w:lang w:val="fr-FR"/>
-        </w:rPr>
-        <w:t>4.1Queue trong java là gì</w:t>
-      </w:r>
-    </w:p>
-    <w:p>
-      <w:pPr>
-        <w:rPr>
-          <w:lang w:val="fr-FR"/>
-        </w:rPr>
-      </w:pPr>
-      <w:r>
-        <w:rPr>
-          <w:lang w:val="fr-FR"/>
-        </w:rPr>
         <w:t>Trong java :</w:t>
       </w:r>
     </w:p>
@@ -2402,21 +2278,7 @@
         <w:rPr>
           <w:lang w:val="en-US"/>
         </w:rPr>
-        <w:t>&lt;</w:t>
-      </w:r>
-      <w:proofErr w:type="gramStart"/>
-      <w:r>
-        <w:rPr>
-          <w:lang w:val="en-US"/>
-        </w:rPr>
-        <w:t>&gt;(</w:t>
-      </w:r>
-      <w:proofErr w:type="gramEnd"/>
-      <w:r>
-        <w:rPr>
-          <w:lang w:val="en-US"/>
-        </w:rPr>
-        <w:t>);</w:t>
+        <w:t>&lt;&gt;();</w:t>
       </w:r>
     </w:p>
     <w:p>
@@ -2524,60 +2386,30 @@
           <w:lang w:val="en-US"/>
         </w:rPr>
       </w:pPr>
-      <w:proofErr w:type="gramStart"/>
-      <w:r>
-        <w:rPr>
-          <w:lang w:val="en-US"/>
-        </w:rPr>
-        <w:t>Remove(</w:t>
-      </w:r>
-      <w:proofErr w:type="gramEnd"/>
-      <w:r>
-        <w:rPr>
-          <w:lang w:val="en-US"/>
-        </w:rPr>
-        <w:t>) lấy + xóa (lỗi nếu rỗng)</w:t>
-      </w:r>
-    </w:p>
-    <w:p>
-      <w:pPr>
-        <w:rPr>
-          <w:lang w:val="en-US"/>
-        </w:rPr>
-      </w:pPr>
-      <w:proofErr w:type="gramStart"/>
-      <w:r>
-        <w:rPr>
-          <w:lang w:val="en-US"/>
-        </w:rPr>
-        <w:t>Poll(</w:t>
-      </w:r>
-      <w:proofErr w:type="gramEnd"/>
-      <w:r>
-        <w:rPr>
-          <w:lang w:val="en-US"/>
-        </w:rPr>
-        <w:t>) lấy +</w:t>
-      </w:r>
-      <w:r>
-        <w:rPr>
-          <w:lang w:val="en-US"/>
-        </w:rPr>
-        <w:t xml:space="preserve"> xóa </w:t>
-      </w:r>
-      <w:proofErr w:type="gramStart"/>
-      <w:r>
-        <w:rPr>
-          <w:lang w:val="en-US"/>
-        </w:rPr>
-        <w:t>()null</w:t>
-      </w:r>
-      <w:proofErr w:type="gramEnd"/>
-      <w:r>
-        <w:rPr>
-          <w:lang w:val="en-US"/>
-        </w:rPr>
-        <w:t xml:space="preserve"> nếu </w:t>
+      <w:r>
+        <w:rPr>
+          <w:lang w:val="en-US"/>
+        </w:rPr>
+        <w:t>Remove() lấy + xóa (lỗi nếu rỗng)</w:t>
+      </w:r>
+    </w:p>
+    <w:p>
+      <w:pPr>
+        <w:rPr>
+          <w:lang w:val="en-US"/>
+        </w:rPr>
+      </w:pPr>
+      <w:r>
+        <w:rPr>
+          <w:lang w:val="en-US"/>
+        </w:rPr>
+        <w:t>Poll() lấy +</w:t>
+      </w:r>
+      <w:r>
+        <w:rPr>
+          <w:lang w:val="en-US"/>
+        </w:rPr>
+        <w:t xml:space="preserve"> xóa ()null nếu </w:t>
       </w:r>
       <w:r>
         <w:rPr>
@@ -2592,77 +2424,25 @@
           <w:lang w:val="en-US"/>
         </w:rPr>
       </w:pPr>
-      <w:proofErr w:type="gramStart"/>
-      <w:r>
-        <w:rPr>
-          <w:lang w:val="en-US"/>
-        </w:rPr>
-        <w:t>Element(</w:t>
-      </w:r>
-      <w:proofErr w:type="gramEnd"/>
-      <w:r>
-        <w:rPr>
-          <w:lang w:val="en-US"/>
-        </w:rPr>
-        <w:t xml:space="preserve">) xem </w:t>
-      </w:r>
-      <w:proofErr w:type="gramStart"/>
-      <w:r>
-        <w:rPr>
-          <w:lang w:val="en-US"/>
-        </w:rPr>
-        <w:t>đầu(</w:t>
-      </w:r>
-      <w:proofErr w:type="gramEnd"/>
-      <w:r>
-        <w:rPr>
-          <w:lang w:val="en-US"/>
-        </w:rPr>
-        <w:t>lỗi nếu rỗng)</w:t>
-      </w:r>
-    </w:p>
-    <w:p>
-      <w:pPr>
-        <w:rPr>
-          <w:lang w:val="en-US"/>
-        </w:rPr>
-      </w:pPr>
-      <w:proofErr w:type="gramStart"/>
-      <w:r>
-        <w:rPr>
-          <w:lang w:val="en-US"/>
-        </w:rPr>
-        <w:t>Peek(</w:t>
-      </w:r>
-      <w:proofErr w:type="gramEnd"/>
-      <w:r>
-        <w:rPr>
-          <w:lang w:val="en-US"/>
-        </w:rPr>
-        <w:t xml:space="preserve">) xem </w:t>
-      </w:r>
-      <w:proofErr w:type="gramStart"/>
-      <w:r>
-        <w:rPr>
-          <w:lang w:val="en-US"/>
-        </w:rPr>
-        <w:t>đầu(</w:t>
-      </w:r>
-      <w:proofErr w:type="gramEnd"/>
-      <w:r>
-        <w:rPr>
-          <w:lang w:val="en-US"/>
-        </w:rPr>
-        <w:t xml:space="preserve">null nếu </w:t>
-      </w:r>
-      <w:proofErr w:type="gramStart"/>
-      <w:r>
-        <w:rPr>
-          <w:lang w:val="en-US"/>
-        </w:rPr>
-        <w:t>rỗng )</w:t>
-      </w:r>
-      <w:proofErr w:type="gramEnd"/>
+      <w:r>
+        <w:rPr>
+          <w:lang w:val="en-US"/>
+        </w:rPr>
+        <w:t>Element() xem đầu(lỗi nếu rỗng)</w:t>
+      </w:r>
+    </w:p>
+    <w:p>
+      <w:pPr>
+        <w:rPr>
+          <w:lang w:val="en-US"/>
+        </w:rPr>
+      </w:pPr>
+      <w:r>
+        <w:rPr>
+          <w:lang w:val="en-US"/>
+        </w:rPr>
+        <w:t>Peek() xem đầu(null nếu rỗng )</w:t>
+      </w:r>
     </w:p>
     <w:p>
       <w:pPr>
@@ -2734,21 +2514,7 @@
         <w:rPr>
           <w:lang w:val="en-US"/>
         </w:rPr>
-        <w:t xml:space="preserve"> queue = new LinkedList&lt;</w:t>
-      </w:r>
-      <w:proofErr w:type="gramStart"/>
-      <w:r>
-        <w:rPr>
-          <w:lang w:val="en-US"/>
-        </w:rPr>
-        <w:t>&gt;(</w:t>
-      </w:r>
-      <w:proofErr w:type="gramEnd"/>
-      <w:r>
-        <w:rPr>
-          <w:lang w:val="en-US"/>
-        </w:rPr>
-        <w:t>);</w:t>
+        <w:t xml:space="preserve"> queue = new LinkedList&lt;&gt;();</w:t>
       </w:r>
       <w:r>
         <w:rPr>
@@ -2998,21 +2764,7 @@
         <w:rPr>
           <w:lang w:val="en-US"/>
         </w:rPr>
-        <w:t xml:space="preserve">4,5 </w:t>
-      </w:r>
-      <w:proofErr w:type="gramStart"/>
-      <w:r>
-        <w:rPr>
-          <w:lang w:val="en-US"/>
-        </w:rPr>
-        <w:t>BlockingQueue(</w:t>
-      </w:r>
-      <w:proofErr w:type="gramEnd"/>
-      <w:r>
-        <w:rPr>
-          <w:lang w:val="en-US"/>
-        </w:rPr>
-        <w:t>đa luồng)</w:t>
+        <w:t>4,5 BlockingQueue(đa luồng)</w:t>
       </w:r>
     </w:p>
     <w:p>
@@ -3079,12 +2831,12 @@
     <w:p>
       <w:pPr>
         <w:rPr>
-          <w:lang w:val="fr-FR"/>
-        </w:rPr>
-      </w:pPr>
-      <w:r>
-        <w:rPr>
-          <w:lang w:val="fr-FR"/>
+          <w:lang w:val="en-US"/>
+        </w:rPr>
+      </w:pPr>
+      <w:r>
+        <w:rPr>
+          <w:lang w:val="en-US"/>
         </w:rPr>
         <w:t>Xử lý request server</w:t>
       </w:r>
@@ -3092,24 +2844,24 @@
     <w:p>
       <w:pPr>
         <w:rPr>
-          <w:lang w:val="fr-FR"/>
-        </w:rPr>
-      </w:pPr>
-      <w:r>
-        <w:rPr>
-          <w:lang w:val="fr-FR"/>
+          <w:lang w:val="en-US"/>
+        </w:rPr>
+      </w:pPr>
+      <w:r>
+        <w:rPr>
+          <w:lang w:val="en-US"/>
         </w:rPr>
         <w:t>In ấn (print qu</w:t>
       </w:r>
       <w:r>
         <w:rPr>
-          <w:lang w:val="fr-FR"/>
+          <w:lang w:val="en-US"/>
         </w:rPr>
         <w:t>eue</w:t>
       </w:r>
       <w:r>
         <w:rPr>
-          <w:lang w:val="fr-FR"/>
+          <w:lang w:val="en-US"/>
         </w:rPr>
         <w:t>)</w:t>
       </w:r>
@@ -3124,21 +2876,7 @@
         <w:rPr>
           <w:lang w:val="en-US"/>
         </w:rPr>
-        <w:t>Message queue(</w:t>
-      </w:r>
-      <w:proofErr w:type="gramStart"/>
-      <w:r>
-        <w:rPr>
-          <w:lang w:val="en-US"/>
-        </w:rPr>
-        <w:t>kafka,RabbitMQ</w:t>
-      </w:r>
-      <w:proofErr w:type="gramEnd"/>
-      <w:r>
-        <w:rPr>
-          <w:lang w:val="en-US"/>
-        </w:rPr>
-        <w:t>)</w:t>
+        <w:t>Message queue(kafka,RabbitMQ)</w:t>
       </w:r>
     </w:p>
     <w:p>
@@ -4301,6 +4039,9 @@
         <w:ind w:left="360"/>
       </w:pPr>
       <w:r>
+        <w:rPr>
+          <w:noProof/>
+        </w:rPr>
         <w:drawing>
           <wp:inline distT="0" distB="0" distL="0" distR="0" wp14:anchorId="495FDBFD" wp14:editId="20EECCA3">
             <wp:extent cx="5731510" cy="1291590"/>
@@ -4351,6 +4092,9 @@
         <w:ind w:left="360"/>
       </w:pPr>
       <w:r>
+        <w:rPr>
+          <w:noProof/>
+        </w:rPr>
         <w:drawing>
           <wp:inline distT="0" distB="0" distL="0" distR="0" wp14:anchorId="5F952052" wp14:editId="7705DED3">
             <wp:extent cx="4591691" cy="1476581"/>
@@ -4421,6 +4165,9 @@
         <w:ind w:left="360"/>
       </w:pPr>
       <w:r>
+        <w:rPr>
+          <w:noProof/>
+        </w:rPr>
         <w:drawing>
           <wp:inline distT="0" distB="0" distL="0" distR="0" wp14:anchorId="55B7EAED" wp14:editId="0BBC731F">
             <wp:extent cx="5430008" cy="2476846"/>
@@ -4490,6 +4237,9 @@
         <w:ind w:left="360"/>
       </w:pPr>
       <w:r>
+        <w:rPr>
+          <w:noProof/>
+        </w:rPr>
         <w:drawing>
           <wp:inline distT="0" distB="0" distL="0" distR="0" wp14:anchorId="340847F9" wp14:editId="3CBDE423">
             <wp:extent cx="5239481" cy="1438476"/>
@@ -4957,7 +4707,10 @@
           </w:tcPr>
           <w:p>
             <w:r>
-              <w:t>level</w:t>
+              <w:t>L</w:t>
+            </w:r>
+            <w:r>
+              <w:t>evel</w:t>
             </w:r>
           </w:p>
         </w:tc>
@@ -5275,16 +5028,35 @@
     </w:p>
     <w:p>
       <w:r>
-        <w:t>Các cách sử dụng Thread Pood, ưu nhược điểm của từng cách và làm ví dụ</w:t>
-      </w:r>
-    </w:p>
-    <w:p>
-      <w:r>
+        <w:t>Làm thêm nhiều ví dụ về threadpool</w:t>
+      </w:r>
+    </w:p>
+    <w:p>
+      <w:pPr>
+        <w:spacing w:after="200" w:line="276" w:lineRule="auto"/>
         <w:rPr>
           <w:rFonts w:cstheme="minorHAnsi"/>
-          <w:color w:val="000000" w:themeColor="text1"/>
-        </w:rPr>
-        <w:t>Thế nào là đồng bộ và bất đồng bộ, làm thế nào để đồng bộ khi nhiều thread cùng sử dụng 1 tài nguyên? Các vấn đề cần xử lý khi chương trình có nhiều thread</w:t>
+        </w:rPr>
+      </w:pPr>
+      <w:r>
+        <w:rPr>
+          <w:rFonts w:cstheme="minorHAnsi"/>
+        </w:rPr>
+        <w:t>Mục đích, vai trò cho việc logging?</w:t>
+      </w:r>
+    </w:p>
+    <w:p>
+      <w:pPr>
+        <w:spacing w:after="200" w:line="276" w:lineRule="auto"/>
+        <w:rPr>
+          <w:rFonts w:cstheme="minorHAnsi"/>
+        </w:rPr>
+      </w:pPr>
+      <w:r>
+        <w:rPr>
+          <w:rFonts w:cstheme="minorHAnsi"/>
+        </w:rPr>
+        <w:t>Tự tạo ra log, viết chương trình và ghi log, thư viện hỗ trợ log?</w:t>
       </w:r>
     </w:p>
     <w:p>
@@ -5294,50 +5066,10 @@
     </w:p>
     <w:p>
       <w:r>
-        <w:t xml:space="preserve">Làm thêm </w:t>
-      </w:r>
-      <w:r>
-        <w:t xml:space="preserve">nhiều ví dụ </w:t>
-      </w:r>
-      <w:r>
-        <w:t>về</w:t>
-      </w:r>
-      <w:r>
-        <w:t xml:space="preserve"> </w:t>
-      </w:r>
-      <w:r>
-        <w:t>th</w:t>
-      </w:r>
-      <w:r>
-        <w:t>readpool</w:t>
-      </w:r>
-    </w:p>
-    <w:p>
-      <w:pPr>
-        <w:spacing w:after="200" w:line="276" w:lineRule="auto"/>
-        <w:rPr>
-          <w:rFonts w:cstheme="minorHAnsi"/>
-        </w:rPr>
-      </w:pPr>
-      <w:r>
-        <w:rPr>
-          <w:rFonts w:cstheme="minorHAnsi"/>
-        </w:rPr>
-        <w:t>Mục đích, vai trò cho việc logging?</w:t>
-      </w:r>
-    </w:p>
-    <w:p>
-      <w:pPr>
-        <w:spacing w:after="200" w:line="276" w:lineRule="auto"/>
-        <w:rPr>
-          <w:rFonts w:cstheme="minorHAnsi"/>
-        </w:rPr>
-      </w:pPr>
-      <w:r>
-        <w:rPr>
-          <w:rFonts w:cstheme="minorHAnsi"/>
-        </w:rPr>
-        <w:t>Tự tạo ra log, viết chương trình và ghi log, thư viện hỗ trợ log?</w:t>
+        <w:t xml:space="preserve">Làm các </w:t>
+      </w:r>
+      <w:r>
+        <w:t>bài tập ở file word</w:t>
       </w:r>
     </w:p>
     <w:p>
@@ -5345,6 +5077,7 @@
         <w:t>Em đã đẩy báo cáo và kết quả lên git rồi ạ</w:t>
       </w:r>
     </w:p>
+    <w:p/>
     <w:sectPr>
       <w:pgSz w:w="11906" w:h="16838"/>
       <w:pgMar w:top="1440" w:right="1440" w:bottom="1440" w:left="1440" w:header="708" w:footer="708" w:gutter="0"/>
@@ -6945,7 +6678,7 @@
   <w:style w:type="paragraph" w:default="1" w:styleId="Binhthng">
     <w:name w:val="Normal"/>
     <w:qFormat/>
-    <w:rsid w:val="00320C2E"/>
+    <w:rsid w:val="008445C6"/>
   </w:style>
   <w:style w:type="paragraph" w:styleId="u1">
     <w:name w:val="heading 1"/>
@@ -7149,6 +6882,7 @@
   <w:style w:type="character" w:default="1" w:styleId="Phngmcinhcuaoanvn">
     <w:name w:val="Default Paragraph Font"/>
     <w:uiPriority w:val="1"/>
+    <w:semiHidden/>
     <w:unhideWhenUsed/>
   </w:style>
   <w:style w:type="table" w:default="1" w:styleId="BangThngthng">
